--- a/src/Layers/W1/BaseApp/Foundation/Reporting/ReportParts/HeaderFooterDesign/ExternalModernLogo.docx
+++ b/src/Layers/W1/BaseApp/Foundation/Reporting/ReportParts/HeaderFooterDesign/ExternalModernLogo.docx
@@ -2,153 +2,6 @@
 <file path=word/document.xml><?xml version="1.0" encoding="utf-8"?>
 <w:document xmlns:wpc="http://schemas.microsoft.com/office/word/2010/wordprocessingCanvas" xmlns:cx="http://schemas.microsoft.com/office/drawing/2014/chartex" xmlns:cx1="http://schemas.microsoft.com/office/drawing/2015/9/8/chartex" xmlns:cx2="http://schemas.microsoft.com/office/drawing/2015/10/21/chartex" xmlns:cx3="http://schemas.microsoft.com/office/drawing/2016/5/9/chartex" xmlns:cx4="http://schemas.microsoft.com/office/drawing/2016/5/10/chartex" xmlns:cx5="http://schemas.microsoft.com/office/drawing/2016/5/11/chartex" xmlns:cx6="http://schemas.microsoft.com/office/drawing/2016/5/12/chartex" xmlns:cx7="http://schemas.microsoft.com/office/drawing/2016/5/13/chartex" xmlns:cx8="http://schemas.microsoft.com/office/drawing/2016/5/14/chartex" xmlns:mc="http://schemas.openxmlformats.org/markup-compatibility/2006" xmlns:aink="http://schemas.microsoft.com/office/drawing/2016/ink" xmlns:am3d="http://schemas.microsoft.com/office/drawing/2017/model3d" xmlns:o="urn:schemas-microsoft-com:office:office" xmlns:oel="http://schemas.microsoft.com/office/2019/extlst" xmlns:r="http://schemas.openxmlformats.org/officeDocument/2006/relationships" xmlns:m="http://schemas.openxmlformats.org/officeDocument/2006/math" xmlns:v="urn:schemas-microsoft-com:vml" xmlns:wp14="http://schemas.microsoft.com/office/word/2010/wordprocessingDrawing" xmlns:wp="http://schemas.openxmlformats.org/drawingml/2006/wordprocessingDrawing" xmlns:w10="urn:schemas-microsoft-com:office:word" xmlns:w="http://schemas.openxmlformats.org/wordprocessingml/2006/main" xmlns:w14="http://schemas.microsoft.com/office/word/2010/wordml" xmlns:w15="http://schemas.microsoft.com/office/word/2012/wordml" xmlns:w16cex="http://schemas.microsoft.com/office/word/2018/wordml/cex" xmlns:w16cid="http://schemas.microsoft.com/office/word/2016/wordml/cid" xmlns:w16="http://schemas.microsoft.com/office/word/2018/wordml" xmlns:w16du="http://schemas.microsoft.com/office/word/2023/wordml/word16du" xmlns:w16sdtdh="http://schemas.microsoft.com/office/word/2020/wordml/sdtdatahash" xmlns:w16sdtfl="http://schemas.microsoft.com/office/word/2024/wordml/sdtformatlock" xmlns:w16se="http://schemas.microsoft.com/office/word/2015/wordml/symex" xmlns:wpg="http://schemas.microsoft.com/office/word/2010/wordprocessingGroup" xmlns:wpi="http://schemas.microsoft.com/office/word/2010/wordprocessingInk" xmlns:wne="http://schemas.microsoft.com/office/word/2006/wordml" xmlns:wps="http://schemas.microsoft.com/office/word/2010/wordprocessingShape" mc:Ignorable="w14 w15 w16se w16cid w16 w16cex w16sdtdh w16sdtfl w16du wp14">
   <w:body>
-    <w:p>
-      <w:pPr>
-        <w:rPr>
-          <w:lang w:val="da-DK"/>
-        </w:rPr>
-      </w:pPr>
-    </w:p>
-    <w:p>
-      <w:pPr>
-        <w:rPr>
-          <w:lang w:val="da-DK"/>
-        </w:rPr>
-      </w:pPr>
-    </w:p>
-    <w:p>
-      <w:pPr>
-        <w:rPr>
-          <w:lang w:val="da-DK"/>
-        </w:rPr>
-      </w:pPr>
-    </w:p>
-    <w:p>
-      <w:pPr>
-        <w:rPr>
-          <w:lang w:val="da-DK"/>
-        </w:rPr>
-      </w:pPr>
-    </w:p>
-    <w:p>
-      <w:pPr>
-        <w:rPr>
-          <w:lang w:val="da-DK"/>
-        </w:rPr>
-      </w:pPr>
-    </w:p>
-    <w:p>
-      <w:pPr>
-        <w:rPr>
-          <w:lang w:val="da-DK"/>
-        </w:rPr>
-      </w:pPr>
-    </w:p>
-    <w:p>
-      <w:pPr>
-        <w:rPr>
-          <w:lang w:val="da-DK"/>
-        </w:rPr>
-      </w:pPr>
-    </w:p>
-    <w:p>
-      <w:pPr>
-        <w:rPr>
-          <w:lang w:val="da-DK"/>
-        </w:rPr>
-      </w:pPr>
-    </w:p>
-    <w:p>
-      <w:pPr>
-        <w:rPr>
-          <w:lang w:val="da-DK"/>
-        </w:rPr>
-      </w:pPr>
-    </w:p>
-    <w:p>
-      <w:pPr>
-        <w:rPr>
-          <w:lang w:val="da-DK"/>
-        </w:rPr>
-      </w:pPr>
-    </w:p>
-    <w:p>
-      <w:pPr>
-        <w:rPr>
-          <w:lang w:val="da-DK"/>
-        </w:rPr>
-      </w:pPr>
-    </w:p>
-    <w:p>
-      <w:pPr>
-        <w:rPr>
-          <w:lang w:val="da-DK"/>
-        </w:rPr>
-      </w:pPr>
-    </w:p>
-    <w:p>
-      <w:pPr>
-        <w:rPr>
-          <w:lang w:val="da-DK"/>
-        </w:rPr>
-      </w:pPr>
-    </w:p>
-    <w:p>
-      <w:pPr>
-        <w:rPr>
-          <w:lang w:val="da-DK"/>
-        </w:rPr>
-      </w:pPr>
-    </w:p>
-    <w:p>
-      <w:pPr>
-        <w:rPr>
-          <w:lang w:val="da-DK"/>
-        </w:rPr>
-      </w:pPr>
-    </w:p>
-    <w:p>
-      <w:pPr>
-        <w:rPr>
-          <w:lang w:val="da-DK"/>
-        </w:rPr>
-      </w:pPr>
-    </w:p>
-    <w:p>
-      <w:pPr>
-        <w:rPr>
-          <w:lang w:val="da-DK"/>
-        </w:rPr>
-      </w:pPr>
-    </w:p>
-    <w:p>
-      <w:pPr>
-        <w:rPr>
-          <w:lang w:val="da-DK"/>
-        </w:rPr>
-      </w:pPr>
-    </w:p>
-    <w:p>
-      <w:pPr>
-        <w:rPr>
-          <w:lang w:val="da-DK"/>
-        </w:rPr>
-      </w:pPr>
-    </w:p>
-    <w:p>
-      <w:pPr>
-        <w:rPr>
-          <w:lang w:val="da-DK"/>
-        </w:rPr>
-      </w:pPr>
-    </w:p>
-    <w:p>
-      <w:pPr>
-        <w:rPr>
-          <w:lang w:val="da-DK"/>
-        </w:rPr>
-      </w:pPr>
-    </w:p>
     <w:p>
       <w:pPr>
         <w:spacing w:line="259" w:lineRule="auto"/>
@@ -170,69 +23,11 @@
         </w:rPr>
       </w:pPr>
     </w:p>
-    <w:p>
-      <w:pPr>
-        <w:rPr>
-          <w:lang w:val="da-DK"/>
-        </w:rPr>
-      </w:pPr>
-    </w:p>
-    <w:p>
-      <w:pPr>
-        <w:rPr>
-          <w:lang w:val="da-DK"/>
-        </w:rPr>
-      </w:pPr>
-    </w:p>
-    <w:p>
-      <w:pPr>
-        <w:rPr>
-          <w:lang w:val="da-DK"/>
-        </w:rPr>
-      </w:pPr>
-    </w:p>
-    <w:p>
-      <w:pPr>
-        <w:rPr>
-          <w:lang w:val="da-DK"/>
-        </w:rPr>
-      </w:pPr>
-    </w:p>
-    <w:p>
-      <w:pPr>
-        <w:rPr>
-          <w:lang w:val="da-DK"/>
-        </w:rPr>
-      </w:pPr>
-    </w:p>
-    <w:p>
-      <w:pPr>
-        <w:rPr>
-          <w:lang w:val="da-DK"/>
-        </w:rPr>
-      </w:pPr>
-    </w:p>
-    <w:p>
-      <w:pPr>
-        <w:rPr>
-          <w:lang w:val="da-DK"/>
-        </w:rPr>
-      </w:pPr>
-    </w:p>
-    <w:p>
-      <w:pPr>
-        <w:rPr>
-          <w:lang w:val="da-DK"/>
-        </w:rPr>
-      </w:pPr>
-    </w:p>
     <w:sectPr>
-      <w:headerReference w:type="even" r:id="rId13"/>
-      <w:headerReference w:type="default" r:id="rId14"/>
-      <w:footerReference w:type="even" r:id="rId15"/>
-      <w:footerReference w:type="default" r:id="rId16"/>
-      <w:headerReference w:type="first" r:id="rId17"/>
-      <w:footerReference w:type="first" r:id="rId18"/>
+      <w:headerReference w:type="default" r:id="rId13"/>
+      <w:footerReference w:type="default" r:id="rId14"/>
+      <w:headerReference w:type="first" r:id="rId15"/>
+      <w:footerReference w:type="first" r:id="rId16"/>
       <w:pgSz w:w="11907" w:h="16839" w:code="9"/>
       <w:pgMar w:top="576" w:right="706" w:bottom="576" w:left="706" w:header="567" w:footer="102" w:gutter="0"/>
       <w:cols w:space="708"/>
@@ -272,16 +67,6 @@
 <w:ftr xmlns:wpc="http://schemas.microsoft.com/office/word/2010/wordprocessingCanvas" xmlns:cx="http://schemas.microsoft.com/office/drawing/2014/chartex" xmlns:cx1="http://schemas.microsoft.com/office/drawing/2015/9/8/chartex" xmlns:cx2="http://schemas.microsoft.com/office/drawing/2015/10/21/chartex" xmlns:cx3="http://schemas.microsoft.com/office/drawing/2016/5/9/chartex" xmlns:cx4="http://schemas.microsoft.com/office/drawing/2016/5/10/chartex" xmlns:cx5="http://schemas.microsoft.com/office/drawing/2016/5/11/chartex" xmlns:cx6="http://schemas.microsoft.com/office/drawing/2016/5/12/chartex" xmlns:cx7="http://schemas.microsoft.com/office/drawing/2016/5/13/chartex" xmlns:cx8="http://schemas.microsoft.com/office/drawing/2016/5/14/chartex" xmlns:mc="http://schemas.openxmlformats.org/markup-compatibility/2006" xmlns:aink="http://schemas.microsoft.com/office/drawing/2016/ink" xmlns:am3d="http://schemas.microsoft.com/office/drawing/2017/model3d" xmlns:o="urn:schemas-microsoft-com:office:office" xmlns:oel="http://schemas.microsoft.com/office/2019/extlst" xmlns:r="http://schemas.openxmlformats.org/officeDocument/2006/relationships" xmlns:m="http://schemas.openxmlformats.org/officeDocument/2006/math" xmlns:v="urn:schemas-microsoft-com:vml" xmlns:wp14="http://schemas.microsoft.com/office/word/2010/wordprocessingDrawing" xmlns:wp="http://schemas.openxmlformats.org/drawingml/2006/wordprocessingDrawing" xmlns:w10="urn:schemas-microsoft-com:office:word" xmlns:w="http://schemas.openxmlformats.org/wordprocessingml/2006/main" xmlns:w14="http://schemas.microsoft.com/office/word/2010/wordml" xmlns:w15="http://schemas.microsoft.com/office/word/2012/wordml" xmlns:w16cex="http://schemas.microsoft.com/office/word/2018/wordml/cex" xmlns:w16cid="http://schemas.microsoft.com/office/word/2016/wordml/cid" xmlns:w16="http://schemas.microsoft.com/office/word/2018/wordml" xmlns:w16du="http://schemas.microsoft.com/office/word/2023/wordml/word16du" xmlns:w16sdtdh="http://schemas.microsoft.com/office/word/2020/wordml/sdtdatahash" xmlns:w16sdtfl="http://schemas.microsoft.com/office/word/2024/wordml/sdtformatlock" xmlns:w16se="http://schemas.microsoft.com/office/word/2015/wordml/symex" xmlns:wpg="http://schemas.microsoft.com/office/word/2010/wordprocessingGroup" xmlns:wpi="http://schemas.microsoft.com/office/word/2010/wordprocessingInk" xmlns:wne="http://schemas.microsoft.com/office/word/2006/wordml" xmlns:wps="http://schemas.microsoft.com/office/word/2010/wordprocessingShape" mc:Ignorable="w14 w15 w16se w16cid w16 w16cex w16sdtdh w16sdtfl w16du wp14">
   <w:p>
     <w:pPr>
-      <w:pStyle w:val="Footer"/>
-    </w:pPr>
-  </w:p>
-</w:ftr>
-</file>
-
-<file path=word/footer2.xml><?xml version="1.0" encoding="utf-8"?>
-<w:ftr xmlns:wpc="http://schemas.microsoft.com/office/word/2010/wordprocessingCanvas" xmlns:cx="http://schemas.microsoft.com/office/drawing/2014/chartex" xmlns:cx1="http://schemas.microsoft.com/office/drawing/2015/9/8/chartex" xmlns:cx2="http://schemas.microsoft.com/office/drawing/2015/10/21/chartex" xmlns:cx3="http://schemas.microsoft.com/office/drawing/2016/5/9/chartex" xmlns:cx4="http://schemas.microsoft.com/office/drawing/2016/5/10/chartex" xmlns:cx5="http://schemas.microsoft.com/office/drawing/2016/5/11/chartex" xmlns:cx6="http://schemas.microsoft.com/office/drawing/2016/5/12/chartex" xmlns:cx7="http://schemas.microsoft.com/office/drawing/2016/5/13/chartex" xmlns:cx8="http://schemas.microsoft.com/office/drawing/2016/5/14/chartex" xmlns:mc="http://schemas.openxmlformats.org/markup-compatibility/2006" xmlns:aink="http://schemas.microsoft.com/office/drawing/2016/ink" xmlns:am3d="http://schemas.microsoft.com/office/drawing/2017/model3d" xmlns:o="urn:schemas-microsoft-com:office:office" xmlns:oel="http://schemas.microsoft.com/office/2019/extlst" xmlns:r="http://schemas.openxmlformats.org/officeDocument/2006/relationships" xmlns:m="http://schemas.openxmlformats.org/officeDocument/2006/math" xmlns:v="urn:schemas-microsoft-com:vml" xmlns:wp14="http://schemas.microsoft.com/office/word/2010/wordprocessingDrawing" xmlns:wp="http://schemas.openxmlformats.org/drawingml/2006/wordprocessingDrawing" xmlns:w10="urn:schemas-microsoft-com:office:word" xmlns:w="http://schemas.openxmlformats.org/wordprocessingml/2006/main" xmlns:w14="http://schemas.microsoft.com/office/word/2010/wordml" xmlns:w15="http://schemas.microsoft.com/office/word/2012/wordml" xmlns:w16cex="http://schemas.microsoft.com/office/word/2018/wordml/cex" xmlns:w16cid="http://schemas.microsoft.com/office/word/2016/wordml/cid" xmlns:w16="http://schemas.microsoft.com/office/word/2018/wordml" xmlns:w16du="http://schemas.microsoft.com/office/word/2023/wordml/word16du" xmlns:w16sdtdh="http://schemas.microsoft.com/office/word/2020/wordml/sdtdatahash" xmlns:w16sdtfl="http://schemas.microsoft.com/office/word/2024/wordml/sdtformatlock" xmlns:w16se="http://schemas.microsoft.com/office/word/2015/wordml/symex" xmlns:wpg="http://schemas.microsoft.com/office/word/2010/wordprocessingGroup" xmlns:wpi="http://schemas.microsoft.com/office/word/2010/wordprocessingInk" xmlns:wne="http://schemas.microsoft.com/office/word/2006/wordml" xmlns:wps="http://schemas.microsoft.com/office/word/2010/wordprocessingShape" mc:Ignorable="w14 w15 w16se w16cid w16 w16cex w16sdtdh w16sdtfl w16du wp14">
-  <w:p>
-    <w:pPr>
       <w:pStyle w:val="NoSpacing"/>
       <w:rPr>
         <w:lang w:val="da-DK"/>
@@ -299,7 +84,7 @@
     </w:tblGrid>
     <w:tr>
       <w:trPr>
-        <w:trHeight w:hRule="exact" w:val="259"/>
+        <w:trHeight w:val="47"/>
       </w:trPr>
       <w:tc>
         <w:tcPr>
@@ -312,12 +97,6 @@
               <w:lang w:val="da-DK"/>
             </w:rPr>
           </w:pPr>
-          <w:r>
-            <w:rPr>
-              <w:lang w:val="da-DK"/>
-            </w:rPr>
-            <w:t xml:space="preserve"> </w:t>
-          </w:r>
           <w:r>
             <w:rPr>
               <w:noProof/>
@@ -390,20 +169,6 @@
             </w:rPr>
             <w:fldChar w:fldCharType="end"/>
           </w:r>
-          <w:r>
-            <w:rPr>
-              <w:lang w:val="da-DK"/>
-            </w:rPr>
-            <w:t xml:space="preserve"> </w:t>
-          </w:r>
-        </w:p>
-        <w:p>
-          <w:pPr>
-            <w:pStyle w:val="BCNumber"/>
-            <w:rPr>
-              <w:rFonts w:cstheme="minorHAnsi"/>
-            </w:rPr>
-          </w:pPr>
         </w:p>
       </w:tc>
     </w:tr>
@@ -419,7 +184,7 @@
 </w:ftr>
 </file>
 
-<file path=word/footer3.xml><?xml version="1.0" encoding="utf-8"?>
+<file path=word/footer2.xml><?xml version="1.0" encoding="utf-8"?>
 <w:ftr xmlns:wpc="http://schemas.microsoft.com/office/word/2010/wordprocessingCanvas" xmlns:cx="http://schemas.microsoft.com/office/drawing/2014/chartex" xmlns:cx1="http://schemas.microsoft.com/office/drawing/2015/9/8/chartex" xmlns:cx2="http://schemas.microsoft.com/office/drawing/2015/10/21/chartex" xmlns:cx3="http://schemas.microsoft.com/office/drawing/2016/5/9/chartex" xmlns:cx4="http://schemas.microsoft.com/office/drawing/2016/5/10/chartex" xmlns:cx5="http://schemas.microsoft.com/office/drawing/2016/5/11/chartex" xmlns:cx6="http://schemas.microsoft.com/office/drawing/2016/5/12/chartex" xmlns:cx7="http://schemas.microsoft.com/office/drawing/2016/5/13/chartex" xmlns:cx8="http://schemas.microsoft.com/office/drawing/2016/5/14/chartex" xmlns:mc="http://schemas.openxmlformats.org/markup-compatibility/2006" xmlns:aink="http://schemas.microsoft.com/office/drawing/2016/ink" xmlns:am3d="http://schemas.microsoft.com/office/drawing/2017/model3d" xmlns:o="urn:schemas-microsoft-com:office:office" xmlns:oel="http://schemas.microsoft.com/office/2019/extlst" xmlns:r="http://schemas.openxmlformats.org/officeDocument/2006/relationships" xmlns:m="http://schemas.openxmlformats.org/officeDocument/2006/math" xmlns:v="urn:schemas-microsoft-com:vml" xmlns:wp14="http://schemas.microsoft.com/office/word/2010/wordprocessingDrawing" xmlns:wp="http://schemas.openxmlformats.org/drawingml/2006/wordprocessingDrawing" xmlns:w10="urn:schemas-microsoft-com:office:word" xmlns:w="http://schemas.openxmlformats.org/wordprocessingml/2006/main" xmlns:w14="http://schemas.microsoft.com/office/word/2010/wordml" xmlns:w15="http://schemas.microsoft.com/office/word/2012/wordml" xmlns:w16cex="http://schemas.microsoft.com/office/word/2018/wordml/cex" xmlns:w16cid="http://schemas.microsoft.com/office/word/2016/wordml/cid" xmlns:w16="http://schemas.microsoft.com/office/word/2018/wordml" xmlns:w16du="http://schemas.microsoft.com/office/word/2023/wordml/word16du" xmlns:w16sdtdh="http://schemas.microsoft.com/office/word/2020/wordml/sdtdatahash" xmlns:w16sdtfl="http://schemas.microsoft.com/office/word/2024/wordml/sdtformatlock" xmlns:w16se="http://schemas.microsoft.com/office/word/2015/wordml/symex" xmlns:wpg="http://schemas.microsoft.com/office/word/2010/wordprocessingGroup" xmlns:wpi="http://schemas.microsoft.com/office/word/2010/wordprocessingInk" xmlns:wne="http://schemas.microsoft.com/office/word/2006/wordml" xmlns:wps="http://schemas.microsoft.com/office/word/2010/wordprocessingShape" mc:Ignorable="w14 w15 w16se w16cid w16 w16cex w16sdtdh w16sdtfl w16du wp14">
   <w:tbl>
     <w:tblPr>
@@ -525,6 +290,7 @@
       <w:tc>
         <w:tcPr>
           <w:tcW w:w="4314" w:type="pct"/>
+          <w:vAlign w:val="bottom"/>
         </w:tcPr>
         <w:p>
           <w:pPr>
@@ -703,6 +469,7 @@
       <w:tc>
         <w:tcPr>
           <w:tcW w:w="4314" w:type="pct"/>
+          <w:vAlign w:val="bottom"/>
         </w:tcPr>
         <w:p>
           <w:pPr>
@@ -904,16 +671,6 @@
 
 <file path=word/header1.xml><?xml version="1.0" encoding="utf-8"?>
 <w:hdr xmlns:wpc="http://schemas.microsoft.com/office/word/2010/wordprocessingCanvas" xmlns:cx="http://schemas.microsoft.com/office/drawing/2014/chartex" xmlns:cx1="http://schemas.microsoft.com/office/drawing/2015/9/8/chartex" xmlns:cx2="http://schemas.microsoft.com/office/drawing/2015/10/21/chartex" xmlns:cx3="http://schemas.microsoft.com/office/drawing/2016/5/9/chartex" xmlns:cx4="http://schemas.microsoft.com/office/drawing/2016/5/10/chartex" xmlns:cx5="http://schemas.microsoft.com/office/drawing/2016/5/11/chartex" xmlns:cx6="http://schemas.microsoft.com/office/drawing/2016/5/12/chartex" xmlns:cx7="http://schemas.microsoft.com/office/drawing/2016/5/13/chartex" xmlns:cx8="http://schemas.microsoft.com/office/drawing/2016/5/14/chartex" xmlns:mc="http://schemas.openxmlformats.org/markup-compatibility/2006" xmlns:aink="http://schemas.microsoft.com/office/drawing/2016/ink" xmlns:am3d="http://schemas.microsoft.com/office/drawing/2017/model3d" xmlns:o="urn:schemas-microsoft-com:office:office" xmlns:oel="http://schemas.microsoft.com/office/2019/extlst" xmlns:r="http://schemas.openxmlformats.org/officeDocument/2006/relationships" xmlns:m="http://schemas.openxmlformats.org/officeDocument/2006/math" xmlns:v="urn:schemas-microsoft-com:vml" xmlns:wp14="http://schemas.microsoft.com/office/word/2010/wordprocessingDrawing" xmlns:wp="http://schemas.openxmlformats.org/drawingml/2006/wordprocessingDrawing" xmlns:w10="urn:schemas-microsoft-com:office:word" xmlns:w="http://schemas.openxmlformats.org/wordprocessingml/2006/main" xmlns:w14="http://schemas.microsoft.com/office/word/2010/wordml" xmlns:w15="http://schemas.microsoft.com/office/word/2012/wordml" xmlns:w16cex="http://schemas.microsoft.com/office/word/2018/wordml/cex" xmlns:w16cid="http://schemas.microsoft.com/office/word/2016/wordml/cid" xmlns:w16="http://schemas.microsoft.com/office/word/2018/wordml" xmlns:w16du="http://schemas.microsoft.com/office/word/2023/wordml/word16du" xmlns:w16sdtdh="http://schemas.microsoft.com/office/word/2020/wordml/sdtdatahash" xmlns:w16sdtfl="http://schemas.microsoft.com/office/word/2024/wordml/sdtformatlock" xmlns:w16se="http://schemas.microsoft.com/office/word/2015/wordml/symex" xmlns:wpg="http://schemas.microsoft.com/office/word/2010/wordprocessingGroup" xmlns:wpi="http://schemas.microsoft.com/office/word/2010/wordprocessingInk" xmlns:wne="http://schemas.microsoft.com/office/word/2006/wordml" xmlns:wps="http://schemas.microsoft.com/office/word/2010/wordprocessingShape" mc:Ignorable="w14 w15 w16se w16cid w16 w16cex w16sdtdh w16sdtfl w16du wp14">
-  <w:p>
-    <w:pPr>
-      <w:pStyle w:val="Header"/>
-    </w:pPr>
-  </w:p>
-</w:hdr>
-</file>
-
-<file path=word/header2.xml><?xml version="1.0" encoding="utf-8"?>
-<w:hdr xmlns:wpc="http://schemas.microsoft.com/office/word/2010/wordprocessingCanvas" xmlns:cx="http://schemas.microsoft.com/office/drawing/2014/chartex" xmlns:cx1="http://schemas.microsoft.com/office/drawing/2015/9/8/chartex" xmlns:cx2="http://schemas.microsoft.com/office/drawing/2015/10/21/chartex" xmlns:cx3="http://schemas.microsoft.com/office/drawing/2016/5/9/chartex" xmlns:cx4="http://schemas.microsoft.com/office/drawing/2016/5/10/chartex" xmlns:cx5="http://schemas.microsoft.com/office/drawing/2016/5/11/chartex" xmlns:cx6="http://schemas.microsoft.com/office/drawing/2016/5/12/chartex" xmlns:cx7="http://schemas.microsoft.com/office/drawing/2016/5/13/chartex" xmlns:cx8="http://schemas.microsoft.com/office/drawing/2016/5/14/chartex" xmlns:mc="http://schemas.openxmlformats.org/markup-compatibility/2006" xmlns:aink="http://schemas.microsoft.com/office/drawing/2016/ink" xmlns:am3d="http://schemas.microsoft.com/office/drawing/2017/model3d" xmlns:o="urn:schemas-microsoft-com:office:office" xmlns:oel="http://schemas.microsoft.com/office/2019/extlst" xmlns:r="http://schemas.openxmlformats.org/officeDocument/2006/relationships" xmlns:m="http://schemas.openxmlformats.org/officeDocument/2006/math" xmlns:v="urn:schemas-microsoft-com:vml" xmlns:wp14="http://schemas.microsoft.com/office/word/2010/wordprocessingDrawing" xmlns:wp="http://schemas.openxmlformats.org/drawingml/2006/wordprocessingDrawing" xmlns:w10="urn:schemas-microsoft-com:office:word" xmlns:w="http://schemas.openxmlformats.org/wordprocessingml/2006/main" xmlns:w14="http://schemas.microsoft.com/office/word/2010/wordml" xmlns:w15="http://schemas.microsoft.com/office/word/2012/wordml" xmlns:w16cex="http://schemas.microsoft.com/office/word/2018/wordml/cex" xmlns:w16cid="http://schemas.microsoft.com/office/word/2016/wordml/cid" xmlns:w16="http://schemas.microsoft.com/office/word/2018/wordml" xmlns:w16du="http://schemas.microsoft.com/office/word/2023/wordml/word16du" xmlns:w16sdtdh="http://schemas.microsoft.com/office/word/2020/wordml/sdtdatahash" xmlns:w16sdtfl="http://schemas.microsoft.com/office/word/2024/wordml/sdtformatlock" xmlns:w16se="http://schemas.microsoft.com/office/word/2015/wordml/symex" xmlns:wpg="http://schemas.microsoft.com/office/word/2010/wordprocessingGroup" xmlns:wpi="http://schemas.microsoft.com/office/word/2010/wordprocessingInk" xmlns:wne="http://schemas.microsoft.com/office/word/2006/wordml" xmlns:wps="http://schemas.microsoft.com/office/word/2010/wordprocessingShape" mc:Ignorable="w14 w15 w16se w16cid w16 w16cex w16sdtdh w16sdtfl w16du wp14">
   <w:tbl>
     <w:tblPr>
       <w:tblStyle w:val="BCBlockTable"/>
@@ -922,13 +679,13 @@
       <w:tblLook w:val="0600" w:firstRow="0" w:lastRow="0" w:firstColumn="0" w:lastColumn="0" w:noHBand="1" w:noVBand="1"/>
     </w:tblPr>
     <w:tblGrid>
-      <w:gridCol w:w="7588"/>
-      <w:gridCol w:w="2907"/>
+      <w:gridCol w:w="4590"/>
+      <w:gridCol w:w="5905"/>
     </w:tblGrid>
     <w:tr>
       <w:tc>
         <w:tcPr>
-          <w:tcW w:w="7560" w:type="dxa"/>
+          <w:tcW w:w="4590" w:type="dxa"/>
         </w:tcPr>
         <w:sdt>
           <w:sdtPr>
@@ -946,7 +703,7 @@
             <w:p>
               <w:pPr>
                 <w:pStyle w:val="Title"/>
-                <w:spacing w:after="0"/>
+                <w:spacing w:before="0" w:after="0"/>
               </w:pPr>
               <w:r>
                 <w:t>Report Caption</w:t>
@@ -957,7 +714,7 @@
       </w:tc>
       <w:tc>
         <w:tcPr>
-          <w:tcW w:w="2896" w:type="dxa"/>
+          <w:tcW w:w="5905" w:type="dxa"/>
         </w:tcPr>
         <w:p>
           <w:pPr>
@@ -979,13 +736,22 @@
             </w:sdtPr>
             <w:sdtContent>
               <w:r>
-                <w:t xml:space="preserve">Contoso International </w:t>
-              </w:r>
-              <w:r>
-                <w:t>Ltd.</w:t>
+                <w:t>Contoso</w:t>
               </w:r>
             </w:sdtContent>
           </w:sdt>
+          <w:r>
+            <w:t xml:space="preserve"> </w:t>
+          </w:r>
+          <w:r>
+            <w:t>–</w:t>
+          </w:r>
+          <w:r>
+            <w:t xml:space="preserve"> </w:t>
+          </w:r>
+          <w:r>
+            <w:t>Friday, September 23, 2026</w:t>
+          </w:r>
         </w:p>
       </w:tc>
     </w:tr>
@@ -1004,7 +770,7 @@
 </w:hdr>
 </file>
 
-<file path=word/header3.xml><?xml version="1.0" encoding="utf-8"?>
+<file path=word/header2.xml><?xml version="1.0" encoding="utf-8"?>
 <w:hdr xmlns:wpc="http://schemas.microsoft.com/office/word/2010/wordprocessingCanvas" xmlns:cx="http://schemas.microsoft.com/office/drawing/2014/chartex" xmlns:cx1="http://schemas.microsoft.com/office/drawing/2015/9/8/chartex" xmlns:cx2="http://schemas.microsoft.com/office/drawing/2015/10/21/chartex" xmlns:cx3="http://schemas.microsoft.com/office/drawing/2016/5/9/chartex" xmlns:cx4="http://schemas.microsoft.com/office/drawing/2016/5/10/chartex" xmlns:cx5="http://schemas.microsoft.com/office/drawing/2016/5/11/chartex" xmlns:cx6="http://schemas.microsoft.com/office/drawing/2016/5/12/chartex" xmlns:cx7="http://schemas.microsoft.com/office/drawing/2016/5/13/chartex" xmlns:cx8="http://schemas.microsoft.com/office/drawing/2016/5/14/chartex" xmlns:mc="http://schemas.openxmlformats.org/markup-compatibility/2006" xmlns:aink="http://schemas.microsoft.com/office/drawing/2016/ink" xmlns:am3d="http://schemas.microsoft.com/office/drawing/2017/model3d" xmlns:o="urn:schemas-microsoft-com:office:office" xmlns:oel="http://schemas.microsoft.com/office/2019/extlst" xmlns:r="http://schemas.openxmlformats.org/officeDocument/2006/relationships" xmlns:m="http://schemas.openxmlformats.org/officeDocument/2006/math" xmlns:v="urn:schemas-microsoft-com:vml" xmlns:wp14="http://schemas.microsoft.com/office/word/2010/wordprocessingDrawing" xmlns:wp="http://schemas.openxmlformats.org/drawingml/2006/wordprocessingDrawing" xmlns:w10="urn:schemas-microsoft-com:office:word" xmlns:w="http://schemas.openxmlformats.org/wordprocessingml/2006/main" xmlns:w14="http://schemas.microsoft.com/office/word/2010/wordml" xmlns:w15="http://schemas.microsoft.com/office/word/2012/wordml" xmlns:w16cex="http://schemas.microsoft.com/office/word/2018/wordml/cex" xmlns:w16cid="http://schemas.microsoft.com/office/word/2016/wordml/cid" xmlns:w16="http://schemas.microsoft.com/office/word/2018/wordml" xmlns:w16du="http://schemas.microsoft.com/office/word/2023/wordml/word16du" xmlns:w16sdtdh="http://schemas.microsoft.com/office/word/2020/wordml/sdtdatahash" xmlns:w16sdtfl="http://schemas.microsoft.com/office/word/2024/wordml/sdtformatlock" xmlns:w16se="http://schemas.microsoft.com/office/word/2015/wordml/symex" xmlns:wpg="http://schemas.microsoft.com/office/word/2010/wordprocessingGroup" xmlns:wpi="http://schemas.microsoft.com/office/word/2010/wordprocessingInk" xmlns:wne="http://schemas.microsoft.com/office/word/2006/wordml" xmlns:wps="http://schemas.microsoft.com/office/word/2010/wordprocessingShape" mc:Ignorable="w14 w15 w16se w16cid w16 w16cex w16sdtdh w16sdtfl w16du wp14">
   <w:tbl>
     <w:tblPr>
@@ -1023,7 +789,6 @@
       <w:tc>
         <w:tcPr>
           <w:tcW w:w="3173" w:type="pct"/>
-          <w:vAlign w:val="bottom"/>
         </w:tcPr>
         <w:sdt>
           <w:sdtPr>
@@ -1041,7 +806,7 @@
             <w:p>
               <w:pPr>
                 <w:pStyle w:val="Title"/>
-                <w:spacing w:after="0"/>
+                <w:spacing w:before="0" w:after="0"/>
               </w:pPr>
               <w:r>
                 <w:t>Report Caption</w:t>
@@ -2675,7 +2440,6 @@
     <w:uiPriority w:val="1"/>
     <w:semiHidden/>
     <w:unhideWhenUsed/>
-    <w:rsid w:val="00DB793D"/>
   </w:style>
   <w:style w:type="table" w:default="1" w:styleId="TableNormal">
     <w:name w:val="Normal Table"/>
@@ -2697,7 +2461,6 @@
     <w:uiPriority w:val="99"/>
     <w:semiHidden/>
     <w:unhideWhenUsed/>
-    <w:rsid w:val="00DB793D"/>
   </w:style>
   <w:style w:type="table" w:styleId="TableGrid">
     <w:name w:val="Table Grid"/>
@@ -29754,6 +29517,7 @@
     <w:sig w:usb0="E0002EFF" w:usb1="C000785B" w:usb2="00000009" w:usb3="00000000" w:csb0="000001FF" w:csb1="00000000"/>
   </w:font>
   <w:font w:name="Aptos">
+    <w:panose1 w:val="020B0004020202020204"/>
     <w:charset w:val="00"/>
     <w:family w:val="swiss"/>
     <w:pitch w:val="variable"/>
@@ -29809,6 +29573,7 @@
     <w:sig w:usb0="E00006FF" w:usb1="0000FCFF" w:usb2="00000001" w:usb3="00000000" w:csb0="0000019F" w:csb1="00000000"/>
   </w:font>
   <w:font w:name="Aptos Display">
+    <w:panose1 w:val="020B0004020202020204"/>
     <w:charset w:val="00"/>
     <w:family w:val="swiss"/>
     <w:pitch w:val="variable"/>
@@ -29845,6 +29610,7 @@
     <w:rsid w:val="00133336"/>
     <w:rsid w:val="001B15E1"/>
     <w:rsid w:val="001D6FE3"/>
+    <w:rsid w:val="001F3316"/>
     <w:rsid w:val="001F6C15"/>
     <w:rsid w:val="00214923"/>
     <w:rsid w:val="0027442B"/>
@@ -29882,6 +29648,7 @@
     <w:rsid w:val="0080614B"/>
     <w:rsid w:val="0081718A"/>
     <w:rsid w:val="00822ACB"/>
+    <w:rsid w:val="0087642A"/>
     <w:rsid w:val="0089757A"/>
     <w:rsid w:val="008A720C"/>
     <w:rsid w:val="008A72E6"/>
@@ -30762,11 +30529,7 @@
 </we:webextension>
 </file>
 
-<file path=customXml/item1.xml><?xml version="1.0" encoding="utf-8"?>
-<b:Sources xmlns:b="http://schemas.openxmlformats.org/officeDocument/2006/bibliography" xmlns="http://schemas.openxmlformats.org/officeDocument/2006/bibliography" SelectedStyle="\APASixthEditionOfficeOnline.xsl" StyleName="APA" Version="6"/>
-</file>
-
-<file path=customXml/item2.xml>��< ? x m l   v e r s i o n = " 1 . 0 "   e n c o d i n g = " u t f - 1 6 " ? > < N a v W o r d R e p o r t X m l P a r t   x m l n s = " u r n : m i c r o s o f t - d y n a m i c s - b u s i n e s s c e n t r a l / i n t e r n a l / e x t e n d e d / r e p o r t s / T e n a n t _ R e p o r t _ D e f a u l t s / 2 0 0 0 0 0 0 0 0 1 / " > +<file path=customXml/item1.xml>��< ? x m l   v e r s i o n = " 1 . 0 "   e n c o d i n g = " u t f - 1 6 " ? > < N a v W o r d R e p o r t X m l P a r t   x m l n s = " u r n : m i c r o s o f t - d y n a m i c s - b u s i n e s s c e n t r a l / i n t e r n a l / e x t e n d e d / r e p o r t s / T e n a n t _ R e p o r t _ D e f a u l t s / 2 0 0 0 0 0 0 0 0 1 / " >   
      < B C R e p o r t I n f o r m a t i o n >   
@@ -30917,172 +30680,20 @@
  < / N a v W o r d R e p o r t X m l P a r t > 
 </file>
 
-<file path=customXml/item3.xml>��< ? x m l   v e r s i o n = " 1 . 0 "   e n c o d i n g = " u t f - 1 6 " ? > < N a v W o r d R e p o r t X m l P a r t   x m l n s = " u r n : m i c r o s o f t - d y n a m i c s - n a v / r e p o r t s / T e n a n t _ R e p o r t _ D e f a u l t s / 2 0 0 0 0 0 0 0 0 1 / " > - 
-     < B C R e p o r t I n f o r m a t i o n > - 
-         < R e p o r t M e t a d a t a > - 
-             < E x t e n s i o n I d > E x t e n s i o n   I D < / E x t e n s i o n I d > - 
-             < E x t e n s i o n N a m e > E x t e n s i o n   N a m e < / E x t e n s i o n N a m e > - 
-             < E x t e n s i o n P u b l i s h e r > E x t e n s i o n   P u b l i s h e r < / E x t e n s i o n P u b l i s h e r > - 
-             < E x t e n s i o n V e r s i o n > E x t e n s i o n   V e r s i o n < / E x t e n s i o n V e r s i o n > - 
-             < R e p o r t I d > R e p o r t   I D < / R e p o r t I d > - 
-             < R e p o r t N a m e > R e p o r t   N a m e < / R e p o r t N a m e > - 
-             < R e p o r t C a p t i o n > R e p o r t   C a p t i o n < / R e p o r t C a p t i o n > - 
-             < A b o u t T h i s R e p o r t T i t l e > A b o u t   T h i s   R e p o r t   T i t l e < / A b o u t T h i s R e p o r t T i t l e > - 
-             < A b o u t T h i s R e p o r t T e x t > A b o u t   T h i s   R e p o r t   T e x t < / A b o u t T h i s R e p o r t T e x t > - 
-             < R e p o r t H e l p L i n k > R e p o r t   H e l p   L i n k < / R e p o r t H e l p L i n k > - 
-         < / R e p o r t M e t a d a t a > - 
-         < R e p o r t R e q u e s t > - 
-             < T e n a n t E n t r a I d > T e n a n t   E n t r a   I d < / T e n a n t E n t r a I d > - 
-             < E n v i r o n m e n t N a m e > E n v i r o n m e n t   N a m e < / E n v i r o n m e n t N a m e > - 
-             < E n v i r o n m e n t T y p e > E n v i r o n m e n t   T y p e < / E n v i r o n m e n t T y p e > - 
-             < C o m p a n y N a m e > C o m p a n y   N a m e < / C o m p a n y N a m e > - 
-             < C o m p a n y D i s p l a y N a m e > C o m p a n y   D i s p l a y   N a m e < / C o m p a n y D i s p l a y N a m e > - 
-             < C o m p a n y I d > C o m p a n y   I D < / C o m p a n y I d > - 
-             < U s e r N a m e > U s e r   N a m e < / U s e r N a m e > - 
-             < D a t e A n d T i m e > D a t e   a n d   T i m e < / D a t e A n d T i m e > - 
-             < L a n g u a g e > L a n g u a g e < / L a n g u a g e > - 
-             < F o r m a t R e g i o n > F o r m a t   R e g i o n < / F o r m a t R e g i o n > - 
-             < D a t e T i m e V a l u e s > - 
-                 < Y e a r > Y e a r < / Y e a r > - 
-                 < M o n t h N u m b e r > M o n t h   N u m b e r < / M o n t h N u m b e r > - 
-                 < D a y N u m b e r > D a y   N u m b e r < / D a y N u m b e r > - 
-                 < H o u r > H o u r < / H o u r > - 
-                 < M i n u t e > M i n u t e < / M i n u t e > - 
-             < / D a t e T i m e V a l u e s > - 
-         < / R e p o r t R e q u e s t > - 
-         < C o m p a n y M e t a d a t a > - 
-             < C o m p a n y N a m e > C o m p a n y   N a m e < / C o m p a n y N a m e > - 
-             < C o m p a n y D i s p l a y N a m e > C o m p a n y   D i s p l a y   N a m e < / C o m p a n y D i s p l a y N a m e > - 
-             < C o m p a n y A d d r e s s L i n e s > - 
-                 < C o m p a n y A d d r e s s L i n e 1 > C o m p a n y   A d d r e s s   L i n e   1 < / C o m p a n y A d d r e s s L i n e 1 > - 
-                 < C o m p a n y A d d r e s s L i n e 2 > C o m p a n y   A d d r e s s   L i n e   2 < / C o m p a n y A d d r e s s L i n e 2 > - 
-                 < C o m p a n y A d d r e s s L i n e 3 > C o m p a n y   A d d r e s s   L i n e   3 < / C o m p a n y A d d r e s s L i n e 3 > - 
-                 < C o m p a n y A d d r e s s L i n e 4 > C o m p a n y   A d d r e s s   L i n e   4 < / C o m p a n y A d d r e s s L i n e 4 > - 
-                 < C o m p a n y A d d r e s s L i n e 5 > C o m p a n y   A d d r e s s   L i n e   5 < / C o m p a n y A d d r e s s L i n e 5 > - 
-                 < C o m p a n y A d d r e s s L i n e 6 > C o m p a n y   A d d r e s s   L i n e   6 < / C o m p a n y A d d r e s s L i n e 6 > - 
-                 < C o m p a n y A d d r e s s L i n e 7 > C o m p a n y   A d d r e s s   L i n e   7 < / C o m p a n y A d d r e s s L i n e 7 > - 
-                 < C o m p a n y A d d r e s s L i n e 8 > C o m p a n y   A d d r e s s   L i n e   8 < / C o m p a n y A d d r e s s L i n e 8 > - 
-             < / C o m p a n y A d d r e s s L i n e s > - 
-             < C o m p a n y P h o n e > C o m p a n y   P h o n e < / C o m p a n y P h o n e > - 
-             < C o m p a n y P h o n e C a p t i o n > C o m p a n y   P h o n e   C a p t i o n < / C o m p a n y P h o n e C a p t i o n > - 
-             < C o m p a n y F a x N o > C o m p a n y   F a x   N o . < / C o m p a n y F a x N o > - 
-             < C o m p a n y F a x N o C a p t i o n > C o m p a n y   F a x   N o .   C a p t i o n < / C o m p a n y F a x N o C a p t i o n > - 
-             < C o m p a n y E m a i l > C o m p a n y   E m a i l < / C o m p a n y E m a i l > - 
-             < C o m p a n y E m a i l C a p t i o n > C o m p a n y   E m a i l   C a p t i o n < / C o m p a n y E m a i l C a p t i o n > - 
-             < C o m p a n y H o m e P a g e > C o m p a n y   H o m e   P a g e < / C o m p a n y H o m e P a g e > - 
-             < C o m p a n y H o m e P a g e C a p t i o n > C o m p a n y   H o m e   P a g e   C a p t i o n < / C o m p a n y H o m e P a g e C a p t i o n > - 
-             < C o m p a n y L o g o > C o m p a n y   L o g o < / C o m p a n y L o g o > - 
-             < C o m p a n y V A T R e g i s t r a t i o n N o > C o m p a n y   V A T   R e g i s t r a t i o n   N o . < / C o m p a n y V A T R e g i s t r a t i o n N o > - 
-             < C o m p a n y V A T R e g i s t r a t i o n N o C a p t i o n > C o m p a n y   V A T   R e g i s t r a t i o n   N o .   C a p t i o n < / C o m p a n y V A T R e g i s t r a t i o n N o C a p t i o n > - 
-             < C o m p a n y R e g i s t r a t i o n N o > C o m p a n y   R e g i s t r a t i o n   N o . < / C o m p a n y R e g i s t r a t i o n N o > - 
-             < C o m p a n y R e g i s t r a t i o n N o C a p t i o n > C o m p a n y   R e g i s t r a t i o n   N o .   C a p t i o n < / C o m p a n y R e g i s t r a t i o n N o C a p t i o n > - 
-             < C o m p a n y B a n k N a m e > C o m p a n y   B a n k   N a m e < / C o m p a n y B a n k N a m e > - 
-             < C o m p a n y B a n k N a m e C a p t i o n > C o m p a n y   B a n k   N a m e   C a p t i o n < / C o m p a n y B a n k N a m e C a p t i o n > - 
-             < C o m p a n y B a n k A c c o u n t N o > C o m p a n y   B a n k   A c c o u n t   N o . < / C o m p a n y B a n k A c c o u n t N o > - 
-             < C o m p a n y B a n k A c c o u n t N o C a p t i o n > C o m p a n y   B a n k   A c c o u n t   N o .   C a p t i o n < / C o m p a n y B a n k A c c o u n t N o C a p t i o n > - 
-             < C o m p a n y B a n k B r a n c h N o > C o m p a n y   B a n k   B r a n c h   N o . < / C o m p a n y B a n k B r a n c h N o > - 
-             < C o m p a n y B a n k B r a n c h N o C a p t i o n > C o m p a n y   B a n k   B r a n c h   N o .   C a p t i o n < / C o m p a n y B a n k B r a n c h N o C a p t i o n > - 
-             < C o m p a n y I B A N > C o m p a n y   I B A N < / C o m p a n y I B A N > - 
-             < C o m p a n y I B A N C a p t i o n > C o m p a n y   I B A N   C a p t i o n < / C o m p a n y I B A N C a p t i o n > - 
-             < C o m p a n y B a n k S W I F T > C o m p a n y   B a n k   S W I F T < / C o m p a n y B a n k S W I F T > - 
-             < C o m p a n y B a n k S W I F T C a p t i o n > C o m p a n y   B a n k   S W I F T   C a p t i o n < / C o m p a n y B a n k S W I F T C a p t i o n > - 
-             < C o m p a n y G i r o N o > C o m p a n y   G i r o   N o . < / C o m p a n y G i r o N o > - 
-             < C o m p a n y G i r o N o C a p t i o n > C o m p a n y   G i r o   N o .   C a p t i o n < / C o m p a n y G i r o N o C a p t i o n > - 
-         < / C o m p a n y M e t a d a t a > - 
-     < / B C R e p o r t I n f o r m a t i o n > - 
- < / N a v W o r d R e p o r t X m l P a r t > 
+<file path=customXml/item2.xml><?xml version="1.0" encoding="utf-8"?>
+<b:Sources xmlns:b="http://schemas.openxmlformats.org/officeDocument/2006/bibliography" xmlns="http://schemas.openxmlformats.org/officeDocument/2006/bibliography" SelectedStyle="\APASixthEditionOfficeOnline.xsl" StyleName="APA" Version="6"/>
+</file>
+
+<file path=customXml/item3.xml><?xml version="1.0" encoding="utf-8"?>
+<?mso-contentType ?>
+<FormTemplates xmlns="http://schemas.microsoft.com/sharepoint/v3/contenttype/forms">
+  <Display>DocumentLibraryForm</Display>
+  <Edit>DocumentLibraryForm</Edit>
+  <New>DocumentLibraryForm</New>
+</FormTemplates>
 </file>
 
 <file path=customXml/item4.xml><?xml version="1.0" encoding="utf-8"?>
-<p:properties xmlns:p="http://schemas.microsoft.com/office/2006/metadata/properties" xmlns:xsi="http://www.w3.org/2001/XMLSchema-instance" xmlns:pc="http://schemas.microsoft.com/office/infopath/2007/PartnerControls">
-  <documentManagement>
-    <Package xmlns="178f68d8-b893-4efd-8406-fab0f21873e4" xsi:nil="true"/>
-    <lcf76f155ced4ddcb4097134ff3c332f xmlns="178f68d8-b893-4efd-8406-fab0f21873e4">
-      <Terms xmlns="http://schemas.microsoft.com/office/infopath/2007/PartnerControls"/>
-    </lcf76f155ced4ddcb4097134ff3c332f>
-    <_ip_UnifiedCompliancePolicyUIAction xmlns="http://schemas.microsoft.com/sharepoint/v3" xsi:nil="true"/>
-    <TaxCatchAll xmlns="b83e059f-de16-406c-a902-3d56d4e79ec8" xsi:nil="true"/>
-    <Audience xmlns="178f68d8-b893-4efd-8406-fab0f21873e4" xsi:nil="true"/>
-    <_ip_UnifiedCompliancePolicyProperties xmlns="http://schemas.microsoft.com/sharepoint/v3" xsi:nil="true"/>
-    <DocumentType xmlns="178f68d8-b893-4efd-8406-fab0f21873e4" xsi:nil="true"/>
-  </documentManagement>
-</p:properties>
-</file>
-
-<file path=customXml/item5.xml><?xml version="1.0" encoding="utf-8"?>
 <ct:contentTypeSchema xmlns:ct="http://schemas.microsoft.com/office/2006/metadata/contentType" xmlns:ma="http://schemas.microsoft.com/office/2006/metadata/properties/metaAttributes" ct:_="" ma:_="" ma:contentTypeName="Document" ma:contentTypeID="0x0101001DCAE6B6EBFA5442B0B9E84E60AFF245" ma:contentTypeVersion="18" ma:contentTypeDescription="Create a new document." ma:contentTypeScope="" ma:versionID="69eec3b24558e1297a79cd42e69b0397">
   <xsd:schema xmlns:xsd="http://www.w3.org/2001/XMLSchema" xmlns:xs="http://www.w3.org/2001/XMLSchema" xmlns:p="http://schemas.microsoft.com/office/2006/metadata/properties" xmlns:ns1="http://schemas.microsoft.com/sharepoint/v3" xmlns:ns2="178f68d8-b893-4efd-8406-fab0f21873e4" xmlns:ns3="b83e059f-de16-406c-a902-3d56d4e79ec8" targetNamespace="http://schemas.microsoft.com/office/2006/metadata/properties" ma:root="true" ma:fieldsID="0f52a3acd42ec0bd0d267ba89c916a39" ns1:_="" ns2:_="" ns3:_="">
     <xsd:import namespace="http://schemas.microsoft.com/sharepoint/v3"/>
@@ -31348,16 +30959,180 @@
 </ct:contentTypeSchema>
 </file>
 
-<file path=customXml/item6.xml><?xml version="1.0" encoding="utf-8"?>
-<?mso-contentType ?>
-<FormTemplates xmlns="http://schemas.microsoft.com/sharepoint/v3/contenttype/forms">
-  <Display>DocumentLibraryForm</Display>
-  <Edit>DocumentLibraryForm</Edit>
-  <New>DocumentLibraryForm</New>
-</FormTemplates>
+<file path=customXml/item5.xml><?xml version="1.0" encoding="utf-8"?>
+<p:properties xmlns:p="http://schemas.microsoft.com/office/2006/metadata/properties" xmlns:xsi="http://www.w3.org/2001/XMLSchema-instance" xmlns:pc="http://schemas.microsoft.com/office/infopath/2007/PartnerControls">
+  <documentManagement>
+    <Package xmlns="178f68d8-b893-4efd-8406-fab0f21873e4" xsi:nil="true"/>
+    <lcf76f155ced4ddcb4097134ff3c332f xmlns="178f68d8-b893-4efd-8406-fab0f21873e4">
+      <Terms xmlns="http://schemas.microsoft.com/office/infopath/2007/PartnerControls"/>
+    </lcf76f155ced4ddcb4097134ff3c332f>
+    <_ip_UnifiedCompliancePolicyUIAction xmlns="http://schemas.microsoft.com/sharepoint/v3" xsi:nil="true"/>
+    <TaxCatchAll xmlns="b83e059f-de16-406c-a902-3d56d4e79ec8" xsi:nil="true"/>
+    <Audience xmlns="178f68d8-b893-4efd-8406-fab0f21873e4" xsi:nil="true"/>
+    <_ip_UnifiedCompliancePolicyProperties xmlns="http://schemas.microsoft.com/sharepoint/v3" xsi:nil="true"/>
+    <DocumentType xmlns="178f68d8-b893-4efd-8406-fab0f21873e4" xsi:nil="true"/>
+  </documentManagement>
+</p:properties>
+</file>
+
+<file path=customXml/item6.xml>��< ? x m l   v e r s i o n = " 1 . 0 "   e n c o d i n g = " u t f - 1 6 " ? > < N a v W o r d R e p o r t X m l P a r t   x m l n s = " u r n : m i c r o s o f t - d y n a m i c s - n a v / r e p o r t s / T e n a n t _ R e p o r t _ D e f a u l t s / 2 0 0 0 0 0 0 0 0 1 / " > + 
+     < B C R e p o r t I n f o r m a t i o n > + 
+         < R e p o r t M e t a d a t a > + 
+             < E x t e n s i o n I d > E x t e n s i o n   I D < / E x t e n s i o n I d > + 
+             < E x t e n s i o n N a m e > E x t e n s i o n   N a m e < / E x t e n s i o n N a m e > + 
+             < E x t e n s i o n P u b l i s h e r > E x t e n s i o n   P u b l i s h e r < / E x t e n s i o n P u b l i s h e r > + 
+             < E x t e n s i o n V e r s i o n > E x t e n s i o n   V e r s i o n < / E x t e n s i o n V e r s i o n > + 
+             < R e p o r t I d > R e p o r t   I D < / R e p o r t I d > + 
+             < R e p o r t N a m e > R e p o r t   N a m e < / R e p o r t N a m e > + 
+             < R e p o r t C a p t i o n > R e p o r t   C a p t i o n < / R e p o r t C a p t i o n > + 
+             < A b o u t T h i s R e p o r t T i t l e > A b o u t   T h i s   R e p o r t   T i t l e < / A b o u t T h i s R e p o r t T i t l e > + 
+             < A b o u t T h i s R e p o r t T e x t > A b o u t   T h i s   R e p o r t   T e x t < / A b o u t T h i s R e p o r t T e x t > + 
+             < R e p o r t H e l p L i n k > R e p o r t   H e l p   L i n k < / R e p o r t H e l p L i n k > + 
+         < / R e p o r t M e t a d a t a > + 
+         < R e p o r t R e q u e s t > + 
+             < T e n a n t E n t r a I d > T e n a n t   E n t r a   I d < / T e n a n t E n t r a I d > + 
+             < E n v i r o n m e n t N a m e > E n v i r o n m e n t   N a m e < / E n v i r o n m e n t N a m e > + 
+             < E n v i r o n m e n t T y p e > E n v i r o n m e n t   T y p e < / E n v i r o n m e n t T y p e > + 
+             < C o m p a n y N a m e > C o m p a n y   N a m e < / C o m p a n y N a m e > + 
+             < C o m p a n y D i s p l a y N a m e > C o m p a n y   D i s p l a y   N a m e < / C o m p a n y D i s p l a y N a m e > + 
+             < C o m p a n y I d > C o m p a n y   I D < / C o m p a n y I d > + 
+             < U s e r N a m e > U s e r   N a m e < / U s e r N a m e > + 
+             < D a t e A n d T i m e > D a t e   a n d   T i m e < / D a t e A n d T i m e > + 
+             < L a n g u a g e > L a n g u a g e < / L a n g u a g e > + 
+             < F o r m a t R e g i o n > F o r m a t   R e g i o n < / F o r m a t R e g i o n > + 
+             < D a t e T i m e V a l u e s > + 
+                 < Y e a r > Y e a r < / Y e a r > + 
+                 < M o n t h N u m b e r > M o n t h   N u m b e r < / M o n t h N u m b e r > + 
+                 < D a y N u m b e r > D a y   N u m b e r < / D a y N u m b e r > + 
+                 < H o u r > H o u r < / H o u r > + 
+                 < M i n u t e > M i n u t e < / M i n u t e > + 
+             < / D a t e T i m e V a l u e s > + 
+         < / R e p o r t R e q u e s t > + 
+         < C o m p a n y M e t a d a t a > + 
+             < C o m p a n y N a m e > C o m p a n y   N a m e < / C o m p a n y N a m e > + 
+             < C o m p a n y D i s p l a y N a m e > C o m p a n y   D i s p l a y   N a m e < / C o m p a n y D i s p l a y N a m e > + 
+             < C o m p a n y A d d r e s s L i n e s > + 
+                 < C o m p a n y A d d r e s s L i n e 1 > C o m p a n y   A d d r e s s   L i n e   1 < / C o m p a n y A d d r e s s L i n e 1 > + 
+                 < C o m p a n y A d d r e s s L i n e 2 > C o m p a n y   A d d r e s s   L i n e   2 < / C o m p a n y A d d r e s s L i n e 2 > + 
+                 < C o m p a n y A d d r e s s L i n e 3 > C o m p a n y   A d d r e s s   L i n e   3 < / C o m p a n y A d d r e s s L i n e 3 > + 
+                 < C o m p a n y A d d r e s s L i n e 4 > C o m p a n y   A d d r e s s   L i n e   4 < / C o m p a n y A d d r e s s L i n e 4 > + 
+                 < C o m p a n y A d d r e s s L i n e 5 > C o m p a n y   A d d r e s s   L i n e   5 < / C o m p a n y A d d r e s s L i n e 5 > + 
+                 < C o m p a n y A d d r e s s L i n e 6 > C o m p a n y   A d d r e s s   L i n e   6 < / C o m p a n y A d d r e s s L i n e 6 > + 
+                 < C o m p a n y A d d r e s s L i n e 7 > C o m p a n y   A d d r e s s   L i n e   7 < / C o m p a n y A d d r e s s L i n e 7 > + 
+                 < C o m p a n y A d d r e s s L i n e 8 > C o m p a n y   A d d r e s s   L i n e   8 < / C o m p a n y A d d r e s s L i n e 8 > + 
+             < / C o m p a n y A d d r e s s L i n e s > + 
+             < C o m p a n y P h o n e > C o m p a n y   P h o n e < / C o m p a n y P h o n e > + 
+             < C o m p a n y P h o n e C a p t i o n > C o m p a n y   P h o n e   C a p t i o n < / C o m p a n y P h o n e C a p t i o n > + 
+             < C o m p a n y F a x N o > C o m p a n y   F a x   N o . < / C o m p a n y F a x N o > + 
+             < C o m p a n y F a x N o C a p t i o n > C o m p a n y   F a x   N o .   C a p t i o n < / C o m p a n y F a x N o C a p t i o n > + 
+             < C o m p a n y E m a i l > C o m p a n y   E m a i l < / C o m p a n y E m a i l > + 
+             < C o m p a n y E m a i l C a p t i o n > C o m p a n y   E m a i l   C a p t i o n < / C o m p a n y E m a i l C a p t i o n > + 
+             < C o m p a n y H o m e P a g e > C o m p a n y   H o m e   P a g e < / C o m p a n y H o m e P a g e > + 
+             < C o m p a n y H o m e P a g e C a p t i o n > C o m p a n y   H o m e   P a g e   C a p t i o n < / C o m p a n y H o m e P a g e C a p t i o n > + 
+             < C o m p a n y L o g o > C o m p a n y   L o g o < / C o m p a n y L o g o > + 
+             < C o m p a n y V A T R e g i s t r a t i o n N o > C o m p a n y   V A T   R e g i s t r a t i o n   N o . < / C o m p a n y V A T R e g i s t r a t i o n N o > + 
+             < C o m p a n y V A T R e g i s t r a t i o n N o C a p t i o n > C o m p a n y   V A T   R e g i s t r a t i o n   N o .   C a p t i o n < / C o m p a n y V A T R e g i s t r a t i o n N o C a p t i o n > + 
+             < C o m p a n y R e g i s t r a t i o n N o > C o m p a n y   R e g i s t r a t i o n   N o . < / C o m p a n y R e g i s t r a t i o n N o > + 
+             < C o m p a n y R e g i s t r a t i o n N o C a p t i o n > C o m p a n y   R e g i s t r a t i o n   N o .   C a p t i o n < / C o m p a n y R e g i s t r a t i o n N o C a p t i o n > + 
+             < C o m p a n y B a n k N a m e > C o m p a n y   B a n k   N a m e < / C o m p a n y B a n k N a m e > + 
+             < C o m p a n y B a n k N a m e C a p t i o n > C o m p a n y   B a n k   N a m e   C a p t i o n < / C o m p a n y B a n k N a m e C a p t i o n > + 
+             < C o m p a n y B a n k A c c o u n t N o > C o m p a n y   B a n k   A c c o u n t   N o . < / C o m p a n y B a n k A c c o u n t N o > + 
+             < C o m p a n y B a n k A c c o u n t N o C a p t i o n > C o m p a n y   B a n k   A c c o u n t   N o .   C a p t i o n < / C o m p a n y B a n k A c c o u n t N o C a p t i o n > + 
+             < C o m p a n y B a n k B r a n c h N o > C o m p a n y   B a n k   B r a n c h   N o . < / C o m p a n y B a n k B r a n c h N o > + 
+             < C o m p a n y B a n k B r a n c h N o C a p t i o n > C o m p a n y   B a n k   B r a n c h   N o .   C a p t i o n < / C o m p a n y B a n k B r a n c h N o C a p t i o n > + 
+             < C o m p a n y I B A N > C o m p a n y   I B A N < / C o m p a n y I B A N > + 
+             < C o m p a n y I B A N C a p t i o n > C o m p a n y   I B A N   C a p t i o n < / C o m p a n y I B A N C a p t i o n > + 
+             < C o m p a n y B a n k S W I F T > C o m p a n y   B a n k   S W I F T < / C o m p a n y B a n k S W I F T > + 
+             < C o m p a n y B a n k S W I F T C a p t i o n > C o m p a n y   B a n k   S W I F T   C a p t i o n < / C o m p a n y B a n k S W I F T C a p t i o n > + 
+             < C o m p a n y G i r o N o > C o m p a n y   G i r o   N o . < / C o m p a n y G i r o N o > + 
+             < C o m p a n y G i r o N o C a p t i o n > C o m p a n y   G i r o   N o .   C a p t i o n < / C o m p a n y G i r o N o C a p t i o n > + 
+         < / C o m p a n y M e t a d a t a > + 
+     < / B C R e p o r t I n f o r m a t i o n > + 
+ < / N a v W o r d R e p o r t X m l P a r t > 
 </file>
 
 <file path=customXml/itemProps1.xml><?xml version="1.0" encoding="utf-8"?>
+<ds:datastoreItem xmlns:ds="http://schemas.openxmlformats.org/officeDocument/2006/customXml" ds:itemID="{E01CF911-6599-4A6E-B516-81DA59469473}">
+  <ds:schemaRefs>
+    <ds:schemaRef ds:uri="urn:microsoft-dynamics-businesscentral/internal/extended/reports/Tenant_Report_Defaults/2000000001/"/>
+  </ds:schemaRefs>
+</ds:datastoreItem>
+</file>
+
+<file path=customXml/itemProps2.xml><?xml version="1.0" encoding="utf-8"?>
 <ds:datastoreItem xmlns:ds="http://schemas.openxmlformats.org/officeDocument/2006/customXml" ds:itemID="{89DB96BF-8133-438A-AAD3-A3C21079AEB1}">
   <ds:schemaRefs>
     <ds:schemaRef ds:uri="http://schemas.openxmlformats.org/officeDocument/2006/bibliography"/>
@@ -31365,35 +31140,15 @@
 </ds:datastoreItem>
 </file>
 
-<file path=customXml/itemProps2.xml><?xml version="1.0" encoding="utf-8"?>
-<ds:datastoreItem xmlns:ds="http://schemas.openxmlformats.org/officeDocument/2006/customXml" ds:itemID="{E01CF911-6599-4A6E-B516-81DA59469473}">
+<file path=customXml/itemProps3.xml><?xml version="1.0" encoding="utf-8"?>
+<ds:datastoreItem xmlns:ds="http://schemas.openxmlformats.org/officeDocument/2006/customXml" ds:itemID="{1BCE8F64-795D-4C79-A973-5C33FAC58C7D}">
   <ds:schemaRefs>
-    <ds:schemaRef ds:uri="urn:microsoft-dynamics-businesscentral/internal/extended/reports/Tenant_Report_Defaults/2000000001/"/>
-  </ds:schemaRefs>
-</ds:datastoreItem>
-</file>
-
-<file path=customXml/itemProps3.xml><?xml version="1.0" encoding="utf-8"?>
-<ds:datastoreItem xmlns:ds="http://schemas.openxmlformats.org/officeDocument/2006/customXml" ds:itemID="{CE73FA57-C24E-4B83-A13D-AED1F3380EC2}">
-  <ds:schemaRefs>
-    <ds:schemaRef ds:uri="urn:microsoft-dynamics-nav/reports/Tenant_Report_Defaults/2000000001/"/>
+    <ds:schemaRef ds:uri="http://schemas.microsoft.com/sharepoint/v3/contenttype/forms"/>
   </ds:schemaRefs>
 </ds:datastoreItem>
 </file>
 
 <file path=customXml/itemProps4.xml><?xml version="1.0" encoding="utf-8"?>
-<ds:datastoreItem xmlns:ds="http://schemas.openxmlformats.org/officeDocument/2006/customXml" ds:itemID="{E0E92C3E-8DFC-4A4B-B3ED-0FAE7C6BB106}">
-  <ds:schemaRefs>
-    <ds:schemaRef ds:uri="http://schemas.microsoft.com/office/2006/metadata/properties"/>
-    <ds:schemaRef ds:uri="http://schemas.microsoft.com/office/infopath/2007/PartnerControls"/>
-    <ds:schemaRef ds:uri="178f68d8-b893-4efd-8406-fab0f21873e4"/>
-    <ds:schemaRef ds:uri="http://schemas.microsoft.com/sharepoint/v3"/>
-    <ds:schemaRef ds:uri="b83e059f-de16-406c-a902-3d56d4e79ec8"/>
-  </ds:schemaRefs>
-</ds:datastoreItem>
-</file>
-
-<file path=customXml/itemProps5.xml><?xml version="1.0" encoding="utf-8"?>
 <ds:datastoreItem xmlns:ds="http://schemas.openxmlformats.org/officeDocument/2006/customXml" ds:itemID="{4B45FFED-925E-4B97-A45A-D9D061C468FD}">
   <ds:schemaRefs>
     <ds:schemaRef ds:uri="http://schemas.microsoft.com/office/2006/metadata/contentType"/>
@@ -31413,10 +31168,22 @@
 </ds:datastoreItem>
 </file>
 
+<file path=customXml/itemProps5.xml><?xml version="1.0" encoding="utf-8"?>
+<ds:datastoreItem xmlns:ds="http://schemas.openxmlformats.org/officeDocument/2006/customXml" ds:itemID="{E0E92C3E-8DFC-4A4B-B3ED-0FAE7C6BB106}">
+  <ds:schemaRefs>
+    <ds:schemaRef ds:uri="http://schemas.microsoft.com/office/2006/metadata/properties"/>
+    <ds:schemaRef ds:uri="http://schemas.microsoft.com/office/infopath/2007/PartnerControls"/>
+    <ds:schemaRef ds:uri="178f68d8-b893-4efd-8406-fab0f21873e4"/>
+    <ds:schemaRef ds:uri="http://schemas.microsoft.com/sharepoint/v3"/>
+    <ds:schemaRef ds:uri="b83e059f-de16-406c-a902-3d56d4e79ec8"/>
+  </ds:schemaRefs>
+</ds:datastoreItem>
+</file>
+
 <file path=customXml/itemProps6.xml><?xml version="1.0" encoding="utf-8"?>
-<ds:datastoreItem xmlns:ds="http://schemas.openxmlformats.org/officeDocument/2006/customXml" ds:itemID="{1BCE8F64-795D-4C79-A973-5C33FAC58C7D}">
+<ds:datastoreItem xmlns:ds="http://schemas.openxmlformats.org/officeDocument/2006/customXml" ds:itemID="{CE73FA57-C24E-4B83-A13D-AED1F3380EC2}">
   <ds:schemaRefs>
-    <ds:schemaRef ds:uri="http://schemas.microsoft.com/sharepoint/v3/contenttype/forms"/>
+    <ds:schemaRef ds:uri="urn:microsoft-dynamics-nav/reports/Tenant_Report_Defaults/2000000001/"/>
   </ds:schemaRefs>
 </ds:datastoreItem>
 </file>

--- a/src/Layers/W1/BaseApp/Foundation/Reporting/ReportParts/HeaderFooterDesign/ExternalModernLogo.docx
+++ b/src/Layers/W1/BaseApp/Foundation/Reporting/ReportParts/HeaderFooterDesign/ExternalModernLogo.docx
@@ -198,7 +198,7 @@
     </w:tblGrid>
     <w:tr>
       <w:trPr>
-        <w:trHeight w:hRule="exact" w:val="360"/>
+        <w:trHeight w:val="360" w:hRule="exact"/>
       </w:trPr>
       <w:tc>
         <w:tcPr>
@@ -306,7 +306,7 @@
               <w:placeholder>
                 <w:docPart w:val="0C079E86EF914E879807338D7F3D2A2C"/>
               </w:placeholder>
-              <w:dataBinding w:prefixMappings="&lt;xmlns:ns0='urn:microsoft-dynamics-nav/reports/Tenant_Report_Defaults/2000000001/' " w:xpath="/ns0:NavWordReportXmlPart[1]/ns0:BCReportInformation[1]/ns0:CompanyMetadata[1]/ns0:CompanyHomePage[1]" w:storeItemID="{00000000-0000-0000-0000-000000000000}"/>
+              <w:dataBinding w:prefixMappings="xmlns:ns0='urn:microsoft-dynamics-nav/reports/Tenant_Report_Defaults/2000000001/' " w:xpath="/ns0:NavWordReportXmlPart[1]/ns0:BCReportInformation[1]/ns0:CompanyMetadata[1]/ns0:CompanyHomePage[1]" w:storeItemID="{CE73FA57-C24E-4B83-A13D-AED1F3380EC2}"/>
               <w15:color w:val="808080"/>
               <w:text/>
             </w:sdtPr>
@@ -333,7 +333,7 @@
               <w:placeholder>
                 <w:docPart w:val="34C8998494FB49199C350E7F6D18AFA2"/>
               </w:placeholder>
-              <w:dataBinding w:prefixMappings="&lt;xmlns:ns0='urn:microsoft-dynamics-nav/reports/Tenant_Report_Defaults/2000000001/' " w:xpath="/ns0:NavWordReportXmlPart[1]/ns0:BCReportInformation[1]/ns0:CompanyMetadata[1]/ns0:CompanyPhone[1]" w:storeItemID="{00000000-0000-0000-0000-000000000000}"/>
+              <w:dataBinding w:prefixMappings="xmlns:ns0='urn:microsoft-dynamics-nav/reports/Tenant_Report_Defaults/2000000001/' " w:xpath="/ns0:NavWordReportXmlPart[1]/ns0:BCReportInformation[1]/ns0:CompanyMetadata[1]/ns0:CompanyPhone[1]" w:storeItemID="{CE73FA57-C24E-4B83-A13D-AED1F3380EC2}"/>
               <w15:color w:val="808080"/>
               <w:text/>
             </w:sdtPr>
@@ -354,7 +354,7 @@
               <w:placeholder>
                 <w:docPart w:val="0C079E86EF914E879807338D7F3D2A2C"/>
               </w:placeholder>
-              <w:dataBinding w:prefixMappings="&lt;xmlns:ns0='urn:microsoft-dynamics-nav/reports/Tenant_Report_Defaults/2000000001/' " w:xpath="/ns0:NavWordReportXmlPart[1]/ns0:BCReportInformation[1]/ns0:CompanyMetadata[1]/ns0:CompanyPhone[1]" w:storeItemID="{00000000-0000-0000-0000-000000000000}"/>
+              <w:dataBinding w:prefixMappings="xmlns:ns0='urn:microsoft-dynamics-nav/reports/Tenant_Report_Defaults/2000000001/' " w:xpath="/ns0:NavWordReportXmlPart[1]/ns0:BCReportInformation[1]/ns0:CompanyMetadata[1]/ns0:CompanyPhone[1]" w:storeItemID="{CE73FA57-C24E-4B83-A13D-AED1F3380EC2}"/>
               <w15:color w:val="808080"/>
               <w:text/>
             </w:sdtPr>
@@ -375,7 +375,7 @@
               <w:placeholder>
                 <w:docPart w:val="0C079E86EF914E879807338D7F3D2A2C"/>
               </w:placeholder>
-              <w:dataBinding w:prefixMappings="&lt;xmlns:ns0='urn:microsoft-dynamics-nav/reports/Tenant_Report_Defaults/2000000001/' " w:xpath="/ns0:NavWordReportXmlPart[1]/ns0:BCReportInformation[1]/ns0:CompanyMetadata[1]/ns0:CompanyEmail[1]" w:storeItemID="{00000000-0000-0000-0000-000000000000}"/>
+              <w:dataBinding w:prefixMappings="xmlns:ns0='urn:microsoft-dynamics-nav/reports/Tenant_Report_Defaults/2000000001/' " w:xpath="/ns0:NavWordReportXmlPart[1]/ns0:BCReportInformation[1]/ns0:CompanyMetadata[1]/ns0:CompanyEmail[1]" w:storeItemID="{CE73FA57-C24E-4B83-A13D-AED1F3380EC2}"/>
               <w15:color w:val="808080"/>
               <w:text/>
             </w:sdtPr>
@@ -396,7 +396,7 @@
               <w:placeholder>
                 <w:docPart w:val="E3A3F4102CF64C3CA47BD93EC993D252"/>
               </w:placeholder>
-              <w:dataBinding w:prefixMappings="&lt;xmlns:ns0='urn:microsoft-dynamics-nav/reports/Tenant_Report_Defaults/2000000001/' " w:xpath="/ns0:NavWordReportXmlPart[1]/ns0:BCReportInformation[1]/ns0:CompanyMetadata[1]/ns0:CompanyFaxNoCaption[1]" w:storeItemID="{00000000-0000-0000-0000-000000000000}"/>
+              <w:dataBinding w:prefixMappings="xmlns:ns0='urn:microsoft-dynamics-nav/reports/Tenant_Report_Defaults/2000000001/' " w:xpath="/ns0:NavWordReportXmlPart[1]/ns0:BCReportInformation[1]/ns0:CompanyMetadata[1]/ns0:CompanyFaxNoCaption[1]" w:storeItemID="{CE73FA57-C24E-4B83-A13D-AED1F3380EC2}"/>
               <w15:color w:val="808080"/>
               <w:text/>
             </w:sdtPr>
@@ -450,7 +450,7 @@
     </w:tr>
     <w:tr>
       <w:trPr>
-        <w:trHeight w:hRule="exact" w:val="288"/>
+        <w:trHeight w:val="288" w:hRule="exact"/>
       </w:trPr>
       <w:tc>
         <w:tcPr>
@@ -484,7 +484,7 @@
               <w:placeholder>
                 <w:docPart w:val="A42CBF5AE9464B689288DFE427F62FA8"/>
               </w:placeholder>
-              <w:dataBinding w:prefixMappings="&lt;xmlns:ns0='urn:microsoft-dynamics-nav/reports/Tenant_Report_Defaults/2000000001/' " w:xpath="/ns0:NavWordReportXmlPart[1]/ns0:BCReportInformation[1]/ns0:CompanyMetadata[1]/ns0:CompanyBankName[1]" w:storeItemID="{00000000-0000-0000-0000-000000000000}"/>
+              <w:dataBinding w:prefixMappings="xmlns:ns0='urn:microsoft-dynamics-nav/reports/Tenant_Report_Defaults/2000000001/' " w:xpath="/ns0:NavWordReportXmlPart[1]/ns0:BCReportInformation[1]/ns0:CompanyMetadata[1]/ns0:CompanyBankName[1]" w:storeItemID="{CE73FA57-C24E-4B83-A13D-AED1F3380EC2}"/>
               <w15:color w:val="808080"/>
               <w:text/>
             </w:sdtPr>
@@ -511,7 +511,7 @@
               <w:placeholder>
                 <w:docPart w:val="968515CB93D04B14A888F6A077CADDD9"/>
               </w:placeholder>
-              <w:dataBinding w:prefixMappings="&lt;xmlns:ns0='urn:microsoft-dynamics-nav/reports/Tenant_Report_Defaults/2000000001/' " w:xpath="/ns0:NavWordReportXmlPart[1]/ns0:BCReportInformation[1]/ns0:CompanyMetadata[1]/ns0:CompanyBankBranchNo[1]" w:storeItemID="{00000000-0000-0000-0000-000000000000}"/>
+              <w:dataBinding w:prefixMappings="xmlns:ns0='urn:microsoft-dynamics-nav/reports/Tenant_Report_Defaults/2000000001/' " w:xpath="/ns0:NavWordReportXmlPart[1]/ns0:BCReportInformation[1]/ns0:CompanyMetadata[1]/ns0:CompanyBankBranchNo[1]" w:storeItemID="{CE73FA57-C24E-4B83-A13D-AED1F3380EC2}"/>
               <w15:color w:val="808080"/>
               <w:text/>
             </w:sdtPr>
@@ -532,7 +532,7 @@
               <w:placeholder>
                 <w:docPart w:val="A42CBF5AE9464B689288DFE427F62FA8"/>
               </w:placeholder>
-              <w:dataBinding w:prefixMappings="&lt;xmlns:ns0='urn:microsoft-dynamics-nav/reports/Tenant_Report_Defaults/2000000001/' " w:xpath="/ns0:NavWordReportXmlPart[1]/ns0:BCReportInformation[1]/ns0:CompanyMetadata[1]/ns0:CompanyBankAccountNo[1]" w:storeItemID="{00000000-0000-0000-0000-000000000000}"/>
+              <w:dataBinding w:prefixMappings="xmlns:ns0='urn:microsoft-dynamics-nav/reports/Tenant_Report_Defaults/2000000001/' " w:xpath="/ns0:NavWordReportXmlPart[1]/ns0:BCReportInformation[1]/ns0:CompanyMetadata[1]/ns0:CompanyBankAccountNo[1]" w:storeItemID="{CE73FA57-C24E-4B83-A13D-AED1F3380EC2}"/>
               <w15:color w:val="808080"/>
               <w:text/>
             </w:sdtPr>
@@ -553,7 +553,7 @@
               <w:placeholder>
                 <w:docPart w:val="ECF90FACCB2745458FEBAF05E723FAB3"/>
               </w:placeholder>
-              <w:dataBinding w:prefixMappings="&lt;xmlns:ns0='urn:microsoft-dynamics-nav/reports/Tenant_Report_Defaults/2000000001/' " w:xpath="/ns0:NavWordReportXmlPart[1]/ns0:BCReportInformation[1]/ns0:CompanyMetadata[1]/ns0:CompanyRegistrationNoCaption[1]" w:storeItemID="{00000000-0000-0000-0000-000000000000}"/>
+              <w:dataBinding w:prefixMappings="xmlns:ns0='urn:microsoft-dynamics-nav/reports/Tenant_Report_Defaults/2000000001/' " w:xpath="/ns0:NavWordReportXmlPart[1]/ns0:BCReportInformation[1]/ns0:CompanyMetadata[1]/ns0:CompanyRegistrationNoCaption[1]" w:storeItemID="{CE73FA57-C24E-4B83-A13D-AED1F3380EC2}"/>
               <w15:color w:val="808080"/>
               <w:text/>
             </w:sdtPr>
@@ -574,7 +574,7 @@
               <w:placeholder>
                 <w:docPart w:val="A42CBF5AE9464B689288DFE427F62FA8"/>
               </w:placeholder>
-              <w:dataBinding w:prefixMappings="&lt;xmlns:ns0='urn:microsoft-dynamics-nav/reports/Tenant_Report_Defaults/2000000001/' " w:xpath="/ns0:NavWordReportXmlPart[1]/ns0:BCReportInformation[1]/ns0:CompanyMetadata[1]/ns0:CompanyRegistrationNo[1]" w:storeItemID="{00000000-0000-0000-0000-000000000000}"/>
+              <w:dataBinding w:prefixMappings="xmlns:ns0='urn:microsoft-dynamics-nav/reports/Tenant_Report_Defaults/2000000001/' " w:xpath="/ns0:NavWordReportXmlPart[1]/ns0:BCReportInformation[1]/ns0:CompanyMetadata[1]/ns0:CompanyRegistrationNo[1]" w:storeItemID="{CE73FA57-C24E-4B83-A13D-AED1F3380EC2}"/>
               <w15:color w:val="808080"/>
               <w:text/>
             </w:sdtPr>
@@ -598,7 +598,7 @@
               <w:placeholder>
                 <w:docPart w:val="27087F6FEDD94D80B57228D295072880"/>
               </w:placeholder>
-              <w:dataBinding w:prefixMappings="&lt;xmlns:ns0='urn:microsoft-dynamics-nav/reports/Tenant_Report_Defaults/2000000001/' " w:xpath="/ns0:NavWordReportXmlPart[1]/ns0:BCReportInformation[1]/ns0:CompanyMetadata[1]/ns0:CompanyGiroNoCaption[1]" w:storeItemID="{00000000-0000-0000-0000-000000000000}"/>
+              <w:dataBinding w:prefixMappings="xmlns:ns0='urn:microsoft-dynamics-nav/reports/Tenant_Report_Defaults/2000000001/' " w:xpath="/ns0:NavWordReportXmlPart[1]/ns0:BCReportInformation[1]/ns0:CompanyMetadata[1]/ns0:CompanyGiroNoCaption[1]" w:storeItemID="{CE73FA57-C24E-4B83-A13D-AED1F3380EC2}"/>
               <w15:color w:val="808080"/>
               <w:text/>
             </w:sdtPr>
@@ -622,7 +622,7 @@
               <w:placeholder>
                 <w:docPart w:val="A42CBF5AE9464B689288DFE427F62FA8"/>
               </w:placeholder>
-              <w:dataBinding w:prefixMappings="&lt;xmlns:ns0='urn:microsoft-dynamics-nav/reports/Tenant_Report_Defaults/2000000001/' " w:xpath="/ns0:NavWordReportXmlPart[1]/ns0:BCReportInformation[1]/ns0:CompanyMetadata[1]/ns0:CompanyGiroNo[1]" w:storeItemID="{00000000-0000-0000-0000-000000000000}"/>
+              <w:dataBinding w:prefixMappings="xmlns:ns0='urn:microsoft-dynamics-nav/reports/Tenant_Report_Defaults/2000000001/' " w:xpath="/ns0:NavWordReportXmlPart[1]/ns0:BCReportInformation[1]/ns0:CompanyMetadata[1]/ns0:CompanyGiroNo[1]" w:storeItemID="{CE73FA57-C24E-4B83-A13D-AED1F3380EC2}"/>
               <w15:color w:val="808080"/>
               <w:text/>
             </w:sdtPr>
@@ -695,7 +695,7 @@
             <w:placeholder>
               <w:docPart w:val="85734CD6EE1A4449AEF84D8311407282"/>
             </w:placeholder>
-            <w:dataBinding w:prefixMappings="&lt;xmlns:ns0='urn:microsoft-dynamics-nav/reports/Tenant_Report_Defaults/2000000001/' " w:xpath="/ns0:NavWordReportXmlPart[1]/ns0:BCReportInformation[1]/ns0:ReportMetadata[1]/ns0:ReportCaption[1]" w:storeItemID="{00000000-0000-0000-0000-000000000000}"/>
+            <w:dataBinding w:prefixMappings="xmlns:ns0='urn:microsoft-dynamics-nav/reports/Tenant_Report_Defaults/2000000001/' " w:xpath="/ns0:NavWordReportXmlPart[1]/ns0:BCReportInformation[1]/ns0:ReportMetadata[1]/ns0:ReportCaption[1]" w:storeItemID="{CE73FA57-C24E-4B83-A13D-AED1F3380EC2}"/>
             <w15:color w:val="808080"/>
             <w:text/>
           </w:sdtPr>
@@ -730,7 +730,7 @@
               <w:placeholder>
                 <w:docPart w:val="DefaultPlaceholder_-1854013440"/>
               </w:placeholder>
-              <w:dataBinding w:prefixMappings="&lt;xmlns:ns0='urn:microsoft-dynamics-nav/reports/Tenant_Report_Defaults/2000000001/' " w:xpath="/ns0:NavWordReportXmlPart[1]/ns0:BCReportInformation[1]/ns0:ReportRequest[1]/ns0:CompanyName[1]" w:storeItemID="{00000000-0000-0000-0000-000000000000}"/>
+              <w:dataBinding w:prefixMappings="xmlns:ns0='urn:microsoft-dynamics-nav/reports/Tenant_Report_Defaults/2000000001/' " w:xpath="/ns0:NavWordReportXmlPart[1]/ns0:BCReportInformation[1]/ns0:ReportRequest[1]/ns0:CompanyName[1]" w:storeItemID="{CE73FA57-C24E-4B83-A13D-AED1F3380EC2}"/>
               <w15:color w:val="808080"/>
               <w:text/>
             </w:sdtPr>
@@ -771,7 +771,7 @@
 </file>
 
 <file path=word/header2.xml><?xml version="1.0" encoding="utf-8"?>
-<w:hdr xmlns:wpc="http://schemas.microsoft.com/office/word/2010/wordprocessingCanvas" xmlns:cx="http://schemas.microsoft.com/office/drawing/2014/chartex" xmlns:cx1="http://schemas.microsoft.com/office/drawing/2015/9/8/chartex" xmlns:cx2="http://schemas.microsoft.com/office/drawing/2015/10/21/chartex" xmlns:cx3="http://schemas.microsoft.com/office/drawing/2016/5/9/chartex" xmlns:cx4="http://schemas.microsoft.com/office/drawing/2016/5/10/chartex" xmlns:cx5="http://schemas.microsoft.com/office/drawing/2016/5/11/chartex" xmlns:cx6="http://schemas.microsoft.com/office/drawing/2016/5/12/chartex" xmlns:cx7="http://schemas.microsoft.com/office/drawing/2016/5/13/chartex" xmlns:cx8="http://schemas.microsoft.com/office/drawing/2016/5/14/chartex" xmlns:mc="http://schemas.openxmlformats.org/markup-compatibility/2006" xmlns:aink="http://schemas.microsoft.com/office/drawing/2016/ink" xmlns:am3d="http://schemas.microsoft.com/office/drawing/2017/model3d" xmlns:o="urn:schemas-microsoft-com:office:office" xmlns:oel="http://schemas.microsoft.com/office/2019/extlst" xmlns:r="http://schemas.openxmlformats.org/officeDocument/2006/relationships" xmlns:m="http://schemas.openxmlformats.org/officeDocument/2006/math" xmlns:v="urn:schemas-microsoft-com:vml" xmlns:wp14="http://schemas.microsoft.com/office/word/2010/wordprocessingDrawing" xmlns:wp="http://schemas.openxmlformats.org/drawingml/2006/wordprocessingDrawing" xmlns:w10="urn:schemas-microsoft-com:office:word" xmlns:w="http://schemas.openxmlformats.org/wordprocessingml/2006/main" xmlns:w14="http://schemas.microsoft.com/office/word/2010/wordml" xmlns:w15="http://schemas.microsoft.com/office/word/2012/wordml" xmlns:w16cex="http://schemas.microsoft.com/office/word/2018/wordml/cex" xmlns:w16cid="http://schemas.microsoft.com/office/word/2016/wordml/cid" xmlns:w16="http://schemas.microsoft.com/office/word/2018/wordml" xmlns:w16du="http://schemas.microsoft.com/office/word/2023/wordml/word16du" xmlns:w16sdtdh="http://schemas.microsoft.com/office/word/2020/wordml/sdtdatahash" xmlns:w16sdtfl="http://schemas.microsoft.com/office/word/2024/wordml/sdtformatlock" xmlns:w16se="http://schemas.microsoft.com/office/word/2015/wordml/symex" xmlns:wpg="http://schemas.microsoft.com/office/word/2010/wordprocessingGroup" xmlns:wpi="http://schemas.microsoft.com/office/word/2010/wordprocessingInk" xmlns:wne="http://schemas.microsoft.com/office/word/2006/wordml" xmlns:wps="http://schemas.microsoft.com/office/word/2010/wordprocessingShape" mc:Ignorable="w14 w15 w16se w16cid w16 w16cex w16sdtdh w16sdtfl w16du wp14">
+<w:hdr xmlns:a="http://schemas.openxmlformats.org/drawingml/2006/main" xmlns:pic="http://schemas.openxmlformats.org/drawingml/2006/picture" xmlns:a14="http://schemas.microsoft.com/office/drawing/2010/main" xmlns:wpc="http://schemas.microsoft.com/office/word/2010/wordprocessingCanvas" xmlns:cx="http://schemas.microsoft.com/office/drawing/2014/chartex" xmlns:cx1="http://schemas.microsoft.com/office/drawing/2015/9/8/chartex" xmlns:cx2="http://schemas.microsoft.com/office/drawing/2015/10/21/chartex" xmlns:cx3="http://schemas.microsoft.com/office/drawing/2016/5/9/chartex" xmlns:cx4="http://schemas.microsoft.com/office/drawing/2016/5/10/chartex" xmlns:cx5="http://schemas.microsoft.com/office/drawing/2016/5/11/chartex" xmlns:cx6="http://schemas.microsoft.com/office/drawing/2016/5/12/chartex" xmlns:cx7="http://schemas.microsoft.com/office/drawing/2016/5/13/chartex" xmlns:cx8="http://schemas.microsoft.com/office/drawing/2016/5/14/chartex" xmlns:mc="http://schemas.openxmlformats.org/markup-compatibility/2006" xmlns:aink="http://schemas.microsoft.com/office/drawing/2016/ink" xmlns:am3d="http://schemas.microsoft.com/office/drawing/2017/model3d" xmlns:o="urn:schemas-microsoft-com:office:office" xmlns:oel="http://schemas.microsoft.com/office/2019/extlst" xmlns:r="http://schemas.openxmlformats.org/officeDocument/2006/relationships" xmlns:m="http://schemas.openxmlformats.org/officeDocument/2006/math" xmlns:v="urn:schemas-microsoft-com:vml" xmlns:wp14="http://schemas.microsoft.com/office/word/2010/wordprocessingDrawing" xmlns:wp="http://schemas.openxmlformats.org/drawingml/2006/wordprocessingDrawing" xmlns:w10="urn:schemas-microsoft-com:office:word" xmlns:w="http://schemas.openxmlformats.org/wordprocessingml/2006/main" xmlns:w14="http://schemas.microsoft.com/office/word/2010/wordml" xmlns:w15="http://schemas.microsoft.com/office/word/2012/wordml" xmlns:w16cex="http://schemas.microsoft.com/office/word/2018/wordml/cex" xmlns:w16cid="http://schemas.microsoft.com/office/word/2016/wordml/cid" xmlns:w16="http://schemas.microsoft.com/office/word/2018/wordml" xmlns:w16du="http://schemas.microsoft.com/office/word/2023/wordml/word16du" xmlns:w16sdtdh="http://schemas.microsoft.com/office/word/2020/wordml/sdtdatahash" xmlns:w16sdtfl="http://schemas.microsoft.com/office/word/2024/wordml/sdtformatlock" xmlns:w16se="http://schemas.microsoft.com/office/word/2015/wordml/symex" xmlns:wpg="http://schemas.microsoft.com/office/word/2010/wordprocessingGroup" xmlns:wpi="http://schemas.microsoft.com/office/word/2010/wordprocessingInk" xmlns:wne="http://schemas.microsoft.com/office/word/2006/wordml" xmlns:wps="http://schemas.microsoft.com/office/word/2010/wordprocessingShape" mc:Ignorable="w14 w15 w16se w16cid w16 w16cex w16sdtdh w16sdtfl w16du wp14">
   <w:tbl>
     <w:tblPr>
       <w:tblStyle w:val="BCBlockTable"/>
@@ -798,7 +798,7 @@
             <w:placeholder>
               <w:docPart w:val="DefaultPlaceholder_-1854013440"/>
             </w:placeholder>
-            <w:dataBinding w:prefixMappings="&lt;xmlns:ns0='urn:microsoft-dynamics-nav/reports/Tenant_Report_Defaults/2000000001/' " w:xpath="/ns0:NavWordReportXmlPart[1]/ns0:BCReportInformation[1]/ns0:ReportMetadata[1]/ns0:ReportCaption[1]" w:storeItemID="{00000000-0000-0000-0000-000000000000}"/>
+            <w:dataBinding w:prefixMappings="xmlns:ns0='urn:microsoft-dynamics-nav/reports/Tenant_Report_Defaults/2000000001/' " w:xpath="/ns0:NavWordReportXmlPart[1]/ns0:BCReportInformation[1]/ns0:ReportMetadata[1]/ns0:ReportCaption[1]" w:storeItemID="{CE73FA57-C24E-4B83-A13D-AED1F3380EC2}"/>
             <w15:color w:val="808080"/>
             <w:text/>
           </w:sdtPr>
@@ -840,7 +840,7 @@
               <w:tag w:val="#BC:InsertDataItem,BCReportInformation/CompanyMetadata/CompanyLogo"/>
               <w:id w:val="1096138144"/>
               <w:showingPlcHdr/>
-              <w:dataBinding w:prefixMappings="&lt;xmlns:ns0='urn:microsoft-dynamics-nav/reports/Tenant_Report_Defaults/2000000001/' " w:xpath="/ns0:NavWordReportXmlPart[1]/ns0:BCReportInformation[1]/ns0:CompanyMetadata[1]/ns0:CompanyLogo[1]" w:storeItemID="{00000000-0000-0000-0000-000000000000}"/>
+              <w:dataBinding w:prefixMappings="xmlns:ns0='urn:microsoft-dynamics-nav/reports/Tenant_Report_Defaults/2000000001/' " w:xpath="/ns0:NavWordReportXmlPart[1]/ns0:BCReportInformation[1]/ns0:CompanyMetadata[1]/ns0:CompanyLogo[1]" w:storeItemID="{CE73FA57-C24E-4B83-A13D-AED1F3380EC2}"/>
               <w:picture/>
             </w:sdtPr>
             <w:sdtContent>

--- a/src/Layers/W1/BaseApp/Foundation/Reporting/ReportParts/HeaderFooterDesign/ExternalModernLogo.docx
+++ b/src/Layers/W1/BaseApp/Foundation/Reporting/ReportParts/HeaderFooterDesign/ExternalModernLogo.docx
@@ -198,7 +198,7 @@
     </w:tblGrid>
     <w:tr>
       <w:trPr>
-        <w:trHeight w:hRule="exact" w:val="360"/>
+        <w:trHeight w:hRule="atLeast" w:val="360"/>
       </w:trPr>
       <w:tc>
         <w:tcPr>
@@ -450,7 +450,7 @@
     </w:tr>
     <w:tr>
       <w:trPr>
-        <w:trHeight w:hRule="exact" w:val="288"/>
+        <w:trHeight w:hRule="atLeast" w:val="288"/>
       </w:trPr>
       <w:tc>
         <w:tcPr>
@@ -744,13 +744,7 @@
             <w:t xml:space="preserve"> </w:t>
           </w:r>
           <w:r>
-            <w:t>–</w:t>
-          </w:r>
-          <w:r>
             <w:t xml:space="preserve"> </w:t>
-          </w:r>
-          <w:r>
-            <w:t>Friday, September 23, 2026</w:t>
           </w:r>
         </w:p>
       </w:tc>

--- a/src/Layers/W1/BaseApp/Foundation/Reporting/ReportParts/HeaderFooterDesign/ExternalModernLogo.docx
+++ b/src/Layers/W1/BaseApp/Foundation/Reporting/ReportParts/HeaderFooterDesign/ExternalModernLogo.docx
@@ -198,7 +198,7 @@
     </w:tblGrid>
     <w:tr>
       <w:trPr>
-        <w:trHeight w:hRule="atLeast" w:val="360"/>
+        <w:trHeight w:val="360" w:hRule="atLeast"/>
       </w:trPr>
       <w:tc>
         <w:tcPr>
@@ -306,7 +306,7 @@
               <w:placeholder>
                 <w:docPart w:val="0C079E86EF914E879807338D7F3D2A2C"/>
               </w:placeholder>
-              <w:dataBinding w:prefixMappings="&lt;xmlns:ns0='urn:microsoft-dynamics-nav/reports/Tenant_Report_Defaults/2000000001/' " w:xpath="/ns0:NavWordReportXmlPart[1]/ns0:BCReportInformation[1]/ns0:CompanyMetadata[1]/ns0:CompanyHomePage[1]" w:storeItemID="{00000000-0000-0000-0000-000000000000}"/>
+              <w:dataBinding w:prefixMappings="xmlns:ns0='urn:microsoft-dynamics-nav/reports/Tenant_Report_Defaults/2000000001/'" w:xpath="/ns0:NavWordReportXmlPart[1]/ns0:BCReportInformation[1]/ns0:CompanyMetadata[1]/ns0:CompanyHomePage[1]" w:storeItemID="{00000000-0000-0000-0000-000000000000}"/>
               <w15:color w:val="808080"/>
               <w:text/>
             </w:sdtPr>
@@ -333,7 +333,7 @@
               <w:placeholder>
                 <w:docPart w:val="34C8998494FB49199C350E7F6D18AFA2"/>
               </w:placeholder>
-              <w:dataBinding w:prefixMappings="&lt;xmlns:ns0='urn:microsoft-dynamics-nav/reports/Tenant_Report_Defaults/2000000001/' " w:xpath="/ns0:NavWordReportXmlPart[1]/ns0:BCReportInformation[1]/ns0:CompanyMetadata[1]/ns0:CompanyPhone[1]" w:storeItemID="{00000000-0000-0000-0000-000000000000}"/>
+              <w:dataBinding w:prefixMappings="xmlns:ns0='urn:microsoft-dynamics-nav/reports/Tenant_Report_Defaults/2000000001/'" w:xpath="/ns0:NavWordReportXmlPart[1]/ns0:BCReportInformation[1]/ns0:CompanyMetadata[1]/ns0:CompanyPhone[1]" w:storeItemID="{00000000-0000-0000-0000-000000000000}"/>
               <w15:color w:val="808080"/>
               <w:text/>
             </w:sdtPr>
@@ -354,7 +354,7 @@
               <w:placeholder>
                 <w:docPart w:val="0C079E86EF914E879807338D7F3D2A2C"/>
               </w:placeholder>
-              <w:dataBinding w:prefixMappings="&lt;xmlns:ns0='urn:microsoft-dynamics-nav/reports/Tenant_Report_Defaults/2000000001/' " w:xpath="/ns0:NavWordReportXmlPart[1]/ns0:BCReportInformation[1]/ns0:CompanyMetadata[1]/ns0:CompanyPhone[1]" w:storeItemID="{00000000-0000-0000-0000-000000000000}"/>
+              <w:dataBinding w:prefixMappings="xmlns:ns0='urn:microsoft-dynamics-nav/reports/Tenant_Report_Defaults/2000000001/'" w:xpath="/ns0:NavWordReportXmlPart[1]/ns0:BCReportInformation[1]/ns0:CompanyMetadata[1]/ns0:CompanyPhone[1]" w:storeItemID="{00000000-0000-0000-0000-000000000000}"/>
               <w15:color w:val="808080"/>
               <w:text/>
             </w:sdtPr>
@@ -375,7 +375,7 @@
               <w:placeholder>
                 <w:docPart w:val="0C079E86EF914E879807338D7F3D2A2C"/>
               </w:placeholder>
-              <w:dataBinding w:prefixMappings="&lt;xmlns:ns0='urn:microsoft-dynamics-nav/reports/Tenant_Report_Defaults/2000000001/' " w:xpath="/ns0:NavWordReportXmlPart[1]/ns0:BCReportInformation[1]/ns0:CompanyMetadata[1]/ns0:CompanyEmail[1]" w:storeItemID="{00000000-0000-0000-0000-000000000000}"/>
+              <w:dataBinding w:prefixMappings="xmlns:ns0='urn:microsoft-dynamics-nav/reports/Tenant_Report_Defaults/2000000001/'" w:xpath="/ns0:NavWordReportXmlPart[1]/ns0:BCReportInformation[1]/ns0:CompanyMetadata[1]/ns0:CompanyEmail[1]" w:storeItemID="{00000000-0000-0000-0000-000000000000}"/>
               <w15:color w:val="808080"/>
               <w:text/>
             </w:sdtPr>
@@ -396,7 +396,7 @@
               <w:placeholder>
                 <w:docPart w:val="E3A3F4102CF64C3CA47BD93EC993D252"/>
               </w:placeholder>
-              <w:dataBinding w:prefixMappings="&lt;xmlns:ns0='urn:microsoft-dynamics-nav/reports/Tenant_Report_Defaults/2000000001/' " w:xpath="/ns0:NavWordReportXmlPart[1]/ns0:BCReportInformation[1]/ns0:CompanyMetadata[1]/ns0:CompanyFaxNoCaption[1]" w:storeItemID="{00000000-0000-0000-0000-000000000000}"/>
+              <w:dataBinding w:prefixMappings="xmlns:ns0='urn:microsoft-dynamics-nav/reports/Tenant_Report_Defaults/2000000001/'" w:xpath="/ns0:NavWordReportXmlPart[1]/ns0:BCReportInformation[1]/ns0:CompanyMetadata[1]/ns0:CompanyFaxNoCaption[1]" w:storeItemID="{00000000-0000-0000-0000-000000000000}"/>
               <w15:color w:val="808080"/>
               <w:text/>
             </w:sdtPr>
@@ -450,7 +450,7 @@
     </w:tr>
     <w:tr>
       <w:trPr>
-        <w:trHeight w:hRule="atLeast" w:val="288"/>
+        <w:trHeight w:val="288" w:hRule="atLeast"/>
       </w:trPr>
       <w:tc>
         <w:tcPr>
@@ -484,7 +484,7 @@
               <w:placeholder>
                 <w:docPart w:val="A42CBF5AE9464B689288DFE427F62FA8"/>
               </w:placeholder>
-              <w:dataBinding w:prefixMappings="&lt;xmlns:ns0='urn:microsoft-dynamics-nav/reports/Tenant_Report_Defaults/2000000001/' " w:xpath="/ns0:NavWordReportXmlPart[1]/ns0:BCReportInformation[1]/ns0:CompanyMetadata[1]/ns0:CompanyBankName[1]" w:storeItemID="{00000000-0000-0000-0000-000000000000}"/>
+              <w:dataBinding w:prefixMappings="xmlns:ns0='urn:microsoft-dynamics-nav/reports/Tenant_Report_Defaults/2000000001/'" w:xpath="/ns0:NavWordReportXmlPart[1]/ns0:BCReportInformation[1]/ns0:CompanyMetadata[1]/ns0:CompanyBankName[1]" w:storeItemID="{00000000-0000-0000-0000-000000000000}"/>
               <w15:color w:val="808080"/>
               <w:text/>
             </w:sdtPr>
@@ -511,7 +511,7 @@
               <w:placeholder>
                 <w:docPart w:val="968515CB93D04B14A888F6A077CADDD9"/>
               </w:placeholder>
-              <w:dataBinding w:prefixMappings="&lt;xmlns:ns0='urn:microsoft-dynamics-nav/reports/Tenant_Report_Defaults/2000000001/' " w:xpath="/ns0:NavWordReportXmlPart[1]/ns0:BCReportInformation[1]/ns0:CompanyMetadata[1]/ns0:CompanyBankBranchNo[1]" w:storeItemID="{00000000-0000-0000-0000-000000000000}"/>
+              <w:dataBinding w:prefixMappings="xmlns:ns0='urn:microsoft-dynamics-nav/reports/Tenant_Report_Defaults/2000000001/'" w:xpath="/ns0:NavWordReportXmlPart[1]/ns0:BCReportInformation[1]/ns0:CompanyMetadata[1]/ns0:CompanyBankBranchNo[1]" w:storeItemID="{00000000-0000-0000-0000-000000000000}"/>
               <w15:color w:val="808080"/>
               <w:text/>
             </w:sdtPr>
@@ -532,7 +532,7 @@
               <w:placeholder>
                 <w:docPart w:val="A42CBF5AE9464B689288DFE427F62FA8"/>
               </w:placeholder>
-              <w:dataBinding w:prefixMappings="&lt;xmlns:ns0='urn:microsoft-dynamics-nav/reports/Tenant_Report_Defaults/2000000001/' " w:xpath="/ns0:NavWordReportXmlPart[1]/ns0:BCReportInformation[1]/ns0:CompanyMetadata[1]/ns0:CompanyBankAccountNo[1]" w:storeItemID="{00000000-0000-0000-0000-000000000000}"/>
+              <w:dataBinding w:prefixMappings="xmlns:ns0='urn:microsoft-dynamics-nav/reports/Tenant_Report_Defaults/2000000001/'" w:xpath="/ns0:NavWordReportXmlPart[1]/ns0:BCReportInformation[1]/ns0:CompanyMetadata[1]/ns0:CompanyBankAccountNo[1]" w:storeItemID="{00000000-0000-0000-0000-000000000000}"/>
               <w15:color w:val="808080"/>
               <w:text/>
             </w:sdtPr>
@@ -553,7 +553,7 @@
               <w:placeholder>
                 <w:docPart w:val="ECF90FACCB2745458FEBAF05E723FAB3"/>
               </w:placeholder>
-              <w:dataBinding w:prefixMappings="&lt;xmlns:ns0='urn:microsoft-dynamics-nav/reports/Tenant_Report_Defaults/2000000001/' " w:xpath="/ns0:NavWordReportXmlPart[1]/ns0:BCReportInformation[1]/ns0:CompanyMetadata[1]/ns0:CompanyRegistrationNoCaption[1]" w:storeItemID="{00000000-0000-0000-0000-000000000000}"/>
+              <w:dataBinding w:prefixMappings="xmlns:ns0='urn:microsoft-dynamics-nav/reports/Tenant_Report_Defaults/2000000001/'" w:xpath="/ns0:NavWordReportXmlPart[1]/ns0:BCReportInformation[1]/ns0:CompanyMetadata[1]/ns0:CompanyRegistrationNoCaption[1]" w:storeItemID="{00000000-0000-0000-0000-000000000000}"/>
               <w15:color w:val="808080"/>
               <w:text/>
             </w:sdtPr>
@@ -574,7 +574,7 @@
               <w:placeholder>
                 <w:docPart w:val="A42CBF5AE9464B689288DFE427F62FA8"/>
               </w:placeholder>
-              <w:dataBinding w:prefixMappings="&lt;xmlns:ns0='urn:microsoft-dynamics-nav/reports/Tenant_Report_Defaults/2000000001/' " w:xpath="/ns0:NavWordReportXmlPart[1]/ns0:BCReportInformation[1]/ns0:CompanyMetadata[1]/ns0:CompanyRegistrationNo[1]" w:storeItemID="{00000000-0000-0000-0000-000000000000}"/>
+              <w:dataBinding w:prefixMappings="xmlns:ns0='urn:microsoft-dynamics-nav/reports/Tenant_Report_Defaults/2000000001/'" w:xpath="/ns0:NavWordReportXmlPart[1]/ns0:BCReportInformation[1]/ns0:CompanyMetadata[1]/ns0:CompanyRegistrationNo[1]" w:storeItemID="{00000000-0000-0000-0000-000000000000}"/>
               <w15:color w:val="808080"/>
               <w:text/>
             </w:sdtPr>
@@ -598,7 +598,7 @@
               <w:placeholder>
                 <w:docPart w:val="27087F6FEDD94D80B57228D295072880"/>
               </w:placeholder>
-              <w:dataBinding w:prefixMappings="&lt;xmlns:ns0='urn:microsoft-dynamics-nav/reports/Tenant_Report_Defaults/2000000001/' " w:xpath="/ns0:NavWordReportXmlPart[1]/ns0:BCReportInformation[1]/ns0:CompanyMetadata[1]/ns0:CompanyGiroNoCaption[1]" w:storeItemID="{00000000-0000-0000-0000-000000000000}"/>
+              <w:dataBinding w:prefixMappings="xmlns:ns0='urn:microsoft-dynamics-nav/reports/Tenant_Report_Defaults/2000000001/'" w:xpath="/ns0:NavWordReportXmlPart[1]/ns0:BCReportInformation[1]/ns0:CompanyMetadata[1]/ns0:CompanyGiroNoCaption[1]" w:storeItemID="{00000000-0000-0000-0000-000000000000}"/>
               <w15:color w:val="808080"/>
               <w:text/>
             </w:sdtPr>
@@ -622,7 +622,7 @@
               <w:placeholder>
                 <w:docPart w:val="A42CBF5AE9464B689288DFE427F62FA8"/>
               </w:placeholder>
-              <w:dataBinding w:prefixMappings="&lt;xmlns:ns0='urn:microsoft-dynamics-nav/reports/Tenant_Report_Defaults/2000000001/' " w:xpath="/ns0:NavWordReportXmlPart[1]/ns0:BCReportInformation[1]/ns0:CompanyMetadata[1]/ns0:CompanyGiroNo[1]" w:storeItemID="{00000000-0000-0000-0000-000000000000}"/>
+              <w:dataBinding w:prefixMappings="xmlns:ns0='urn:microsoft-dynamics-nav/reports/Tenant_Report_Defaults/2000000001/'" w:xpath="/ns0:NavWordReportXmlPart[1]/ns0:BCReportInformation[1]/ns0:CompanyMetadata[1]/ns0:CompanyGiroNo[1]" w:storeItemID="{00000000-0000-0000-0000-000000000000}"/>
               <w15:color w:val="808080"/>
               <w:text/>
             </w:sdtPr>
@@ -695,7 +695,7 @@
             <w:placeholder>
               <w:docPart w:val="85734CD6EE1A4449AEF84D8311407282"/>
             </w:placeholder>
-            <w:dataBinding w:prefixMappings="&lt;xmlns:ns0='urn:microsoft-dynamics-nav/reports/Tenant_Report_Defaults/2000000001/' " w:xpath="/ns0:NavWordReportXmlPart[1]/ns0:BCReportInformation[1]/ns0:ReportMetadata[1]/ns0:ReportCaption[1]" w:storeItemID="{00000000-0000-0000-0000-000000000000}"/>
+            <w:dataBinding w:prefixMappings="xmlns:ns0='urn:microsoft-dynamics-nav/reports/Tenant_Report_Defaults/2000000001/'" w:xpath="/ns0:NavWordReportXmlPart[1]/ns0:BCReportInformation[1]/ns0:ReportMetadata[1]/ns0:ReportCaption[1]" w:storeItemID="{00000000-0000-0000-0000-000000000000}"/>
             <w15:color w:val="808080"/>
             <w:text/>
           </w:sdtPr>
@@ -730,7 +730,7 @@
               <w:placeholder>
                 <w:docPart w:val="DefaultPlaceholder_-1854013440"/>
               </w:placeholder>
-              <w:dataBinding w:prefixMappings="&lt;xmlns:ns0='urn:microsoft-dynamics-nav/reports/Tenant_Report_Defaults/2000000001/' " w:xpath="/ns0:NavWordReportXmlPart[1]/ns0:BCReportInformation[1]/ns0:ReportRequest[1]/ns0:CompanyName[1]" w:storeItemID="{00000000-0000-0000-0000-000000000000}"/>
+              <w:dataBinding w:prefixMappings="xmlns:ns0='urn:microsoft-dynamics-nav/reports/Tenant_Report_Defaults/2000000001/'" w:xpath="/ns0:NavWordReportXmlPart[1]/ns0:BCReportInformation[1]/ns0:ReportRequest[1]/ns0:CompanyName[1]" w:storeItemID="{00000000-0000-0000-0000-000000000000}"/>
               <w15:color w:val="808080"/>
               <w:text/>
             </w:sdtPr>
@@ -765,7 +765,7 @@
 </file>
 
 <file path=word/header2.xml><?xml version="1.0" encoding="utf-8"?>
-<w:hdr xmlns:wpc="http://schemas.microsoft.com/office/word/2010/wordprocessingCanvas" xmlns:cx="http://schemas.microsoft.com/office/drawing/2014/chartex" xmlns:cx1="http://schemas.microsoft.com/office/drawing/2015/9/8/chartex" xmlns:cx2="http://schemas.microsoft.com/office/drawing/2015/10/21/chartex" xmlns:cx3="http://schemas.microsoft.com/office/drawing/2016/5/9/chartex" xmlns:cx4="http://schemas.microsoft.com/office/drawing/2016/5/10/chartex" xmlns:cx5="http://schemas.microsoft.com/office/drawing/2016/5/11/chartex" xmlns:cx6="http://schemas.microsoft.com/office/drawing/2016/5/12/chartex" xmlns:cx7="http://schemas.microsoft.com/office/drawing/2016/5/13/chartex" xmlns:cx8="http://schemas.microsoft.com/office/drawing/2016/5/14/chartex" xmlns:mc="http://schemas.openxmlformats.org/markup-compatibility/2006" xmlns:aink="http://schemas.microsoft.com/office/drawing/2016/ink" xmlns:am3d="http://schemas.microsoft.com/office/drawing/2017/model3d" xmlns:o="urn:schemas-microsoft-com:office:office" xmlns:oel="http://schemas.microsoft.com/office/2019/extlst" xmlns:r="http://schemas.openxmlformats.org/officeDocument/2006/relationships" xmlns:m="http://schemas.openxmlformats.org/officeDocument/2006/math" xmlns:v="urn:schemas-microsoft-com:vml" xmlns:wp14="http://schemas.microsoft.com/office/word/2010/wordprocessingDrawing" xmlns:wp="http://schemas.openxmlformats.org/drawingml/2006/wordprocessingDrawing" xmlns:w10="urn:schemas-microsoft-com:office:word" xmlns:w="http://schemas.openxmlformats.org/wordprocessingml/2006/main" xmlns:w14="http://schemas.microsoft.com/office/word/2010/wordml" xmlns:w15="http://schemas.microsoft.com/office/word/2012/wordml" xmlns:w16cex="http://schemas.microsoft.com/office/word/2018/wordml/cex" xmlns:w16cid="http://schemas.microsoft.com/office/word/2016/wordml/cid" xmlns:w16="http://schemas.microsoft.com/office/word/2018/wordml" xmlns:w16du="http://schemas.microsoft.com/office/word/2023/wordml/word16du" xmlns:w16sdtdh="http://schemas.microsoft.com/office/word/2020/wordml/sdtdatahash" xmlns:w16sdtfl="http://schemas.microsoft.com/office/word/2024/wordml/sdtformatlock" xmlns:w16se="http://schemas.microsoft.com/office/word/2015/wordml/symex" xmlns:wpg="http://schemas.microsoft.com/office/word/2010/wordprocessingGroup" xmlns:wpi="http://schemas.microsoft.com/office/word/2010/wordprocessingInk" xmlns:wne="http://schemas.microsoft.com/office/word/2006/wordml" xmlns:wps="http://schemas.microsoft.com/office/word/2010/wordprocessingShape" mc:Ignorable="w14 w15 w16se w16cid w16 w16cex w16sdtdh w16sdtfl w16du wp14">
+<w:hdr xmlns:a="http://schemas.openxmlformats.org/drawingml/2006/main" xmlns:pic="http://schemas.openxmlformats.org/drawingml/2006/picture" xmlns:a14="http://schemas.microsoft.com/office/drawing/2010/main" xmlns:wpc="http://schemas.microsoft.com/office/word/2010/wordprocessingCanvas" xmlns:cx="http://schemas.microsoft.com/office/drawing/2014/chartex" xmlns:cx1="http://schemas.microsoft.com/office/drawing/2015/9/8/chartex" xmlns:cx2="http://schemas.microsoft.com/office/drawing/2015/10/21/chartex" xmlns:cx3="http://schemas.microsoft.com/office/drawing/2016/5/9/chartex" xmlns:cx4="http://schemas.microsoft.com/office/drawing/2016/5/10/chartex" xmlns:cx5="http://schemas.microsoft.com/office/drawing/2016/5/11/chartex" xmlns:cx6="http://schemas.microsoft.com/office/drawing/2016/5/12/chartex" xmlns:cx7="http://schemas.microsoft.com/office/drawing/2016/5/13/chartex" xmlns:cx8="http://schemas.microsoft.com/office/drawing/2016/5/14/chartex" xmlns:mc="http://schemas.openxmlformats.org/markup-compatibility/2006" xmlns:aink="http://schemas.microsoft.com/office/drawing/2016/ink" xmlns:am3d="http://schemas.microsoft.com/office/drawing/2017/model3d" xmlns:o="urn:schemas-microsoft-com:office:office" xmlns:oel="http://schemas.microsoft.com/office/2019/extlst" xmlns:r="http://schemas.openxmlformats.org/officeDocument/2006/relationships" xmlns:m="http://schemas.openxmlformats.org/officeDocument/2006/math" xmlns:v="urn:schemas-microsoft-com:vml" xmlns:wp14="http://schemas.microsoft.com/office/word/2010/wordprocessingDrawing" xmlns:wp="http://schemas.openxmlformats.org/drawingml/2006/wordprocessingDrawing" xmlns:w10="urn:schemas-microsoft-com:office:word" xmlns:w="http://schemas.openxmlformats.org/wordprocessingml/2006/main" xmlns:w14="http://schemas.microsoft.com/office/word/2010/wordml" xmlns:w15="http://schemas.microsoft.com/office/word/2012/wordml" xmlns:w16cex="http://schemas.microsoft.com/office/word/2018/wordml/cex" xmlns:w16cid="http://schemas.microsoft.com/office/word/2016/wordml/cid" xmlns:w16="http://schemas.microsoft.com/office/word/2018/wordml" xmlns:w16du="http://schemas.microsoft.com/office/word/2023/wordml/word16du" xmlns:w16sdtdh="http://schemas.microsoft.com/office/word/2020/wordml/sdtdatahash" xmlns:w16sdtfl="http://schemas.microsoft.com/office/word/2024/wordml/sdtformatlock" xmlns:w16se="http://schemas.microsoft.com/office/word/2015/wordml/symex" xmlns:wpg="http://schemas.microsoft.com/office/word/2010/wordprocessingGroup" xmlns:wpi="http://schemas.microsoft.com/office/word/2010/wordprocessingInk" xmlns:wne="http://schemas.microsoft.com/office/word/2006/wordml" xmlns:wps="http://schemas.microsoft.com/office/word/2010/wordprocessingShape" mc:Ignorable="w14 w15 w16se w16cid w16 w16cex w16sdtdh w16sdtfl w16du wp14">
   <w:tbl>
     <w:tblPr>
       <w:tblStyle w:val="BCBlockTable"/>
@@ -792,7 +792,7 @@
             <w:placeholder>
               <w:docPart w:val="DefaultPlaceholder_-1854013440"/>
             </w:placeholder>
-            <w:dataBinding w:prefixMappings="&lt;xmlns:ns0='urn:microsoft-dynamics-nav/reports/Tenant_Report_Defaults/2000000001/' " w:xpath="/ns0:NavWordReportXmlPart[1]/ns0:BCReportInformation[1]/ns0:ReportMetadata[1]/ns0:ReportCaption[1]" w:storeItemID="{00000000-0000-0000-0000-000000000000}"/>
+            <w:dataBinding w:prefixMappings="xmlns:ns0='urn:microsoft-dynamics-nav/reports/Tenant_Report_Defaults/2000000001/'" w:xpath="/ns0:NavWordReportXmlPart[1]/ns0:BCReportInformation[1]/ns0:ReportMetadata[1]/ns0:ReportCaption[1]" w:storeItemID="{00000000-0000-0000-0000-000000000000}"/>
             <w15:color w:val="808080"/>
             <w:text/>
           </w:sdtPr>
@@ -834,7 +834,7 @@
               <w:tag w:val="#BC:InsertDataItem,BCReportInformation/CompanyMetadata/CompanyLogo"/>
               <w:id w:val="1096138144"/>
               <w:showingPlcHdr/>
-              <w:dataBinding w:prefixMappings="&lt;xmlns:ns0='urn:microsoft-dynamics-nav/reports/Tenant_Report_Defaults/2000000001/' " w:xpath="/ns0:NavWordReportXmlPart[1]/ns0:BCReportInformation[1]/ns0:CompanyMetadata[1]/ns0:CompanyLogo[1]" w:storeItemID="{00000000-0000-0000-0000-000000000000}"/>
+              <w:dataBinding w:prefixMappings="xmlns:ns0='urn:microsoft-dynamics-nav/reports/Tenant_Report_Defaults/2000000001/'" w:xpath="/ns0:NavWordReportXmlPart[1]/ns0:BCReportInformation[1]/ns0:CompanyMetadata[1]/ns0:CompanyLogo[1]" w:storeItemID="{00000000-0000-0000-0000-000000000000}"/>
               <w:picture/>
             </w:sdtPr>
             <w:sdtContent>

--- a/src/Layers/W1/BaseApp/Foundation/Reporting/ReportParts/HeaderFooterDesign/ExternalModernLogo.docx
+++ b/src/Layers/W1/BaseApp/Foundation/Reporting/ReportParts/HeaderFooterDesign/ExternalModernLogo.docx
@@ -92,7 +92,6 @@
         </w:tcPr>
         <w:p>
           <w:pPr>
-            <w:pStyle w:val="BCNumber"/>
             <w:rPr>
               <w:lang w:val="da-DK"/>
             </w:rPr>
@@ -100,18 +99,27 @@
           <w:r>
             <w:rPr>
               <w:noProof/>
+              <w:color w:val="4D614C" w:themeColor="text1"/>
+              <w:sz w:val="16"/>
+              <w:szCs w:val="16"/>
               <w:lang w:val="da-DK"/>
             </w:rPr>
             <w:fldChar w:fldCharType="begin"/>
           </w:r>
           <w:r>
             <w:rPr>
+              <w:color w:val="4D614C" w:themeColor="text1"/>
+              <w:sz w:val="16"/>
+              <w:szCs w:val="16"/>
               <w:lang w:val="da-DK"/>
             </w:rPr>
             <w:instrText xml:space="preserve"> PAGE  \* MERGEFORMAT </w:instrText>
           </w:r>
           <w:r>
             <w:rPr>
+              <w:color w:val="4D614C" w:themeColor="text1"/>
+              <w:sz w:val="16"/>
+              <w:szCs w:val="16"/>
               <w:lang w:val="da-DK"/>
             </w:rPr>
             <w:fldChar w:fldCharType="separate"/>
@@ -119,6 +127,9 @@
           <w:r>
             <w:rPr>
               <w:noProof/>
+              <w:color w:val="4D614C" w:themeColor="text1"/>
+              <w:sz w:val="16"/>
+              <w:szCs w:val="16"/>
               <w:lang w:val="da-DK"/>
             </w:rPr>
             <w:t>3</w:t>
@@ -126,12 +137,18 @@
           <w:r>
             <w:rPr>
               <w:noProof/>
+              <w:color w:val="4D614C" w:themeColor="text1"/>
+              <w:sz w:val="16"/>
+              <w:szCs w:val="16"/>
               <w:lang w:val="da-DK"/>
             </w:rPr>
             <w:fldChar w:fldCharType="end"/>
           </w:r>
           <w:r>
             <w:rPr>
+              <w:color w:val="4D614C" w:themeColor="text1"/>
+              <w:sz w:val="16"/>
+              <w:szCs w:val="16"/>
               <w:lang w:val="da-DK"/>
             </w:rPr>
             <w:t>/</w:t>
@@ -139,18 +156,27 @@
           <w:r>
             <w:rPr>
               <w:noProof/>
+              <w:color w:val="4D614C" w:themeColor="text1"/>
+              <w:sz w:val="16"/>
+              <w:szCs w:val="16"/>
               <w:lang w:val="da-DK"/>
             </w:rPr>
             <w:fldChar w:fldCharType="begin"/>
           </w:r>
           <w:r>
             <w:rPr>
+              <w:color w:val="4D614C" w:themeColor="text1"/>
+              <w:sz w:val="16"/>
+              <w:szCs w:val="16"/>
               <w:lang w:val="da-DK"/>
             </w:rPr>
             <w:instrText xml:space="preserve"> NUMPAGES  \* MERGEFORMAT </w:instrText>
           </w:r>
           <w:r>
             <w:rPr>
+              <w:color w:val="4D614C" w:themeColor="text1"/>
+              <w:sz w:val="16"/>
+              <w:szCs w:val="16"/>
               <w:lang w:val="da-DK"/>
             </w:rPr>
             <w:fldChar w:fldCharType="separate"/>
@@ -158,6 +184,9 @@
           <w:r>
             <w:rPr>
               <w:noProof/>
+              <w:color w:val="4D614C" w:themeColor="text1"/>
+              <w:sz w:val="16"/>
+              <w:szCs w:val="16"/>
               <w:lang w:val="da-DK"/>
             </w:rPr>
             <w:t>3</w:t>
@@ -165,6 +194,9 @@
           <w:r>
             <w:rPr>
               <w:noProof/>
+              <w:color w:val="4D614C" w:themeColor="text1"/>
+              <w:sz w:val="16"/>
+              <w:szCs w:val="16"/>
               <w:lang w:val="da-DK"/>
             </w:rPr>
             <w:fldChar w:fldCharType="end"/>
@@ -208,7 +240,6 @@
         </w:tcPr>
         <w:p>
           <w:pPr>
-            <w:pStyle w:val="BCNumber"/>
             <w:rPr>
               <w:lang w:val="da-DK"/>
             </w:rPr>
@@ -216,18 +247,27 @@
           <w:r>
             <w:rPr>
               <w:noProof/>
+              <w:color w:val="4D614C" w:themeColor="text1"/>
+              <w:sz w:val="16"/>
+              <w:szCs w:val="16"/>
               <w:lang w:val="da-DK"/>
             </w:rPr>
             <w:fldChar w:fldCharType="begin"/>
           </w:r>
           <w:r>
             <w:rPr>
+              <w:color w:val="4D614C" w:themeColor="text1"/>
+              <w:sz w:val="16"/>
+              <w:szCs w:val="16"/>
               <w:lang w:val="da-DK"/>
             </w:rPr>
             <w:instrText xml:space="preserve"> PAGE  \* MERGEFORMAT </w:instrText>
           </w:r>
           <w:r>
             <w:rPr>
+              <w:color w:val="4D614C" w:themeColor="text1"/>
+              <w:sz w:val="16"/>
+              <w:szCs w:val="16"/>
               <w:lang w:val="da-DK"/>
             </w:rPr>
             <w:fldChar w:fldCharType="separate"/>
@@ -235,6 +275,9 @@
           <w:r>
             <w:rPr>
               <w:noProof/>
+              <w:color w:val="4D614C" w:themeColor="text1"/>
+              <w:sz w:val="16"/>
+              <w:szCs w:val="16"/>
               <w:lang w:val="da-DK"/>
             </w:rPr>
             <w:t>3</w:t>
@@ -242,12 +285,18 @@
           <w:r>
             <w:rPr>
               <w:noProof/>
+              <w:color w:val="4D614C" w:themeColor="text1"/>
+              <w:sz w:val="16"/>
+              <w:szCs w:val="16"/>
               <w:lang w:val="da-DK"/>
             </w:rPr>
             <w:fldChar w:fldCharType="end"/>
           </w:r>
           <w:r>
             <w:rPr>
+              <w:color w:val="4D614C" w:themeColor="text1"/>
+              <w:sz w:val="16"/>
+              <w:szCs w:val="16"/>
               <w:lang w:val="da-DK"/>
             </w:rPr>
             <w:t>/</w:t>
@@ -255,18 +304,27 @@
           <w:r>
             <w:rPr>
               <w:noProof/>
+              <w:color w:val="4D614C" w:themeColor="text1"/>
+              <w:sz w:val="16"/>
+              <w:szCs w:val="16"/>
               <w:lang w:val="da-DK"/>
             </w:rPr>
             <w:fldChar w:fldCharType="begin"/>
           </w:r>
           <w:r>
             <w:rPr>
+              <w:color w:val="4D614C" w:themeColor="text1"/>
+              <w:sz w:val="16"/>
+              <w:szCs w:val="16"/>
               <w:lang w:val="da-DK"/>
             </w:rPr>
             <w:instrText xml:space="preserve"> NUMPAGES  \* MERGEFORMAT </w:instrText>
           </w:r>
           <w:r>
             <w:rPr>
+              <w:color w:val="4D614C" w:themeColor="text1"/>
+              <w:sz w:val="16"/>
+              <w:szCs w:val="16"/>
               <w:lang w:val="da-DK"/>
             </w:rPr>
             <w:fldChar w:fldCharType="separate"/>
@@ -274,6 +332,9 @@
           <w:r>
             <w:rPr>
               <w:noProof/>
+              <w:color w:val="4D614C" w:themeColor="text1"/>
+              <w:sz w:val="16"/>
+              <w:szCs w:val="16"/>
               <w:lang w:val="da-DK"/>
             </w:rPr>
             <w:t>3</w:t>
@@ -281,6 +342,9 @@
           <w:r>
             <w:rPr>
               <w:noProof/>
+              <w:color w:val="4D614C" w:themeColor="text1"/>
+              <w:sz w:val="16"/>
+              <w:szCs w:val="16"/>
               <w:lang w:val="da-DK"/>
             </w:rPr>
             <w:fldChar w:fldCharType="end"/>
@@ -459,7 +523,6 @@
         </w:tcPr>
         <w:p>
           <w:pPr>
-            <w:pStyle w:val="BCNumber"/>
             <w:rPr>
               <w:noProof/>
             </w:rPr>
@@ -718,7 +781,6 @@
         </w:tcPr>
         <w:p>
           <w:pPr>
-            <w:pStyle w:val="BCLabel"/>
             <w:spacing w:before="60"/>
             <w:jc w:val="right"/>
           </w:pPr>
@@ -736,14 +798,32 @@
             </w:sdtPr>
             <w:sdtContent>
               <w:r>
+                <w:rPr>
+                  <w:rFonts w:asciiTheme="majorHAnsi" w:eastAsiaTheme="majorEastAsia" w:hAnsiTheme="majorHAnsi" w:cstheme="majorBidi"/>
+                  <w:color w:val="4D614C" w:themeColor="text1"/>
+                  <w:sz w:val="16"/>
+                  <w:szCs w:val="16"/>
+                </w:rPr>
                 <w:t>Contoso</w:t>
               </w:r>
             </w:sdtContent>
           </w:sdt>
           <w:r>
+            <w:rPr>
+              <w:rFonts w:asciiTheme="majorHAnsi" w:eastAsiaTheme="majorEastAsia" w:hAnsiTheme="majorHAnsi" w:cstheme="majorBidi"/>
+              <w:color w:val="4D614C" w:themeColor="text1"/>
+              <w:sz w:val="16"/>
+              <w:szCs w:val="16"/>
+            </w:rPr>
             <w:t xml:space="preserve"> </w:t>
           </w:r>
           <w:r>
+            <w:rPr>
+              <w:rFonts w:asciiTheme="majorHAnsi" w:eastAsiaTheme="majorEastAsia" w:hAnsiTheme="majorHAnsi" w:cstheme="majorBidi"/>
+              <w:color w:val="4D614C" w:themeColor="text1"/>
+              <w:sz w:val="16"/>
+              <w:szCs w:val="16"/>
+            </w:rPr>
             <w:t xml:space="preserve"> </w:t>
           </w:r>
         </w:p>
@@ -1633,7 +1713,6 @@
     <w:lvl w:ilvl="0">
       <w:start w:val="1"/>
       <w:numFmt w:val="bullet"/>
-      <w:pStyle w:val="BCNoteBullet"/>
       <w:lvlText w:val=""/>
       <w:lvlJc w:val="left"/>
       <w:pPr>
@@ -2934,42 +3013,6 @@
       </w:tcPr>
     </w:tblStylePr>
   </w:style>
-  <w:style w:type="paragraph" w:customStyle="1" w:styleId="BCLabel">
-    <w:name w:val="BC Label"/>
-    <w:basedOn w:val="NoSpacing"/>
-    <w:next w:val="Normal"/>
-    <w:uiPriority w:val="2"/>
-    <w:qFormat/>
-    <w:rsid w:val="00DB793D"/>
-    <w:pPr>
-      <w:keepNext/>
-    </w:pPr>
-    <w:rPr>
-      <w:rFonts w:asciiTheme="majorHAnsi" w:eastAsiaTheme="majorEastAsia" w:hAnsiTheme="majorHAnsi" w:cstheme="majorBidi"/>
-    </w:rPr>
-  </w:style>
-  <w:style w:type="paragraph" w:customStyle="1" w:styleId="BCLabelNumber">
-    <w:name w:val="BC Label Number"/>
-    <w:basedOn w:val="BCLabel"/>
-    <w:next w:val="Normal"/>
-    <w:uiPriority w:val="2"/>
-    <w:qFormat/>
-    <w:rsid w:val="00DB793D"/>
-    <w:rPr>
-      <w14:numSpacing w14:val="tabular"/>
-    </w:rPr>
-  </w:style>
-  <w:style w:type="paragraph" w:customStyle="1" w:styleId="BCNumber">
-    <w:name w:val="BC Number"/>
-    <w:basedOn w:val="NoSpacing"/>
-    <w:next w:val="Normal"/>
-    <w:uiPriority w:val="2"/>
-    <w:qFormat/>
-    <w:rsid w:val="00DB793D"/>
-    <w:rPr>
-      <w14:numSpacing w14:val="tabular"/>
-    </w:rPr>
-  </w:style>
   <w:style w:type="table" w:customStyle="1" w:styleId="BCBlockTable">
     <w:name w:val="BC Block Table"/>
     <w:basedOn w:val="TableNormal"/>
@@ -29025,24 +29068,6 @@
       <w:sz w:val="16"/>
       <w:shd w:val="clear" w:color="auto" w:fill="E1DFDD"/>
     </w:rPr>
-  </w:style>
-  <w:style w:type="paragraph" w:customStyle="1" w:styleId="BCNoteBullet">
-    <w:name w:val="BC Note Bullet"/>
-    <w:basedOn w:val="Quote"/>
-    <w:next w:val="Normal"/>
-    <w:uiPriority w:val="2"/>
-    <w:qFormat/>
-    <w:rsid w:val="00DB793D"/>
-    <w:pPr>
-      <w:numPr>
-        <w:numId w:val="2"/>
-      </w:numPr>
-      <w:tabs>
-        <w:tab w:val="clear" w:pos="720"/>
-      </w:tabs>
-      <w:spacing w:before="0" w:after="0" w:line="240" w:lineRule="auto"/>
-      <w:ind w:left="0" w:firstLine="0"/>
-    </w:pPr>
   </w:style>
   <w:style w:type="table" w:customStyle="1" w:styleId="BCDataTable">
     <w:name w:val="BC Data Table"/>

--- a/src/Layers/W1/BaseApp/Foundation/Reporting/ReportParts/HeaderFooterDesign/ExternalModernLogo.docx
+++ b/src/Layers/W1/BaseApp/Foundation/Reporting/ReportParts/HeaderFooterDesign/ExternalModernLogo.docx
@@ -4,30 +4,28 @@
   <w:body>
     <w:p>
       <w:pPr>
+        <w:pStyle w:val="NoSpacing"/>
+      </w:pPr>
+    </w:p>
+    <w:p>
+      <w:pPr>
         <w:spacing w:line="259" w:lineRule="auto"/>
-        <w:rPr>
-          <w:lang w:val="da-DK"/>
-        </w:rPr>
       </w:pPr>
       <w:r>
-        <w:rPr>
-          <w:lang w:val="da-DK"/>
-        </w:rPr>
+        <w:br w:type="page"/>
+      </w:r>
+      <w:r>
+        <w:lastRenderedPageBreak/>
         <w:br w:type="page"/>
       </w:r>
     </w:p>
-    <w:p>
-      <w:pPr>
-        <w:rPr>
-          <w:lang w:val="da-DK"/>
-        </w:rPr>
-      </w:pPr>
-    </w:p>
     <w:sectPr>
-      <w:headerReference w:type="default" r:id="rId13"/>
-      <w:footerReference w:type="default" r:id="rId14"/>
-      <w:headerReference w:type="first" r:id="rId15"/>
-      <w:footerReference w:type="first" r:id="rId16"/>
+      <w:headerReference w:type="even" r:id="rId13"/>
+      <w:headerReference w:type="default" r:id="rId14"/>
+      <w:footerReference w:type="even" r:id="rId15"/>
+      <w:footerReference w:type="default" r:id="rId16"/>
+      <w:headerReference w:type="first" r:id="rId17"/>
+      <w:footerReference w:type="first" r:id="rId18"/>
       <w:pgSz w:w="11907" w:h="16839" w:code="9"/>
       <w:pgMar w:top="576" w:right="706" w:bottom="576" w:left="706" w:header="567" w:footer="102" w:gutter="0"/>
       <w:cols w:space="708"/>
@@ -67,6 +65,16 @@
 <w:ftr xmlns:wpc="http://schemas.microsoft.com/office/word/2010/wordprocessingCanvas" xmlns:cx="http://schemas.microsoft.com/office/drawing/2014/chartex" xmlns:cx1="http://schemas.microsoft.com/office/drawing/2015/9/8/chartex" xmlns:cx2="http://schemas.microsoft.com/office/drawing/2015/10/21/chartex" xmlns:cx3="http://schemas.microsoft.com/office/drawing/2016/5/9/chartex" xmlns:cx4="http://schemas.microsoft.com/office/drawing/2016/5/10/chartex" xmlns:cx5="http://schemas.microsoft.com/office/drawing/2016/5/11/chartex" xmlns:cx6="http://schemas.microsoft.com/office/drawing/2016/5/12/chartex" xmlns:cx7="http://schemas.microsoft.com/office/drawing/2016/5/13/chartex" xmlns:cx8="http://schemas.microsoft.com/office/drawing/2016/5/14/chartex" xmlns:mc="http://schemas.openxmlformats.org/markup-compatibility/2006" xmlns:aink="http://schemas.microsoft.com/office/drawing/2016/ink" xmlns:am3d="http://schemas.microsoft.com/office/drawing/2017/model3d" xmlns:o="urn:schemas-microsoft-com:office:office" xmlns:oel="http://schemas.microsoft.com/office/2019/extlst" xmlns:r="http://schemas.openxmlformats.org/officeDocument/2006/relationships" xmlns:m="http://schemas.openxmlformats.org/officeDocument/2006/math" xmlns:v="urn:schemas-microsoft-com:vml" xmlns:wp14="http://schemas.microsoft.com/office/word/2010/wordprocessingDrawing" xmlns:wp="http://schemas.openxmlformats.org/drawingml/2006/wordprocessingDrawing" xmlns:w10="urn:schemas-microsoft-com:office:word" xmlns:w="http://schemas.openxmlformats.org/wordprocessingml/2006/main" xmlns:w14="http://schemas.microsoft.com/office/word/2010/wordml" xmlns:w15="http://schemas.microsoft.com/office/word/2012/wordml" xmlns:w16cex="http://schemas.microsoft.com/office/word/2018/wordml/cex" xmlns:w16cid="http://schemas.microsoft.com/office/word/2016/wordml/cid" xmlns:w16="http://schemas.microsoft.com/office/word/2018/wordml" xmlns:w16du="http://schemas.microsoft.com/office/word/2023/wordml/word16du" xmlns:w16sdtdh="http://schemas.microsoft.com/office/word/2020/wordml/sdtdatahash" xmlns:w16sdtfl="http://schemas.microsoft.com/office/word/2024/wordml/sdtformatlock" xmlns:w16se="http://schemas.microsoft.com/office/word/2015/wordml/symex" xmlns:wpg="http://schemas.microsoft.com/office/word/2010/wordprocessingGroup" xmlns:wpi="http://schemas.microsoft.com/office/word/2010/wordprocessingInk" xmlns:wne="http://schemas.microsoft.com/office/word/2006/wordml" xmlns:wps="http://schemas.microsoft.com/office/word/2010/wordprocessingShape" mc:Ignorable="w14 w15 w16se w16cid w16 w16cex w16sdtdh w16sdtfl w16du wp14">
   <w:p>
     <w:pPr>
+      <w:pStyle w:val="Footer"/>
+    </w:pPr>
+  </w:p>
+</w:ftr>
+</file>
+
+<file path=word/footer2.xml><?xml version="1.0" encoding="utf-8"?>
+<w:ftr xmlns:wpc="http://schemas.microsoft.com/office/word/2010/wordprocessingCanvas" xmlns:cx="http://schemas.microsoft.com/office/drawing/2014/chartex" xmlns:cx1="http://schemas.microsoft.com/office/drawing/2015/9/8/chartex" xmlns:cx2="http://schemas.microsoft.com/office/drawing/2015/10/21/chartex" xmlns:cx3="http://schemas.microsoft.com/office/drawing/2016/5/9/chartex" xmlns:cx4="http://schemas.microsoft.com/office/drawing/2016/5/10/chartex" xmlns:cx5="http://schemas.microsoft.com/office/drawing/2016/5/11/chartex" xmlns:cx6="http://schemas.microsoft.com/office/drawing/2016/5/12/chartex" xmlns:cx7="http://schemas.microsoft.com/office/drawing/2016/5/13/chartex" xmlns:cx8="http://schemas.microsoft.com/office/drawing/2016/5/14/chartex" xmlns:mc="http://schemas.openxmlformats.org/markup-compatibility/2006" xmlns:aink="http://schemas.microsoft.com/office/drawing/2016/ink" xmlns:am3d="http://schemas.microsoft.com/office/drawing/2017/model3d" xmlns:o="urn:schemas-microsoft-com:office:office" xmlns:oel="http://schemas.microsoft.com/office/2019/extlst" xmlns:r="http://schemas.openxmlformats.org/officeDocument/2006/relationships" xmlns:m="http://schemas.openxmlformats.org/officeDocument/2006/math" xmlns:v="urn:schemas-microsoft-com:vml" xmlns:wp14="http://schemas.microsoft.com/office/word/2010/wordprocessingDrawing" xmlns:wp="http://schemas.openxmlformats.org/drawingml/2006/wordprocessingDrawing" xmlns:w10="urn:schemas-microsoft-com:office:word" xmlns:w="http://schemas.openxmlformats.org/wordprocessingml/2006/main" xmlns:w14="http://schemas.microsoft.com/office/word/2010/wordml" xmlns:w15="http://schemas.microsoft.com/office/word/2012/wordml" xmlns:w16cex="http://schemas.microsoft.com/office/word/2018/wordml/cex" xmlns:w16cid="http://schemas.microsoft.com/office/word/2016/wordml/cid" xmlns:w16="http://schemas.microsoft.com/office/word/2018/wordml" xmlns:w16du="http://schemas.microsoft.com/office/word/2023/wordml/word16du" xmlns:w16sdtdh="http://schemas.microsoft.com/office/word/2020/wordml/sdtdatahash" xmlns:w16sdtfl="http://schemas.microsoft.com/office/word/2024/wordml/sdtformatlock" xmlns:w16se="http://schemas.microsoft.com/office/word/2015/wordml/symex" xmlns:wpg="http://schemas.microsoft.com/office/word/2010/wordprocessingGroup" xmlns:wpi="http://schemas.microsoft.com/office/word/2010/wordprocessingInk" xmlns:wne="http://schemas.microsoft.com/office/word/2006/wordml" xmlns:wps="http://schemas.microsoft.com/office/word/2010/wordprocessingShape" mc:Ignorable="w14 w15 w16se w16cid w16 w16cex w16sdtdh w16sdtfl w16du wp14">
+  <w:p>
+    <w:pPr>
       <w:pStyle w:val="NoSpacing"/>
       <w:rPr>
         <w:lang w:val="da-DK"/>
@@ -99,27 +107,18 @@
           <w:r>
             <w:rPr>
               <w:noProof/>
-              <w:color w:val="4D614C" w:themeColor="text1"/>
-              <w:sz w:val="16"/>
-              <w:szCs w:val="16"/>
               <w:lang w:val="da-DK"/>
             </w:rPr>
             <w:fldChar w:fldCharType="begin"/>
           </w:r>
           <w:r>
             <w:rPr>
-              <w:color w:val="4D614C" w:themeColor="text1"/>
-              <w:sz w:val="16"/>
-              <w:szCs w:val="16"/>
               <w:lang w:val="da-DK"/>
             </w:rPr>
             <w:instrText xml:space="preserve"> PAGE  \* MERGEFORMAT </w:instrText>
           </w:r>
           <w:r>
             <w:rPr>
-              <w:color w:val="4D614C" w:themeColor="text1"/>
-              <w:sz w:val="16"/>
-              <w:szCs w:val="16"/>
               <w:lang w:val="da-DK"/>
             </w:rPr>
             <w:fldChar w:fldCharType="separate"/>
@@ -127,9 +126,6 @@
           <w:r>
             <w:rPr>
               <w:noProof/>
-              <w:color w:val="4D614C" w:themeColor="text1"/>
-              <w:sz w:val="16"/>
-              <w:szCs w:val="16"/>
               <w:lang w:val="da-DK"/>
             </w:rPr>
             <w:t>3</w:t>
@@ -137,18 +133,12 @@
           <w:r>
             <w:rPr>
               <w:noProof/>
-              <w:color w:val="4D614C" w:themeColor="text1"/>
-              <w:sz w:val="16"/>
-              <w:szCs w:val="16"/>
               <w:lang w:val="da-DK"/>
             </w:rPr>
             <w:fldChar w:fldCharType="end"/>
           </w:r>
           <w:r>
             <w:rPr>
-              <w:color w:val="4D614C" w:themeColor="text1"/>
-              <w:sz w:val="16"/>
-              <w:szCs w:val="16"/>
               <w:lang w:val="da-DK"/>
             </w:rPr>
             <w:t>/</w:t>
@@ -156,27 +146,18 @@
           <w:r>
             <w:rPr>
               <w:noProof/>
-              <w:color w:val="4D614C" w:themeColor="text1"/>
-              <w:sz w:val="16"/>
-              <w:szCs w:val="16"/>
               <w:lang w:val="da-DK"/>
             </w:rPr>
             <w:fldChar w:fldCharType="begin"/>
           </w:r>
           <w:r>
             <w:rPr>
-              <w:color w:val="4D614C" w:themeColor="text1"/>
-              <w:sz w:val="16"/>
-              <w:szCs w:val="16"/>
               <w:lang w:val="da-DK"/>
             </w:rPr>
             <w:instrText xml:space="preserve"> NUMPAGES  \* MERGEFORMAT </w:instrText>
           </w:r>
           <w:r>
             <w:rPr>
-              <w:color w:val="4D614C" w:themeColor="text1"/>
-              <w:sz w:val="16"/>
-              <w:szCs w:val="16"/>
               <w:lang w:val="da-DK"/>
             </w:rPr>
             <w:fldChar w:fldCharType="separate"/>
@@ -184,9 +165,6 @@
           <w:r>
             <w:rPr>
               <w:noProof/>
-              <w:color w:val="4D614C" w:themeColor="text1"/>
-              <w:sz w:val="16"/>
-              <w:szCs w:val="16"/>
               <w:lang w:val="da-DK"/>
             </w:rPr>
             <w:t>3</w:t>
@@ -194,9 +172,6 @@
           <w:r>
             <w:rPr>
               <w:noProof/>
-              <w:color w:val="4D614C" w:themeColor="text1"/>
-              <w:sz w:val="16"/>
-              <w:szCs w:val="16"/>
               <w:lang w:val="da-DK"/>
             </w:rPr>
             <w:fldChar w:fldCharType="end"/>
@@ -216,8 +191,16 @@
 </w:ftr>
 </file>
 
-<file path=word/footer2.xml><?xml version="1.0" encoding="utf-8"?>
+<file path=word/footer3.xml><?xml version="1.0" encoding="utf-8"?>
 <w:ftr xmlns:wpc="http://schemas.microsoft.com/office/word/2010/wordprocessingCanvas" xmlns:cx="http://schemas.microsoft.com/office/drawing/2014/chartex" xmlns:cx1="http://schemas.microsoft.com/office/drawing/2015/9/8/chartex" xmlns:cx2="http://schemas.microsoft.com/office/drawing/2015/10/21/chartex" xmlns:cx3="http://schemas.microsoft.com/office/drawing/2016/5/9/chartex" xmlns:cx4="http://schemas.microsoft.com/office/drawing/2016/5/10/chartex" xmlns:cx5="http://schemas.microsoft.com/office/drawing/2016/5/11/chartex" xmlns:cx6="http://schemas.microsoft.com/office/drawing/2016/5/12/chartex" xmlns:cx7="http://schemas.microsoft.com/office/drawing/2016/5/13/chartex" xmlns:cx8="http://schemas.microsoft.com/office/drawing/2016/5/14/chartex" xmlns:mc="http://schemas.openxmlformats.org/markup-compatibility/2006" xmlns:aink="http://schemas.microsoft.com/office/drawing/2016/ink" xmlns:am3d="http://schemas.microsoft.com/office/drawing/2017/model3d" xmlns:o="urn:schemas-microsoft-com:office:office" xmlns:oel="http://schemas.microsoft.com/office/2019/extlst" xmlns:r="http://schemas.openxmlformats.org/officeDocument/2006/relationships" xmlns:m="http://schemas.openxmlformats.org/officeDocument/2006/math" xmlns:v="urn:schemas-microsoft-com:vml" xmlns:wp14="http://schemas.microsoft.com/office/word/2010/wordprocessingDrawing" xmlns:wp="http://schemas.openxmlformats.org/drawingml/2006/wordprocessingDrawing" xmlns:w10="urn:schemas-microsoft-com:office:word" xmlns:w="http://schemas.openxmlformats.org/wordprocessingml/2006/main" xmlns:w14="http://schemas.microsoft.com/office/word/2010/wordml" xmlns:w15="http://schemas.microsoft.com/office/word/2012/wordml" xmlns:w16cex="http://schemas.microsoft.com/office/word/2018/wordml/cex" xmlns:w16cid="http://schemas.microsoft.com/office/word/2016/wordml/cid" xmlns:w16="http://schemas.microsoft.com/office/word/2018/wordml" xmlns:w16du="http://schemas.microsoft.com/office/word/2023/wordml/word16du" xmlns:w16sdtdh="http://schemas.microsoft.com/office/word/2020/wordml/sdtdatahash" xmlns:w16sdtfl="http://schemas.microsoft.com/office/word/2024/wordml/sdtformatlock" xmlns:w16se="http://schemas.microsoft.com/office/word/2015/wordml/symex" xmlns:wpg="http://schemas.microsoft.com/office/word/2010/wordprocessingGroup" xmlns:wpi="http://schemas.microsoft.com/office/word/2010/wordprocessingInk" xmlns:wne="http://schemas.microsoft.com/office/word/2006/wordml" xmlns:wps="http://schemas.microsoft.com/office/word/2010/wordprocessingShape" mc:Ignorable="w14 w15 w16se w16cid w16 w16cex w16sdtdh w16sdtfl w16du wp14">
+  <w:p>
+    <w:pPr>
+      <w:pStyle w:val="NoSpacing"/>
+      <w:rPr>
+        <w:lang w:val="da-DK"/>
+      </w:rPr>
+    </w:pPr>
+  </w:p>
   <w:tbl>
     <w:tblPr>
       <w:tblStyle w:val="BCBlockTable"/>
@@ -230,125 +213,19 @@
     </w:tblGrid>
     <w:tr>
       <w:trPr>
-        <w:trHeight w:val="360" w:hRule="atLeast"/>
+        <w:trHeight w:val="47"/>
       </w:trPr>
       <w:tc>
         <w:tcPr>
           <w:tcW w:w="686" w:type="pct"/>
-          <w:vMerge w:val="restart"/>
-          <w:vAlign w:val="bottom"/>
         </w:tcPr>
         <w:p>
           <w:pPr>
             <w:rPr>
+              <w:noProof/>
               <w:lang w:val="da-DK"/>
             </w:rPr>
           </w:pPr>
-          <w:r>
-            <w:rPr>
-              <w:noProof/>
-              <w:color w:val="4D614C" w:themeColor="text1"/>
-              <w:sz w:val="16"/>
-              <w:szCs w:val="16"/>
-              <w:lang w:val="da-DK"/>
-            </w:rPr>
-            <w:fldChar w:fldCharType="begin"/>
-          </w:r>
-          <w:r>
-            <w:rPr>
-              <w:color w:val="4D614C" w:themeColor="text1"/>
-              <w:sz w:val="16"/>
-              <w:szCs w:val="16"/>
-              <w:lang w:val="da-DK"/>
-            </w:rPr>
-            <w:instrText xml:space="preserve"> PAGE  \* MERGEFORMAT </w:instrText>
-          </w:r>
-          <w:r>
-            <w:rPr>
-              <w:color w:val="4D614C" w:themeColor="text1"/>
-              <w:sz w:val="16"/>
-              <w:szCs w:val="16"/>
-              <w:lang w:val="da-DK"/>
-            </w:rPr>
-            <w:fldChar w:fldCharType="separate"/>
-          </w:r>
-          <w:r>
-            <w:rPr>
-              <w:noProof/>
-              <w:color w:val="4D614C" w:themeColor="text1"/>
-              <w:sz w:val="16"/>
-              <w:szCs w:val="16"/>
-              <w:lang w:val="da-DK"/>
-            </w:rPr>
-            <w:t>3</w:t>
-          </w:r>
-          <w:r>
-            <w:rPr>
-              <w:noProof/>
-              <w:color w:val="4D614C" w:themeColor="text1"/>
-              <w:sz w:val="16"/>
-              <w:szCs w:val="16"/>
-              <w:lang w:val="da-DK"/>
-            </w:rPr>
-            <w:fldChar w:fldCharType="end"/>
-          </w:r>
-          <w:r>
-            <w:rPr>
-              <w:color w:val="4D614C" w:themeColor="text1"/>
-              <w:sz w:val="16"/>
-              <w:szCs w:val="16"/>
-              <w:lang w:val="da-DK"/>
-            </w:rPr>
-            <w:t>/</w:t>
-          </w:r>
-          <w:r>
-            <w:rPr>
-              <w:noProof/>
-              <w:color w:val="4D614C" w:themeColor="text1"/>
-              <w:sz w:val="16"/>
-              <w:szCs w:val="16"/>
-              <w:lang w:val="da-DK"/>
-            </w:rPr>
-            <w:fldChar w:fldCharType="begin"/>
-          </w:r>
-          <w:r>
-            <w:rPr>
-              <w:color w:val="4D614C" w:themeColor="text1"/>
-              <w:sz w:val="16"/>
-              <w:szCs w:val="16"/>
-              <w:lang w:val="da-DK"/>
-            </w:rPr>
-            <w:instrText xml:space="preserve"> NUMPAGES  \* MERGEFORMAT </w:instrText>
-          </w:r>
-          <w:r>
-            <w:rPr>
-              <w:color w:val="4D614C" w:themeColor="text1"/>
-              <w:sz w:val="16"/>
-              <w:szCs w:val="16"/>
-              <w:lang w:val="da-DK"/>
-            </w:rPr>
-            <w:fldChar w:fldCharType="separate"/>
-          </w:r>
-          <w:r>
-            <w:rPr>
-              <w:noProof/>
-              <w:color w:val="4D614C" w:themeColor="text1"/>
-              <w:sz w:val="16"/>
-              <w:szCs w:val="16"/>
-              <w:lang w:val="da-DK"/>
-            </w:rPr>
-            <w:t>3</w:t>
-          </w:r>
-          <w:r>
-            <w:rPr>
-              <w:noProof/>
-              <w:color w:val="4D614C" w:themeColor="text1"/>
-              <w:sz w:val="16"/>
-              <w:szCs w:val="16"/>
-              <w:lang w:val="da-DK"/>
-            </w:rPr>
-            <w:fldChar w:fldCharType="end"/>
-          </w:r>
         </w:p>
       </w:tc>
       <w:tc>
@@ -368,43 +245,39 @@
               <w:tag w:val="#BC:InsertDataItem,BCReportInformation/CompanyMetadata/CompanyHomePage"/>
               <w:id w:val="-1700236597"/>
               <w:placeholder>
-                <w:docPart w:val="0C079E86EF914E879807338D7F3D2A2C"/>
+                <w:docPart w:val="10340A287F024EFA912BF1A99F2E17BA"/>
               </w:placeholder>
-              <w:dataBinding w:prefixMappings="xmlns:ns0='urn:microsoft-dynamics-nav/reports/Tenant_Report_Defaults/2000000001/'" w:xpath="/ns0:NavWordReportXmlPart[1]/ns0:BCReportInformation[1]/ns0:CompanyMetadata[1]/ns0:CompanyHomePage[1]" w:storeItemID="{00000000-0000-0000-0000-000000000000}"/>
+              <w:dataBinding w:prefixMappings="xmlns:ns0='urn:microsoft-dynamics-nav/reports/Tenant_Report_Defaults/2000000001/'" w:xpath="/ns0:NavWordReportXmlPart[1]/ns0:BCReportInformation[1]/ns0:CompanyMetadata[1]/ns0:CompanyHomePage[1]" w:storeItemID="{CE73FA57-C24E-4B83-A13D-AED1F3380EC2}"/>
               <w15:color w:val="808080"/>
               <w:text/>
             </w:sdtPr>
             <w:sdtContent>
               <w:r>
-                <w:t>www.contos</w:t>
-              </w:r>
-              <w:r>
-                <w:t>o</w:t>
-              </w:r>
-              <w:r>
-                <w:t>.com</w:t>
+                <w:t>Company Home Page</w:t>
               </w:r>
             </w:sdtContent>
           </w:sdt>
           <w:r>
-            <w:t xml:space="preserve"> – </w:t>
+            <w:t xml:space="preserve"> –</w:t>
           </w:r>
+          <w:proofErr w:type="spellStart"/>
           <w:sdt>
             <w:sdtPr>
-              <w:alias w:val="CompanyPhone"/>
-              <w:tag w:val="#BC:InsertDataItem,BCReportInformation/CompanyMetadata/CompanyPhone"/>
-              <w:id w:val="771981396"/>
+              <w:alias w:val="CompanyPhoneCaption"/>
+              <w:tag w:val="#BC:InsertDataItem,BCReportInformation/CompanyMetadata/CompanyPhoneCaption"/>
+              <w:id w:val="30074587"/>
               <w:placeholder>
-                <w:docPart w:val="34C8998494FB49199C350E7F6D18AFA2"/>
+                <w:docPart w:val="DefaultPlaceholder_-1854013440"/>
               </w:placeholder>
-              <w:dataBinding w:prefixMappings="xmlns:ns0='urn:microsoft-dynamics-nav/reports/Tenant_Report_Defaults/2000000001/'" w:xpath="/ns0:NavWordReportXmlPart[1]/ns0:BCReportInformation[1]/ns0:CompanyMetadata[1]/ns0:CompanyPhone[1]" w:storeItemID="{00000000-0000-0000-0000-000000000000}"/>
               <w15:color w:val="808080"/>
               <w:text/>
+              <w:dataBinding w:prefixMappings="xmlns:ns0='urn:microsoft-dynamics-nav/reports/Tenant_Report_Defaults/2000000001/'" w:xpath="/ns0:NavWordReportXmlPart[1]/ns0:BCReportInformation[1]/ns0:CompanyMetadata[1]/ns0:CompanyPhoneCaption[1]" w:storeItemID="{CE73FA57-C24E-4B83-A13D-AED1F3380EC2}"/>
             </w:sdtPr>
             <w:sdtContent>
               <w:r>
-                <w:t>Phone No.</w:t>
+                <w:t>CompanyPhoneCaption</w:t>
               </w:r>
+              <w:proofErr w:type="spellEnd"/>
             </w:sdtContent>
           </w:sdt>
           <w:r>
@@ -416,15 +289,15 @@
               <w:tag w:val="#BC:InsertDataItem,BCReportInformation/CompanyMetadata/CompanyPhone"/>
               <w:id w:val="-72821514"/>
               <w:placeholder>
-                <w:docPart w:val="0C079E86EF914E879807338D7F3D2A2C"/>
+                <w:docPart w:val="10340A287F024EFA912BF1A99F2E17BA"/>
               </w:placeholder>
-              <w:dataBinding w:prefixMappings="xmlns:ns0='urn:microsoft-dynamics-nav/reports/Tenant_Report_Defaults/2000000001/'" w:xpath="/ns0:NavWordReportXmlPart[1]/ns0:BCReportInformation[1]/ns0:CompanyMetadata[1]/ns0:CompanyPhone[1]" w:storeItemID="{00000000-0000-0000-0000-000000000000}"/>
+              <w:dataBinding w:prefixMappings="xmlns:ns0='urn:microsoft-dynamics-nav/reports/Tenant_Report_Defaults/2000000001/'" w:xpath="/ns0:NavWordReportXmlPart[1]/ns0:BCReportInformation[1]/ns0:CompanyMetadata[1]/ns0:CompanyPhone[1]" w:storeItemID="{CE73FA57-C24E-4B83-A13D-AED1F3380EC2}"/>
               <w15:color w:val="808080"/>
               <w:text/>
             </w:sdtPr>
             <w:sdtContent>
               <w:r>
-                <w:t>0666-666-6666</w:t>
+                <w:t>Company Phone</w:t>
               </w:r>
             </w:sdtContent>
           </w:sdt>
@@ -437,15 +310,15 @@
               <w:tag w:val="#BC:InsertDataItem,BCReportInformation/CompanyMetadata/CompanyEmail"/>
               <w:id w:val="-499588628"/>
               <w:placeholder>
-                <w:docPart w:val="0C079E86EF914E879807338D7F3D2A2C"/>
+                <w:docPart w:val="10340A287F024EFA912BF1A99F2E17BA"/>
               </w:placeholder>
-              <w:dataBinding w:prefixMappings="xmlns:ns0='urn:microsoft-dynamics-nav/reports/Tenant_Report_Defaults/2000000001/'" w:xpath="/ns0:NavWordReportXmlPart[1]/ns0:BCReportInformation[1]/ns0:CompanyMetadata[1]/ns0:CompanyEmail[1]" w:storeItemID="{00000000-0000-0000-0000-000000000000}"/>
+              <w:dataBinding w:prefixMappings="xmlns:ns0='urn:microsoft-dynamics-nav/reports/Tenant_Report_Defaults/2000000001/'" w:xpath="/ns0:NavWordReportXmlPart[1]/ns0:BCReportInformation[1]/ns0:CompanyMetadata[1]/ns0:CompanyEmail[1]" w:storeItemID="{CE73FA57-C24E-4B83-A13D-AED1F3380EC2}"/>
               <w15:color w:val="808080"/>
               <w:text/>
             </w:sdtPr>
             <w:sdtContent>
               <w:r>
-                <w:t>john.doe@contoso.com</w:t>
+                <w:t>Company Email</w:t>
               </w:r>
             </w:sdtContent>
           </w:sdt>
@@ -458,129 +331,152 @@
               <w:tag w:val="#BC:InsertDataItem,BCReportInformation/CompanyMetadata/CompanyFaxNoCaption"/>
               <w:id w:val="811611713"/>
               <w:placeholder>
-                <w:docPart w:val="E3A3F4102CF64C3CA47BD93EC993D252"/>
+                <w:docPart w:val="3187D34CE1F742AB8022E61DC2A74BB4"/>
               </w:placeholder>
-              <w:dataBinding w:prefixMappings="xmlns:ns0='urn:microsoft-dynamics-nav/reports/Tenant_Report_Defaults/2000000001/'" w:xpath="/ns0:NavWordReportXmlPart[1]/ns0:BCReportInformation[1]/ns0:CompanyMetadata[1]/ns0:CompanyFaxNoCaption[1]" w:storeItemID="{00000000-0000-0000-0000-000000000000}"/>
+              <w:dataBinding w:prefixMappings="xmlns:ns0='urn:microsoft-dynamics-nav/reports/Tenant_Report_Defaults/2000000001/'" w:xpath="/ns0:NavWordReportXmlPart[1]/ns0:BCReportInformation[1]/ns0:CompanyMetadata[1]/ns0:CompanyFaxNoCaption[1]" w:storeItemID="{CE73FA57-C24E-4B83-A13D-AED1F3380EC2}"/>
               <w15:color w:val="808080"/>
               <w:text/>
             </w:sdtPr>
             <w:sdtContent>
               <w:r>
-                <w:t>Fax No.</w:t>
+                <w:t>Company Fax No. Caption</w:t>
               </w:r>
             </w:sdtContent>
           </w:sdt>
-          <w:r>
-            <w:t xml:space="preserve">: </w:t>
-          </w:r>
-        </w:p>
-        <w:p>
-          <w:pPr>
-            <w:pStyle w:val="NoSpacing"/>
-            <w:jc w:val="right"/>
-          </w:pPr>
-        </w:p>
-        <w:p>
-          <w:pPr>
-            <w:pStyle w:val="NoSpacing"/>
-            <w:jc w:val="right"/>
-          </w:pPr>
-        </w:p>
-        <w:p>
-          <w:pPr>
-            <w:pStyle w:val="NoSpacing"/>
-            <w:jc w:val="right"/>
-          </w:pPr>
-        </w:p>
-        <w:p>
-          <w:pPr>
-            <w:pStyle w:val="NoSpacing"/>
-            <w:jc w:val="right"/>
-          </w:pPr>
-        </w:p>
-        <w:p>
-          <w:pPr>
-            <w:pStyle w:val="NoSpacing"/>
-            <w:jc w:val="right"/>
-          </w:pPr>
-        </w:p>
-        <w:p>
-          <w:pPr>
-            <w:pStyle w:val="NoSpacing"/>
-            <w:jc w:val="right"/>
-          </w:pPr>
         </w:p>
       </w:tc>
     </w:tr>
     <w:tr>
       <w:trPr>
-        <w:trHeight w:val="288" w:hRule="atLeast"/>
+        <w:trHeight w:val="47"/>
       </w:trPr>
       <w:tc>
         <w:tcPr>
           <w:tcW w:w="686" w:type="pct"/>
-          <w:vMerge/>
         </w:tcPr>
         <w:p>
           <w:pPr>
             <w:rPr>
-              <w:noProof/>
+              <w:lang w:val="da-DK"/>
             </w:rPr>
           </w:pPr>
+          <w:r>
+            <w:rPr>
+              <w:noProof/>
+              <w:lang w:val="da-DK"/>
+            </w:rPr>
+            <w:fldChar w:fldCharType="begin"/>
+          </w:r>
+          <w:r>
+            <w:rPr>
+              <w:lang w:val="da-DK"/>
+            </w:rPr>
+            <w:instrText xml:space="preserve"> PAGE  \* MERGEFORMAT </w:instrText>
+          </w:r>
+          <w:r>
+            <w:rPr>
+              <w:lang w:val="da-DK"/>
+            </w:rPr>
+            <w:fldChar w:fldCharType="separate"/>
+          </w:r>
+          <w:r>
+            <w:rPr>
+              <w:lang w:val="da-DK"/>
+            </w:rPr>
+            <w:t>2</w:t>
+          </w:r>
+          <w:r>
+            <w:rPr>
+              <w:noProof/>
+              <w:lang w:val="da-DK"/>
+            </w:rPr>
+            <w:fldChar w:fldCharType="end"/>
+          </w:r>
+          <w:r>
+            <w:rPr>
+              <w:lang w:val="da-DK"/>
+            </w:rPr>
+            <w:t>/</w:t>
+          </w:r>
+          <w:r>
+            <w:rPr>
+              <w:noProof/>
+              <w:lang w:val="da-DK"/>
+            </w:rPr>
+            <w:fldChar w:fldCharType="begin"/>
+          </w:r>
+          <w:r>
+            <w:rPr>
+              <w:lang w:val="da-DK"/>
+            </w:rPr>
+            <w:instrText xml:space="preserve"> NUMPAGES  \* MERGEFORMAT </w:instrText>
+          </w:r>
+          <w:r>
+            <w:rPr>
+              <w:lang w:val="da-DK"/>
+            </w:rPr>
+            <w:fldChar w:fldCharType="separate"/>
+          </w:r>
+          <w:r>
+            <w:rPr>
+              <w:lang w:val="da-DK"/>
+            </w:rPr>
+            <w:t>2</w:t>
+          </w:r>
+          <w:r>
+            <w:rPr>
+              <w:noProof/>
+              <w:lang w:val="da-DK"/>
+            </w:rPr>
+            <w:fldChar w:fldCharType="end"/>
+          </w:r>
         </w:p>
       </w:tc>
       <w:tc>
         <w:tcPr>
           <w:tcW w:w="4314" w:type="pct"/>
-          <w:vAlign w:val="bottom"/>
+          <w:vAlign w:val="center"/>
         </w:tcPr>
         <w:p>
           <w:pPr>
-            <w:pStyle w:val="NoSpacing"/>
             <w:jc w:val="right"/>
           </w:pPr>
           <w:sdt>
             <w:sdtPr>
               <w:alias w:val="CompanyBankName"/>
               <w:tag w:val="#BC:InsertDataItem,BCReportInformation/CompanyMetadata/CompanyBankName"/>
-              <w:id w:val="1966159693"/>
+              <w:id w:val="1267649254"/>
               <w:placeholder>
-                <w:docPart w:val="A42CBF5AE9464B689288DFE427F62FA8"/>
+                <w:docPart w:val="6778DDD57DAB4F06B4FC3B5F6AB9069F"/>
               </w:placeholder>
-              <w:dataBinding w:prefixMappings="xmlns:ns0='urn:microsoft-dynamics-nav/reports/Tenant_Report_Defaults/2000000001/'" w:xpath="/ns0:NavWordReportXmlPart[1]/ns0:BCReportInformation[1]/ns0:CompanyMetadata[1]/ns0:CompanyBankName[1]" w:storeItemID="{00000000-0000-0000-0000-000000000000}"/>
+              <w:dataBinding w:prefixMappings="xmlns:ns0='urn:microsoft-dynamics-nav/reports/Tenant_Report_Defaults/2000000001/'" w:xpath="/ns0:NavWordReportXmlPart[1]/ns0:BCReportInformation[1]/ns0:CompanyMetadata[1]/ns0:CompanyBankName[1]" w:storeItemID="{CE73FA57-C24E-4B83-A13D-AED1F3380EC2}"/>
               <w15:color w:val="808080"/>
               <w:text/>
             </w:sdtPr>
             <w:sdtContent>
               <w:r>
-                <w:t>Worldwide</w:t>
-              </w:r>
-              <w:r>
-                <w:t xml:space="preserve"> Bank</w:t>
+                <w:t>Company Bank Name</w:t>
               </w:r>
             </w:sdtContent>
           </w:sdt>
           <w:r>
-            <w:t xml:space="preserve"> –</w:t>
-          </w:r>
-          <w:r>
-            <w:t xml:space="preserve"> </w:t>
+            <w:t xml:space="preserve"> – </w:t>
           </w:r>
           <w:sdt>
             <w:sdtPr>
               <w:alias w:val="CompanyBankBranchNo"/>
               <w:tag w:val="#BC:InsertDataItem,BCReportInformation/CompanyMetadata/CompanyBankBranchNo"/>
-              <w:id w:val="1034614214"/>
+              <w:id w:val="1044645876"/>
               <w:placeholder>
-                <w:docPart w:val="968515CB93D04B14A888F6A077CADDD9"/>
+                <w:docPart w:val="75ED6F803BBE4C758ADA305571504196"/>
               </w:placeholder>
-              <w:dataBinding w:prefixMappings="xmlns:ns0='urn:microsoft-dynamics-nav/reports/Tenant_Report_Defaults/2000000001/'" w:xpath="/ns0:NavWordReportXmlPart[1]/ns0:BCReportInformation[1]/ns0:CompanyMetadata[1]/ns0:CompanyBankBranchNo[1]" w:storeItemID="{00000000-0000-0000-0000-000000000000}"/>
+              <w:dataBinding w:prefixMappings="xmlns:ns0='urn:microsoft-dynamics-nav/reports/Tenant_Report_Defaults/2000000001/'" w:xpath="/ns0:NavWordReportXmlPart[1]/ns0:BCReportInformation[1]/ns0:CompanyMetadata[1]/ns0:CompanyBankBranchNo[1]" w:storeItemID="{CE73FA57-C24E-4B83-A13D-AED1F3380EC2}"/>
               <w15:color w:val="808080"/>
               <w:text/>
             </w:sdtPr>
             <w:sdtContent>
               <w:r>
-                <w:t>BG99999</w:t>
+                <w:t>Company Bank Branch No.</w:t>
               </w:r>
             </w:sdtContent>
           </w:sdt>
@@ -591,17 +487,17 @@
             <w:sdtPr>
               <w:alias w:val="CompanyBankAccountNo"/>
               <w:tag w:val="#BC:InsertDataItem,BCReportInformation/CompanyMetadata/CompanyBankAccountNo"/>
-              <w:id w:val="-1024945031"/>
+              <w:id w:val="1646937185"/>
               <w:placeholder>
-                <w:docPart w:val="A42CBF5AE9464B689288DFE427F62FA8"/>
+                <w:docPart w:val="6778DDD57DAB4F06B4FC3B5F6AB9069F"/>
               </w:placeholder>
-              <w:dataBinding w:prefixMappings="xmlns:ns0='urn:microsoft-dynamics-nav/reports/Tenant_Report_Defaults/2000000001/'" w:xpath="/ns0:NavWordReportXmlPart[1]/ns0:BCReportInformation[1]/ns0:CompanyMetadata[1]/ns0:CompanyBankAccountNo[1]" w:storeItemID="{00000000-0000-0000-0000-000000000000}"/>
+              <w:dataBinding w:prefixMappings="xmlns:ns0='urn:microsoft-dynamics-nav/reports/Tenant_Report_Defaults/2000000001/'" w:xpath="/ns0:NavWordReportXmlPart[1]/ns0:BCReportInformation[1]/ns0:CompanyMetadata[1]/ns0:CompanyBankAccountNo[1]" w:storeItemID="{CE73FA57-C24E-4B83-A13D-AED1F3380EC2}"/>
               <w15:color w:val="808080"/>
               <w:text/>
             </w:sdtPr>
             <w:sdtContent>
               <w:r>
-                <w:t>99-99-888</w:t>
+                <w:t>Company Bank Account No.</w:t>
               </w:r>
             </w:sdtContent>
           </w:sdt>
@@ -612,17 +508,17 @@
             <w:sdtPr>
               <w:alias w:val="CompanyRegistrationNoCaption"/>
               <w:tag w:val="#BC:InsertDataItem,BCReportInformation/CompanyMetadata/CompanyRegistrationNoCaption"/>
-              <w:id w:val="-807630847"/>
+              <w:id w:val="-1847702721"/>
               <w:placeholder>
-                <w:docPart w:val="ECF90FACCB2745458FEBAF05E723FAB3"/>
+                <w:docPart w:val="BCF815284894427C9E0F05F0D3987FC2"/>
               </w:placeholder>
-              <w:dataBinding w:prefixMappings="xmlns:ns0='urn:microsoft-dynamics-nav/reports/Tenant_Report_Defaults/2000000001/'" w:xpath="/ns0:NavWordReportXmlPart[1]/ns0:BCReportInformation[1]/ns0:CompanyMetadata[1]/ns0:CompanyRegistrationNoCaption[1]" w:storeItemID="{00000000-0000-0000-0000-000000000000}"/>
+              <w:dataBinding w:prefixMappings="xmlns:ns0='urn:microsoft-dynamics-nav/reports/Tenant_Report_Defaults/2000000001/'" w:xpath="/ns0:NavWordReportXmlPart[1]/ns0:BCReportInformation[1]/ns0:CompanyMetadata[1]/ns0:CompanyRegistrationNoCaption[1]" w:storeItemID="{CE73FA57-C24E-4B83-A13D-AED1F3380EC2}"/>
               <w15:color w:val="808080"/>
               <w:text/>
             </w:sdtPr>
             <w:sdtContent>
               <w:r>
-                <w:t>VAT Registration No.</w:t>
+                <w:t>Company Registration No. Caption</w:t>
               </w:r>
             </w:sdtContent>
           </w:sdt>
@@ -633,65 +529,59 @@
             <w:sdtPr>
               <w:alias w:val="CompanyRegistrationNo"/>
               <w:tag w:val="#BC:InsertDataItem,BCReportInformation/CompanyMetadata/CompanyRegistrationNo"/>
-              <w:id w:val="935095463"/>
+              <w:id w:val="191272954"/>
               <w:placeholder>
-                <w:docPart w:val="A42CBF5AE9464B689288DFE427F62FA8"/>
+                <w:docPart w:val="6778DDD57DAB4F06B4FC3B5F6AB9069F"/>
               </w:placeholder>
-              <w:dataBinding w:prefixMappings="xmlns:ns0='urn:microsoft-dynamics-nav/reports/Tenant_Report_Defaults/2000000001/'" w:xpath="/ns0:NavWordReportXmlPart[1]/ns0:BCReportInformation[1]/ns0:CompanyMetadata[1]/ns0:CompanyRegistrationNo[1]" w:storeItemID="{00000000-0000-0000-0000-000000000000}"/>
+              <w:dataBinding w:prefixMappings="xmlns:ns0='urn:microsoft-dynamics-nav/reports/Tenant_Report_Defaults/2000000001/'" w:xpath="/ns0:NavWordReportXmlPart[1]/ns0:BCReportInformation[1]/ns0:CompanyMetadata[1]/ns0:CompanyRegistrationNo[1]" w:storeItemID="{CE73FA57-C24E-4B83-A13D-AED1F3380EC2}"/>
               <w15:color w:val="808080"/>
               <w:text/>
             </w:sdtPr>
             <w:sdtContent>
               <w:r>
-                <w:t>777777777</w:t>
+                <w:t>Company Registration No.</w:t>
               </w:r>
             </w:sdtContent>
           </w:sdt>
           <w:r>
-            <w:t xml:space="preserve"> –</w:t>
-          </w:r>
-          <w:r>
-            <w:t xml:space="preserve"> </w:t>
+            <w:t xml:space="preserve"> – </w:t>
           </w:r>
           <w:sdt>
             <w:sdtPr>
               <w:alias w:val="CompanyGiroNoCaption"/>
               <w:tag w:val="#BC:InsertDataItem,BCReportInformation/CompanyMetadata/CompanyGiroNoCaption"/>
-              <w:id w:val="742461681"/>
+              <w:id w:val="-1559631381"/>
               <w:placeholder>
-                <w:docPart w:val="27087F6FEDD94D80B57228D295072880"/>
+                <w:docPart w:val="4FDD91EA87534E8FAD3FF69A5F8AE196"/>
               </w:placeholder>
-              <w:dataBinding w:prefixMappings="xmlns:ns0='urn:microsoft-dynamics-nav/reports/Tenant_Report_Defaults/2000000001/'" w:xpath="/ns0:NavWordReportXmlPart[1]/ns0:BCReportInformation[1]/ns0:CompanyMetadata[1]/ns0:CompanyGiroNoCaption[1]" w:storeItemID="{00000000-0000-0000-0000-000000000000}"/>
+              <w:dataBinding w:prefixMappings="xmlns:ns0='urn:microsoft-dynamics-nav/reports/Tenant_Report_Defaults/2000000001/'" w:xpath="/ns0:NavWordReportXmlPart[1]/ns0:BCReportInformation[1]/ns0:CompanyMetadata[1]/ns0:CompanyGiroNoCaption[1]" w:storeItemID="{CE73FA57-C24E-4B83-A13D-AED1F3380EC2}"/>
               <w15:color w:val="808080"/>
               <w:text/>
             </w:sdtPr>
             <w:sdtContent>
               <w:r>
-                <w:t>Giro No.</w:t>
+                <w:t>Company Giro No. Caption</w:t>
               </w:r>
             </w:sdtContent>
           </w:sdt>
           <w:r>
-            <w:t>:</w:t>
-          </w:r>
-          <w:r>
-            <w:t xml:space="preserve"> </w:t>
+            <w:t xml:space="preserve">: </w:t>
           </w:r>
           <w:sdt>
             <w:sdtPr>
               <w:alias w:val="CompanyGiroNo"/>
               <w:tag w:val="#BC:InsertDataItem,BCReportInformation/CompanyMetadata/CompanyGiroNo"/>
-              <w:id w:val="1893839762"/>
+              <w:id w:val="1270732000"/>
               <w:placeholder>
-                <w:docPart w:val="A42CBF5AE9464B689288DFE427F62FA8"/>
+                <w:docPart w:val="6778DDD57DAB4F06B4FC3B5F6AB9069F"/>
               </w:placeholder>
-              <w:dataBinding w:prefixMappings="xmlns:ns0='urn:microsoft-dynamics-nav/reports/Tenant_Report_Defaults/2000000001/'" w:xpath="/ns0:NavWordReportXmlPart[1]/ns0:BCReportInformation[1]/ns0:CompanyMetadata[1]/ns0:CompanyGiroNo[1]" w:storeItemID="{00000000-0000-0000-0000-000000000000}"/>
+              <w:dataBinding w:prefixMappings="xmlns:ns0='urn:microsoft-dynamics-nav/reports/Tenant_Report_Defaults/2000000001/'" w:xpath="/ns0:NavWordReportXmlPart[1]/ns0:BCReportInformation[1]/ns0:CompanyMetadata[1]/ns0:CompanyGiroNo[1]" w:storeItemID="{CE73FA57-C24E-4B83-A13D-AED1F3380EC2}"/>
               <w15:color w:val="808080"/>
               <w:text/>
             </w:sdtPr>
             <w:sdtContent>
               <w:r>
-                <w:t>888-9999</w:t>
+                <w:t>Company Giro No.</w:t>
               </w:r>
             </w:sdtContent>
           </w:sdt>
@@ -701,7 +591,7 @@
   </w:tbl>
   <w:p>
     <w:pPr>
-      <w:pStyle w:val="NoSpacing"/>
+      <w:pStyle w:val="Footer"/>
     </w:pPr>
   </w:p>
 </w:ftr>
@@ -734,6 +624,16 @@
 
 <file path=word/header1.xml><?xml version="1.0" encoding="utf-8"?>
 <w:hdr xmlns:wpc="http://schemas.microsoft.com/office/word/2010/wordprocessingCanvas" xmlns:cx="http://schemas.microsoft.com/office/drawing/2014/chartex" xmlns:cx1="http://schemas.microsoft.com/office/drawing/2015/9/8/chartex" xmlns:cx2="http://schemas.microsoft.com/office/drawing/2015/10/21/chartex" xmlns:cx3="http://schemas.microsoft.com/office/drawing/2016/5/9/chartex" xmlns:cx4="http://schemas.microsoft.com/office/drawing/2016/5/10/chartex" xmlns:cx5="http://schemas.microsoft.com/office/drawing/2016/5/11/chartex" xmlns:cx6="http://schemas.microsoft.com/office/drawing/2016/5/12/chartex" xmlns:cx7="http://schemas.microsoft.com/office/drawing/2016/5/13/chartex" xmlns:cx8="http://schemas.microsoft.com/office/drawing/2016/5/14/chartex" xmlns:mc="http://schemas.openxmlformats.org/markup-compatibility/2006" xmlns:aink="http://schemas.microsoft.com/office/drawing/2016/ink" xmlns:am3d="http://schemas.microsoft.com/office/drawing/2017/model3d" xmlns:o="urn:schemas-microsoft-com:office:office" xmlns:oel="http://schemas.microsoft.com/office/2019/extlst" xmlns:r="http://schemas.openxmlformats.org/officeDocument/2006/relationships" xmlns:m="http://schemas.openxmlformats.org/officeDocument/2006/math" xmlns:v="urn:schemas-microsoft-com:vml" xmlns:wp14="http://schemas.microsoft.com/office/word/2010/wordprocessingDrawing" xmlns:wp="http://schemas.openxmlformats.org/drawingml/2006/wordprocessingDrawing" xmlns:w10="urn:schemas-microsoft-com:office:word" xmlns:w="http://schemas.openxmlformats.org/wordprocessingml/2006/main" xmlns:w14="http://schemas.microsoft.com/office/word/2010/wordml" xmlns:w15="http://schemas.microsoft.com/office/word/2012/wordml" xmlns:w16cex="http://schemas.microsoft.com/office/word/2018/wordml/cex" xmlns:w16cid="http://schemas.microsoft.com/office/word/2016/wordml/cid" xmlns:w16="http://schemas.microsoft.com/office/word/2018/wordml" xmlns:w16du="http://schemas.microsoft.com/office/word/2023/wordml/word16du" xmlns:w16sdtdh="http://schemas.microsoft.com/office/word/2020/wordml/sdtdatahash" xmlns:w16sdtfl="http://schemas.microsoft.com/office/word/2024/wordml/sdtformatlock" xmlns:w16se="http://schemas.microsoft.com/office/word/2015/wordml/symex" xmlns:wpg="http://schemas.microsoft.com/office/word/2010/wordprocessingGroup" xmlns:wpi="http://schemas.microsoft.com/office/word/2010/wordprocessingInk" xmlns:wne="http://schemas.microsoft.com/office/word/2006/wordml" xmlns:wps="http://schemas.microsoft.com/office/word/2010/wordprocessingShape" mc:Ignorable="w14 w15 w16se w16cid w16 w16cex w16sdtdh w16sdtfl w16du wp14">
+  <w:p>
+    <w:pPr>
+      <w:pStyle w:val="Header"/>
+    </w:pPr>
+  </w:p>
+</w:hdr>
+</file>
+
+<file path=word/header2.xml><?xml version="1.0" encoding="utf-8"?>
+<w:hdr xmlns:wpc="http://schemas.microsoft.com/office/word/2010/wordprocessingCanvas" xmlns:cx="http://schemas.microsoft.com/office/drawing/2014/chartex" xmlns:cx1="http://schemas.microsoft.com/office/drawing/2015/9/8/chartex" xmlns:cx2="http://schemas.microsoft.com/office/drawing/2015/10/21/chartex" xmlns:cx3="http://schemas.microsoft.com/office/drawing/2016/5/9/chartex" xmlns:cx4="http://schemas.microsoft.com/office/drawing/2016/5/10/chartex" xmlns:cx5="http://schemas.microsoft.com/office/drawing/2016/5/11/chartex" xmlns:cx6="http://schemas.microsoft.com/office/drawing/2016/5/12/chartex" xmlns:cx7="http://schemas.microsoft.com/office/drawing/2016/5/13/chartex" xmlns:cx8="http://schemas.microsoft.com/office/drawing/2016/5/14/chartex" xmlns:mc="http://schemas.openxmlformats.org/markup-compatibility/2006" xmlns:aink="http://schemas.microsoft.com/office/drawing/2016/ink" xmlns:am3d="http://schemas.microsoft.com/office/drawing/2017/model3d" xmlns:o="urn:schemas-microsoft-com:office:office" xmlns:oel="http://schemas.microsoft.com/office/2019/extlst" xmlns:r="http://schemas.openxmlformats.org/officeDocument/2006/relationships" xmlns:m="http://schemas.openxmlformats.org/officeDocument/2006/math" xmlns:v="urn:schemas-microsoft-com:vml" xmlns:wp14="http://schemas.microsoft.com/office/word/2010/wordprocessingDrawing" xmlns:wp="http://schemas.openxmlformats.org/drawingml/2006/wordprocessingDrawing" xmlns:w10="urn:schemas-microsoft-com:office:word" xmlns:w="http://schemas.openxmlformats.org/wordprocessingml/2006/main" xmlns:w14="http://schemas.microsoft.com/office/word/2010/wordml" xmlns:w15="http://schemas.microsoft.com/office/word/2012/wordml" xmlns:w16cex="http://schemas.microsoft.com/office/word/2018/wordml/cex" xmlns:w16cid="http://schemas.microsoft.com/office/word/2016/wordml/cid" xmlns:w16="http://schemas.microsoft.com/office/word/2018/wordml" xmlns:w16du="http://schemas.microsoft.com/office/word/2023/wordml/word16du" xmlns:w16sdtdh="http://schemas.microsoft.com/office/word/2020/wordml/sdtdatahash" xmlns:w16sdtfl="http://schemas.microsoft.com/office/word/2024/wordml/sdtformatlock" xmlns:w16se="http://schemas.microsoft.com/office/word/2015/wordml/symex" xmlns:wpg="http://schemas.microsoft.com/office/word/2010/wordprocessingGroup" xmlns:wpi="http://schemas.microsoft.com/office/word/2010/wordprocessingInk" xmlns:wne="http://schemas.microsoft.com/office/word/2006/wordml" xmlns:wps="http://schemas.microsoft.com/office/word/2010/wordprocessingShape" mc:Ignorable="w14 w15 w16se w16cid w16 w16cex w16sdtdh w16sdtfl w16du wp14">
   <w:tbl>
     <w:tblPr>
       <w:tblStyle w:val="BCBlockTable"/>
@@ -758,7 +658,7 @@
             <w:placeholder>
               <w:docPart w:val="85734CD6EE1A4449AEF84D8311407282"/>
             </w:placeholder>
-            <w:dataBinding w:prefixMappings="xmlns:ns0='urn:microsoft-dynamics-nav/reports/Tenant_Report_Defaults/2000000001/'" w:xpath="/ns0:NavWordReportXmlPart[1]/ns0:BCReportInformation[1]/ns0:ReportMetadata[1]/ns0:ReportCaption[1]" w:storeItemID="{00000000-0000-0000-0000-000000000000}"/>
+            <w:dataBinding w:prefixMappings="xmlns:ns0='urn:microsoft-dynamics-nav/reports/Tenant_Report_Defaults/2000000001/'" w:xpath="/ns0:NavWordReportXmlPart[1]/ns0:BCReportInformation[1]/ns0:ReportMetadata[1]/ns0:ReportCaption[1]" w:storeItemID="{CE73FA57-C24E-4B83-A13D-AED1F3380EC2}"/>
             <w15:color w:val="808080"/>
             <w:text/>
           </w:sdtPr>
@@ -792,39 +692,21 @@
               <w:placeholder>
                 <w:docPart w:val="DefaultPlaceholder_-1854013440"/>
               </w:placeholder>
-              <w:dataBinding w:prefixMappings="xmlns:ns0='urn:microsoft-dynamics-nav/reports/Tenant_Report_Defaults/2000000001/'" w:xpath="/ns0:NavWordReportXmlPart[1]/ns0:BCReportInformation[1]/ns0:ReportRequest[1]/ns0:CompanyName[1]" w:storeItemID="{00000000-0000-0000-0000-000000000000}"/>
+              <w:dataBinding w:prefixMappings="xmlns:ns0='urn:microsoft-dynamics-nav/reports/Tenant_Report_Defaults/2000000001/'" w:xpath="/ns0:NavWordReportXmlPart[1]/ns0:BCReportInformation[1]/ns0:ReportRequest[1]/ns0:CompanyName[1]" w:storeItemID="{CE73FA57-C24E-4B83-A13D-AED1F3380EC2}"/>
               <w15:color w:val="808080"/>
               <w:text/>
             </w:sdtPr>
             <w:sdtContent>
               <w:r>
-                <w:rPr>
-                  <w:rFonts w:asciiTheme="majorHAnsi" w:eastAsiaTheme="majorEastAsia" w:hAnsiTheme="majorHAnsi" w:cstheme="majorBidi"/>
-                  <w:color w:val="4D614C" w:themeColor="text1"/>
-                  <w:sz w:val="16"/>
-                  <w:szCs w:val="16"/>
-                </w:rPr>
-                <w:t>Contoso</w:t>
+                <w:t>Company Name</w:t>
               </w:r>
             </w:sdtContent>
           </w:sdt>
           <w:r>
             <w:rPr>
-              <w:rFonts w:asciiTheme="majorHAnsi" w:eastAsiaTheme="majorEastAsia" w:hAnsiTheme="majorHAnsi" w:cstheme="majorBidi"/>
-              <w:color w:val="4D614C" w:themeColor="text1"/>
-              <w:sz w:val="16"/>
-              <w:szCs w:val="16"/>
+              <w:rFonts w:asciiTheme="majorHAnsi" w:hAnsiTheme="majorHAnsi" w:eastAsiaTheme="majorEastAsia" w:cstheme="majorBidi"/>
             </w:rPr>
-            <w:t xml:space="preserve"> </w:t>
-          </w:r>
-          <w:r>
-            <w:rPr>
-              <w:rFonts w:asciiTheme="majorHAnsi" w:eastAsiaTheme="majorEastAsia" w:hAnsiTheme="majorHAnsi" w:cstheme="majorBidi"/>
-              <w:color w:val="4D614C" w:themeColor="text1"/>
-              <w:sz w:val="16"/>
-              <w:szCs w:val="16"/>
-            </w:rPr>
-            <w:t xml:space="preserve"> </w:t>
+            <w:t xml:space="preserve">  </w:t>
           </w:r>
         </w:p>
       </w:tc>
@@ -844,8 +726,8 @@
 </w:hdr>
 </file>
 
-<file path=word/header2.xml><?xml version="1.0" encoding="utf-8"?>
-<w:hdr xmlns:a="http://schemas.openxmlformats.org/drawingml/2006/main" xmlns:pic="http://schemas.openxmlformats.org/drawingml/2006/picture" xmlns:a14="http://schemas.microsoft.com/office/drawing/2010/main" xmlns:wpc="http://schemas.microsoft.com/office/word/2010/wordprocessingCanvas" xmlns:cx="http://schemas.microsoft.com/office/drawing/2014/chartex" xmlns:cx1="http://schemas.microsoft.com/office/drawing/2015/9/8/chartex" xmlns:cx2="http://schemas.microsoft.com/office/drawing/2015/10/21/chartex" xmlns:cx3="http://schemas.microsoft.com/office/drawing/2016/5/9/chartex" xmlns:cx4="http://schemas.microsoft.com/office/drawing/2016/5/10/chartex" xmlns:cx5="http://schemas.microsoft.com/office/drawing/2016/5/11/chartex" xmlns:cx6="http://schemas.microsoft.com/office/drawing/2016/5/12/chartex" xmlns:cx7="http://schemas.microsoft.com/office/drawing/2016/5/13/chartex" xmlns:cx8="http://schemas.microsoft.com/office/drawing/2016/5/14/chartex" xmlns:mc="http://schemas.openxmlformats.org/markup-compatibility/2006" xmlns:aink="http://schemas.microsoft.com/office/drawing/2016/ink" xmlns:am3d="http://schemas.microsoft.com/office/drawing/2017/model3d" xmlns:o="urn:schemas-microsoft-com:office:office" xmlns:oel="http://schemas.microsoft.com/office/2019/extlst" xmlns:r="http://schemas.openxmlformats.org/officeDocument/2006/relationships" xmlns:m="http://schemas.openxmlformats.org/officeDocument/2006/math" xmlns:v="urn:schemas-microsoft-com:vml" xmlns:wp14="http://schemas.microsoft.com/office/word/2010/wordprocessingDrawing" xmlns:wp="http://schemas.openxmlformats.org/drawingml/2006/wordprocessingDrawing" xmlns:w10="urn:schemas-microsoft-com:office:word" xmlns:w="http://schemas.openxmlformats.org/wordprocessingml/2006/main" xmlns:w14="http://schemas.microsoft.com/office/word/2010/wordml" xmlns:w15="http://schemas.microsoft.com/office/word/2012/wordml" xmlns:w16cex="http://schemas.microsoft.com/office/word/2018/wordml/cex" xmlns:w16cid="http://schemas.microsoft.com/office/word/2016/wordml/cid" xmlns:w16="http://schemas.microsoft.com/office/word/2018/wordml" xmlns:w16du="http://schemas.microsoft.com/office/word/2023/wordml/word16du" xmlns:w16sdtdh="http://schemas.microsoft.com/office/word/2020/wordml/sdtdatahash" xmlns:w16sdtfl="http://schemas.microsoft.com/office/word/2024/wordml/sdtformatlock" xmlns:w16se="http://schemas.microsoft.com/office/word/2015/wordml/symex" xmlns:wpg="http://schemas.microsoft.com/office/word/2010/wordprocessingGroup" xmlns:wpi="http://schemas.microsoft.com/office/word/2010/wordprocessingInk" xmlns:wne="http://schemas.microsoft.com/office/word/2006/wordml" xmlns:wps="http://schemas.microsoft.com/office/word/2010/wordprocessingShape" mc:Ignorable="w14 w15 w16se w16cid w16 w16cex w16sdtdh w16sdtfl w16du wp14">
+<file path=word/header3.xml><?xml version="1.0" encoding="utf-8"?>
+<w:hdr xmlns:a="http://schemas.openxmlformats.org/drawingml/2006/main" xmlns:pic="http://schemas.openxmlformats.org/drawingml/2006/picture" xmlns:wpc="http://schemas.microsoft.com/office/word/2010/wordprocessingCanvas" xmlns:cx="http://schemas.microsoft.com/office/drawing/2014/chartex" xmlns:cx1="http://schemas.microsoft.com/office/drawing/2015/9/8/chartex" xmlns:cx2="http://schemas.microsoft.com/office/drawing/2015/10/21/chartex" xmlns:cx3="http://schemas.microsoft.com/office/drawing/2016/5/9/chartex" xmlns:cx4="http://schemas.microsoft.com/office/drawing/2016/5/10/chartex" xmlns:cx5="http://schemas.microsoft.com/office/drawing/2016/5/11/chartex" xmlns:cx6="http://schemas.microsoft.com/office/drawing/2016/5/12/chartex" xmlns:cx7="http://schemas.microsoft.com/office/drawing/2016/5/13/chartex" xmlns:cx8="http://schemas.microsoft.com/office/drawing/2016/5/14/chartex" xmlns:mc="http://schemas.openxmlformats.org/markup-compatibility/2006" xmlns:aink="http://schemas.microsoft.com/office/drawing/2016/ink" xmlns:am3d="http://schemas.microsoft.com/office/drawing/2017/model3d" xmlns:o="urn:schemas-microsoft-com:office:office" xmlns:oel="http://schemas.microsoft.com/office/2019/extlst" xmlns:r="http://schemas.openxmlformats.org/officeDocument/2006/relationships" xmlns:m="http://schemas.openxmlformats.org/officeDocument/2006/math" xmlns:v="urn:schemas-microsoft-com:vml" xmlns:wp14="http://schemas.microsoft.com/office/word/2010/wordprocessingDrawing" xmlns:wp="http://schemas.openxmlformats.org/drawingml/2006/wordprocessingDrawing" xmlns:w10="urn:schemas-microsoft-com:office:word" xmlns:w="http://schemas.openxmlformats.org/wordprocessingml/2006/main" xmlns:w14="http://schemas.microsoft.com/office/word/2010/wordml" xmlns:w15="http://schemas.microsoft.com/office/word/2012/wordml" xmlns:w16cex="http://schemas.microsoft.com/office/word/2018/wordml/cex" xmlns:w16cid="http://schemas.microsoft.com/office/word/2016/wordml/cid" xmlns:w16="http://schemas.microsoft.com/office/word/2018/wordml" xmlns:w16du="http://schemas.microsoft.com/office/word/2023/wordml/word16du" xmlns:w16sdtdh="http://schemas.microsoft.com/office/word/2020/wordml/sdtdatahash" xmlns:w16sdtfl="http://schemas.microsoft.com/office/word/2024/wordml/sdtformatlock" xmlns:w16se="http://schemas.microsoft.com/office/word/2015/wordml/symex" xmlns:wpg="http://schemas.microsoft.com/office/word/2010/wordprocessingGroup" xmlns:wpi="http://schemas.microsoft.com/office/word/2010/wordprocessingInk" xmlns:wne="http://schemas.microsoft.com/office/word/2006/wordml" xmlns:wps="http://schemas.microsoft.com/office/word/2010/wordprocessingShape" mc:Ignorable="w14 w15 w16se w16cid w16 w16cex w16sdtdh w16sdtfl w16du wp14">
   <w:tbl>
     <w:tblPr>
       <w:tblStyle w:val="BCBlockTable"/>
@@ -872,7 +754,7 @@
             <w:placeholder>
               <w:docPart w:val="DefaultPlaceholder_-1854013440"/>
             </w:placeholder>
-            <w:dataBinding w:prefixMappings="xmlns:ns0='urn:microsoft-dynamics-nav/reports/Tenant_Report_Defaults/2000000001/'" w:xpath="/ns0:NavWordReportXmlPart[1]/ns0:BCReportInformation[1]/ns0:ReportMetadata[1]/ns0:ReportCaption[1]" w:storeItemID="{00000000-0000-0000-0000-000000000000}"/>
+            <w:dataBinding w:prefixMappings="xmlns:ns0='urn:microsoft-dynamics-nav/reports/Tenant_Report_Defaults/2000000001/'" w:xpath="/ns0:NavWordReportXmlPart[1]/ns0:BCReportInformation[1]/ns0:ReportMetadata[1]/ns0:ReportCaption[1]" w:storeItemID="{CE73FA57-C24E-4B83-A13D-AED1F3380EC2}"/>
             <w15:color w:val="808080"/>
             <w:text/>
           </w:sdtPr>
@@ -913,8 +795,7 @@
               <w:alias w:val="CompanyLogo"/>
               <w:tag w:val="#BC:InsertDataItem,BCReportInformation/CompanyMetadata/CompanyLogo"/>
               <w:id w:val="1096138144"/>
-              <w:showingPlcHdr/>
-              <w:dataBinding w:prefixMappings="xmlns:ns0='urn:microsoft-dynamics-nav/reports/Tenant_Report_Defaults/2000000001/'" w:xpath="/ns0:NavWordReportXmlPart[1]/ns0:BCReportInformation[1]/ns0:CompanyMetadata[1]/ns0:CompanyLogo[1]" w:storeItemID="{00000000-0000-0000-0000-000000000000}"/>
+              <w:dataBinding w:prefixMappings="xmlns:ns0='urn:microsoft-dynamics-nav/reports/Tenant_Report_Defaults/2000000001/'" w:xpath="/ns0:NavWordReportXmlPart[1]/ns0:BCReportInformation[1]/ns0:CompanyMetadata[1]/ns0:CompanyLogo[1]" w:storeItemID="{CE73FA57-C24E-4B83-A13D-AED1F3380EC2}"/>
               <w:picture/>
             </w:sdtPr>
             <w:sdtContent>
@@ -925,30 +806,23 @@
                 </w:rPr>
                 <w:drawing>
                   <wp:inline distT="0" distB="0" distL="0" distR="0" wp14:anchorId="10509F4B" wp14:editId="2C36FCE4">
-                    <wp:extent cx="2368296" cy="1137600"/>
-                    <wp:effectExtent l="0" t="0" r="0" b="5715"/>
+                    <wp:extent cx="1080000" cy="1080000"/>
+                    <wp:effectExtent l="0" t="0" r="6350" b="6350"/>
                     <wp:docPr id="2" name="Billede 1"/>
                     <wp:cNvGraphicFramePr>
-                      <a:graphicFrameLocks xmlns:a="http://schemas.openxmlformats.org/drawingml/2006/main"/>
+                      <a:graphicFrameLocks xmlns:a="http://schemas.openxmlformats.org/drawingml/2006/main" noChangeAspect="1"/>
                     </wp:cNvGraphicFramePr>
                     <a:graphic xmlns:a="http://schemas.openxmlformats.org/drawingml/2006/main">
                       <a:graphicData uri="http://schemas.openxmlformats.org/drawingml/2006/picture">
                         <pic:pic xmlns:pic="http://schemas.openxmlformats.org/drawingml/2006/picture">
                           <pic:nvPicPr>
-                            <pic:cNvPr id="0" name="Picture 2"/>
+                            <pic:cNvPr id="2" name="Billede 1"/>
                             <pic:cNvPicPr>
                               <a:picLocks noChangeAspect="1" noChangeArrowheads="1"/>
                             </pic:cNvPicPr>
                           </pic:nvPicPr>
                           <pic:blipFill>
-                            <a:blip r:embed="rId1">
-                              <a:extLst>
-                                <a:ext uri="{28A0092B-C50C-407E-A947-70E740481C1C}">
-                                  <a14:useLocalDpi xmlns:a14="http://schemas.microsoft.com/office/drawing/2010/main" val="0"/>
-                                </a:ext>
-                              </a:extLst>
-                            </a:blip>
-                            <a:srcRect/>
+                            <a:blip r:embed="rId1"/>
                             <a:stretch>
                               <a:fillRect/>
                             </a:stretch>
@@ -956,7 +830,7 @@
                           <pic:spPr bwMode="auto">
                             <a:xfrm>
                               <a:off x="0" y="0"/>
-                              <a:ext cx="2368296" cy="1137600"/>
+                              <a:ext cx="1080000" cy="1080000"/>
                             </a:xfrm>
                             <a:prstGeom prst="rect">
                               <a:avLst/>
@@ -29314,7 +29188,7 @@
     </w:docPart>
     <w:docPart>
       <w:docPartPr>
-        <w:name w:val="0C079E86EF914E879807338D7F3D2A2C"/>
+        <w:name w:val="10340A287F024EFA912BF1A99F2E17BA"/>
         <w:category>
           <w:name w:val="General"/>
           <w:gallery w:val="placeholder"/>
@@ -29325,12 +29199,12 @@
         <w:behaviors>
           <w:behavior w:val="content"/>
         </w:behaviors>
-        <w:guid w:val="{CFC5DFA9-FA78-4FCB-99B1-465A98C01CB7}"/>
+        <w:guid w:val="{C2976DF7-DDB1-4717-89E2-4E43F09DE145}"/>
       </w:docPartPr>
       <w:docPartBody>
         <w:p>
           <w:pPr>
-            <w:pStyle w:val="0C079E86EF914E879807338D7F3D2A2C"/>
+            <w:pStyle w:val="10340A287F024EFA912BF1A99F2E17BA"/>
           </w:pPr>
           <w:r>
             <w:rPr>
@@ -29343,7 +29217,7 @@
     </w:docPart>
     <w:docPart>
       <w:docPartPr>
-        <w:name w:val="A42CBF5AE9464B689288DFE427F62FA8"/>
+        <w:name w:val="3187D34CE1F742AB8022E61DC2A74BB4"/>
         <w:category>
           <w:name w:val="General"/>
           <w:gallery w:val="placeholder"/>
@@ -29354,12 +29228,12 @@
         <w:behaviors>
           <w:behavior w:val="content"/>
         </w:behaviors>
-        <w:guid w:val="{E4692152-9F41-4420-8BBB-F8F7DCFB0569}"/>
+        <w:guid w:val="{10A1ABDB-58F0-4801-A707-C81D0F31C9B8}"/>
       </w:docPartPr>
       <w:docPartBody>
         <w:p>
           <w:pPr>
-            <w:pStyle w:val="A42CBF5AE9464B689288DFE427F62FA8"/>
+            <w:pStyle w:val="3187D34CE1F742AB8022E61DC2A74BB4"/>
           </w:pPr>
           <w:r>
             <w:rPr>
@@ -29372,7 +29246,7 @@
     </w:docPart>
     <w:docPart>
       <w:docPartPr>
-        <w:name w:val="968515CB93D04B14A888F6A077CADDD9"/>
+        <w:name w:val="6778DDD57DAB4F06B4FC3B5F6AB9069F"/>
         <w:category>
           <w:name w:val="General"/>
           <w:gallery w:val="placeholder"/>
@@ -29383,12 +29257,12 @@
         <w:behaviors>
           <w:behavior w:val="content"/>
         </w:behaviors>
-        <w:guid w:val="{384B0BB3-48F8-4C72-8AD3-6EDA7E3F0800}"/>
+        <w:guid w:val="{37AB9F59-B132-44D8-B274-67ADCF81A7AF}"/>
       </w:docPartPr>
       <w:docPartBody>
         <w:p>
           <w:pPr>
-            <w:pStyle w:val="968515CB93D04B14A888F6A077CADDD9"/>
+            <w:pStyle w:val="6778DDD57DAB4F06B4FC3B5F6AB9069F"/>
           </w:pPr>
           <w:r>
             <w:rPr>
@@ -29401,7 +29275,7 @@
     </w:docPart>
     <w:docPart>
       <w:docPartPr>
-        <w:name w:val="27087F6FEDD94D80B57228D295072880"/>
+        <w:name w:val="75ED6F803BBE4C758ADA305571504196"/>
         <w:category>
           <w:name w:val="General"/>
           <w:gallery w:val="placeholder"/>
@@ -29412,12 +29286,12 @@
         <w:behaviors>
           <w:behavior w:val="content"/>
         </w:behaviors>
-        <w:guid w:val="{63B36277-57CE-4252-8FE7-BBD7F5F3A50A}"/>
+        <w:guid w:val="{083D7C03-5882-4E0A-A40D-B3B1C5BDA4CE}"/>
       </w:docPartPr>
       <w:docPartBody>
         <w:p>
           <w:pPr>
-            <w:pStyle w:val="27087F6FEDD94D80B57228D295072880"/>
+            <w:pStyle w:val="75ED6F803BBE4C758ADA305571504196"/>
           </w:pPr>
           <w:r>
             <w:rPr>
@@ -29430,7 +29304,7 @@
     </w:docPart>
     <w:docPart>
       <w:docPartPr>
-        <w:name w:val="ECF90FACCB2745458FEBAF05E723FAB3"/>
+        <w:name w:val="BCF815284894427C9E0F05F0D3987FC2"/>
         <w:category>
           <w:name w:val="General"/>
           <w:gallery w:val="placeholder"/>
@@ -29441,12 +29315,12 @@
         <w:behaviors>
           <w:behavior w:val="content"/>
         </w:behaviors>
-        <w:guid w:val="{6D1E381A-F435-4A6A-B10E-F0AECF335A43}"/>
+        <w:guid w:val="{786588D3-6735-4628-88AD-4012B8956B07}"/>
       </w:docPartPr>
       <w:docPartBody>
         <w:p>
           <w:pPr>
-            <w:pStyle w:val="ECF90FACCB2745458FEBAF05E723FAB3"/>
+            <w:pStyle w:val="BCF815284894427C9E0F05F0D3987FC2"/>
           </w:pPr>
           <w:r>
             <w:rPr>
@@ -29459,7 +29333,7 @@
     </w:docPart>
     <w:docPart>
       <w:docPartPr>
-        <w:name w:val="E3A3F4102CF64C3CA47BD93EC993D252"/>
+        <w:name w:val="4FDD91EA87534E8FAD3FF69A5F8AE196"/>
         <w:category>
           <w:name w:val="General"/>
           <w:gallery w:val="placeholder"/>
@@ -29470,41 +29344,12 @@
         <w:behaviors>
           <w:behavior w:val="content"/>
         </w:behaviors>
-        <w:guid w:val="{22B60903-E70E-49AF-9BB5-970D6E2AA3EC}"/>
+        <w:guid w:val="{09FE2B22-1581-4A13-91BD-ECD33668D26B}"/>
       </w:docPartPr>
       <w:docPartBody>
         <w:p>
           <w:pPr>
-            <w:pStyle w:val="E3A3F4102CF64C3CA47BD93EC993D252"/>
-          </w:pPr>
-          <w:r>
-            <w:rPr>
-              <w:rStyle w:val="PlaceholderText"/>
-            </w:rPr>
-            <w:t>Click or tap here to enter text.</w:t>
-          </w:r>
-        </w:p>
-      </w:docPartBody>
-    </w:docPart>
-    <w:docPart>
-      <w:docPartPr>
-        <w:name w:val="34C8998494FB49199C350E7F6D18AFA2"/>
-        <w:category>
-          <w:name w:val="General"/>
-          <w:gallery w:val="placeholder"/>
-        </w:category>
-        <w:types>
-          <w:type w:val="bbPlcHdr"/>
-        </w:types>
-        <w:behaviors>
-          <w:behavior w:val="content"/>
-        </w:behaviors>
-        <w:guid w:val="{8CC1A6AA-C5A1-4CE6-9436-8A85F2693194}"/>
-      </w:docPartPr>
-      <w:docPartBody>
-        <w:p>
-          <w:pPr>
-            <w:pStyle w:val="34C8998494FB49199C350E7F6D18AFA2"/>
+            <w:pStyle w:val="4FDD91EA87534E8FAD3FF69A5F8AE196"/>
           </w:pPr>
           <w:r>
             <w:rPr>
@@ -29536,7 +29381,6 @@
     <w:sig w:usb0="E0002EFF" w:usb1="C000785B" w:usb2="00000009" w:usb3="00000000" w:csb0="000001FF" w:csb1="00000000"/>
   </w:font>
   <w:font w:name="Aptos">
-    <w:panose1 w:val="020B0004020202020204"/>
     <w:charset w:val="00"/>
     <w:family w:val="swiss"/>
     <w:pitch w:val="variable"/>
@@ -29592,7 +29436,6 @@
     <w:sig w:usb0="E00006FF" w:usb1="0000FCFF" w:usb2="00000001" w:usb3="00000000" w:csb0="0000019F" w:csb1="00000000"/>
   </w:font>
   <w:font w:name="Aptos Display">
-    <w:panose1 w:val="020B0004020202020204"/>
     <w:charset w:val="00"/>
     <w:family w:val="swiss"/>
     <w:pitch w:val="variable"/>
@@ -29621,6 +29464,7 @@
     <w:rsid w:val="00044D4D"/>
     <w:rsid w:val="00073078"/>
     <w:rsid w:val="0009355D"/>
+    <w:rsid w:val="000B1A77"/>
     <w:rsid w:val="000B431C"/>
     <w:rsid w:val="000D15D1"/>
     <w:rsid w:val="000D7521"/>
@@ -29632,11 +29476,13 @@
     <w:rsid w:val="001F3316"/>
     <w:rsid w:val="001F6C15"/>
     <w:rsid w:val="00214923"/>
+    <w:rsid w:val="00270D26"/>
     <w:rsid w:val="0027442B"/>
     <w:rsid w:val="002A6E8F"/>
     <w:rsid w:val="002B3B07"/>
     <w:rsid w:val="002B6532"/>
     <w:rsid w:val="002F6AA1"/>
+    <w:rsid w:val="00301B85"/>
     <w:rsid w:val="003514EE"/>
     <w:rsid w:val="00377866"/>
     <w:rsid w:val="00396688"/>
@@ -29654,6 +29500,7 @@
     <w:rsid w:val="005073E4"/>
     <w:rsid w:val="00507E0A"/>
     <w:rsid w:val="00535D05"/>
+    <w:rsid w:val="0054076B"/>
     <w:rsid w:val="00556153"/>
     <w:rsid w:val="00591BD2"/>
     <w:rsid w:val="005E35BE"/>
@@ -29668,6 +29515,7 @@
     <w:rsid w:val="0081718A"/>
     <w:rsid w:val="00822ACB"/>
     <w:rsid w:val="0087642A"/>
+    <w:rsid w:val="0089120B"/>
     <w:rsid w:val="0089757A"/>
     <w:rsid w:val="008A720C"/>
     <w:rsid w:val="008A72E6"/>
@@ -30166,23 +30014,9 @@
     <w:basedOn w:val="DefaultParagraphFont"/>
     <w:uiPriority w:val="99"/>
     <w:semiHidden/>
-    <w:rsid w:val="000D7521"/>
+    <w:rsid w:val="000B1A77"/>
     <w:rPr>
       <w:color w:val="666666"/>
-    </w:rPr>
-  </w:style>
-  <w:style w:type="paragraph" w:customStyle="1" w:styleId="968515CB93D04B14A888F6A077CADDD9">
-    <w:name w:val="968515CB93D04B14A888F6A077CADDD9"/>
-    <w:rsid w:val="000D7521"/>
-    <w:pPr>
-      <w:spacing w:line="278" w:lineRule="auto"/>
-    </w:pPr>
-    <w:rPr>
-      <w:kern w:val="2"/>
-      <w:sz w:val="24"/>
-      <w:szCs w:val="24"/>
-      <w:lang w:val="da-DK" w:eastAsia="da-DK"/>
-      <w14:ligatures w14:val="standardContextual"/>
     </w:rPr>
   </w:style>
   <w:style w:type="paragraph" w:customStyle="1" w:styleId="85734CD6EE1A4449AEF84D8311407282">
@@ -30198,9 +30032,9 @@
       <w14:ligatures w14:val="standardContextual"/>
     </w:rPr>
   </w:style>
-  <w:style w:type="paragraph" w:customStyle="1" w:styleId="0C079E86EF914E879807338D7F3D2A2C">
-    <w:name w:val="0C079E86EF914E879807338D7F3D2A2C"/>
-    <w:rsid w:val="0042086F"/>
+  <w:style w:type="paragraph" w:customStyle="1" w:styleId="10340A287F024EFA912BF1A99F2E17BA">
+    <w:name w:val="10340A287F024EFA912BF1A99F2E17BA"/>
+    <w:rsid w:val="000B1A77"/>
     <w:pPr>
       <w:spacing w:line="278" w:lineRule="auto"/>
     </w:pPr>
@@ -30211,9 +30045,9 @@
       <w14:ligatures w14:val="standardContextual"/>
     </w:rPr>
   </w:style>
-  <w:style w:type="paragraph" w:customStyle="1" w:styleId="A42CBF5AE9464B689288DFE427F62FA8">
-    <w:name w:val="A42CBF5AE9464B689288DFE427F62FA8"/>
-    <w:rsid w:val="0042086F"/>
+  <w:style w:type="paragraph" w:customStyle="1" w:styleId="F90184B3D62B4E2EBB5A67028BC67DF6">
+    <w:name w:val="F90184B3D62B4E2EBB5A67028BC67DF6"/>
+    <w:rsid w:val="000B1A77"/>
     <w:pPr>
       <w:spacing w:line="278" w:lineRule="auto"/>
     </w:pPr>
@@ -30224,9 +30058,9 @@
       <w14:ligatures w14:val="standardContextual"/>
     </w:rPr>
   </w:style>
-  <w:style w:type="paragraph" w:customStyle="1" w:styleId="27087F6FEDD94D80B57228D295072880">
-    <w:name w:val="27087F6FEDD94D80B57228D295072880"/>
-    <w:rsid w:val="000D7521"/>
+  <w:style w:type="paragraph" w:customStyle="1" w:styleId="3187D34CE1F742AB8022E61DC2A74BB4">
+    <w:name w:val="3187D34CE1F742AB8022E61DC2A74BB4"/>
+    <w:rsid w:val="000B1A77"/>
     <w:pPr>
       <w:spacing w:line="278" w:lineRule="auto"/>
     </w:pPr>
@@ -30234,13 +30068,12 @@
       <w:kern w:val="2"/>
       <w:sz w:val="24"/>
       <w:szCs w:val="24"/>
-      <w:lang w:val="da-DK" w:eastAsia="da-DK"/>
       <w14:ligatures w14:val="standardContextual"/>
     </w:rPr>
   </w:style>
-  <w:style w:type="paragraph" w:customStyle="1" w:styleId="ECF90FACCB2745458FEBAF05E723FAB3">
-    <w:name w:val="ECF90FACCB2745458FEBAF05E723FAB3"/>
-    <w:rsid w:val="000D7521"/>
+  <w:style w:type="paragraph" w:customStyle="1" w:styleId="6778DDD57DAB4F06B4FC3B5F6AB9069F">
+    <w:name w:val="6778DDD57DAB4F06B4FC3B5F6AB9069F"/>
+    <w:rsid w:val="000B1A77"/>
     <w:pPr>
       <w:spacing w:line="278" w:lineRule="auto"/>
     </w:pPr>
@@ -30248,13 +30081,12 @@
       <w:kern w:val="2"/>
       <w:sz w:val="24"/>
       <w:szCs w:val="24"/>
-      <w:lang w:val="da-DK" w:eastAsia="da-DK"/>
       <w14:ligatures w14:val="standardContextual"/>
     </w:rPr>
   </w:style>
-  <w:style w:type="paragraph" w:customStyle="1" w:styleId="E3A3F4102CF64C3CA47BD93EC993D252">
-    <w:name w:val="E3A3F4102CF64C3CA47BD93EC993D252"/>
-    <w:rsid w:val="000D7521"/>
+  <w:style w:type="paragraph" w:customStyle="1" w:styleId="75ED6F803BBE4C758ADA305571504196">
+    <w:name w:val="75ED6F803BBE4C758ADA305571504196"/>
+    <w:rsid w:val="000B1A77"/>
     <w:pPr>
       <w:spacing w:line="278" w:lineRule="auto"/>
     </w:pPr>
@@ -30262,13 +30094,12 @@
       <w:kern w:val="2"/>
       <w:sz w:val="24"/>
       <w:szCs w:val="24"/>
-      <w:lang w:val="da-DK" w:eastAsia="da-DK"/>
       <w14:ligatures w14:val="standardContextual"/>
     </w:rPr>
   </w:style>
-  <w:style w:type="paragraph" w:customStyle="1" w:styleId="34C8998494FB49199C350E7F6D18AFA2">
-    <w:name w:val="34C8998494FB49199C350E7F6D18AFA2"/>
-    <w:rsid w:val="000D7521"/>
+  <w:style w:type="paragraph" w:customStyle="1" w:styleId="BCF815284894427C9E0F05F0D3987FC2">
+    <w:name w:val="BCF815284894427C9E0F05F0D3987FC2"/>
+    <w:rsid w:val="000B1A77"/>
     <w:pPr>
       <w:spacing w:line="278" w:lineRule="auto"/>
     </w:pPr>
@@ -30276,7 +30107,19 @@
       <w:kern w:val="2"/>
       <w:sz w:val="24"/>
       <w:szCs w:val="24"/>
-      <w:lang w:val="da-DK" w:eastAsia="da-DK"/>
+      <w14:ligatures w14:val="standardContextual"/>
+    </w:rPr>
+  </w:style>
+  <w:style w:type="paragraph" w:customStyle="1" w:styleId="4FDD91EA87534E8FAD3FF69A5F8AE196">
+    <w:name w:val="4FDD91EA87534E8FAD3FF69A5F8AE196"/>
+    <w:rsid w:val="000B1A77"/>
+    <w:pPr>
+      <w:spacing w:line="278" w:lineRule="auto"/>
+    </w:pPr>
+    <w:rPr>
+      <w:kern w:val="2"/>
+      <w:sz w:val="24"/>
+      <w:szCs w:val="24"/>
       <w14:ligatures w14:val="standardContextual"/>
     </w:rPr>
   </w:style>
@@ -30513,7 +30356,7 @@
 
 <file path=word/webextensions/taskpanes.xml><?xml version="1.0" encoding="utf-8"?>
 <wetp:taskpanes xmlns:wetp="http://schemas.microsoft.com/office/webextensions/taskpanes/2010/11">
-  <wetp:taskpane dockstate="right" visibility="0" width="350" row="8">
+  <wetp:taskpane dockstate="right" visibility="0" width="350" row="3">
     <wetp:webextensionref xmlns:r="http://schemas.openxmlformats.org/officeDocument/2006/relationships" r:id="rId1"/>
   </wetp:taskpane>
   <wetp:taskpane dockstate="right" visibility="0" width="350" row="8">
@@ -30548,171 +30391,7 @@
 </we:webextension>
 </file>
 
-<file path=customXml/item1.xml>��< ? x m l   v e r s i o n = " 1 . 0 "   e n c o d i n g = " u t f - 1 6 " ? > < N a v W o r d R e p o r t X m l P a r t   x m l n s = " u r n : m i c r o s o f t - d y n a m i c s - b u s i n e s s c e n t r a l / i n t e r n a l / e x t e n d e d / r e p o r t s / T e n a n t _ R e p o r t _ D e f a u l t s / 2 0 0 0 0 0 0 0 0 1 / " > - 
-     < B C R e p o r t I n f o r m a t i o n > - 
-         < R e p o r t M e t a d a t a > - 
-             < E x t e n s i o n I d > E x t e n s i o n   I D < / E x t e n s i o n I d > - 
-             < E x t e n s i o n N a m e > E x t e n s i o n   N a m e < / E x t e n s i o n N a m e > - 
-             < E x t e n s i o n P u b l i s h e r > E x t e n s i o n   P u b l i s h e r < / E x t e n s i o n P u b l i s h e r > - 
-             < E x t e n s i o n V e r s i o n > E x t e n s i o n   V e r s i o n < / E x t e n s i o n V e r s i o n > - 
-             < R e p o r t I d > R e p o r t   I D < / R e p o r t I d > - 
-             < R e p o r t N a m e > R e p o r t   N a m e < / R e p o r t N a m e > - 
-             < R e p o r t C a p t i o n > R e p o r t   C a p t i o n < / R e p o r t C a p t i o n > - 
-             < A b o u t T h i s R e p o r t T i t l e > A b o u t   T h i s   R e p o r t   T i t l e < / A b o u t T h i s R e p o r t T i t l e > - 
-             < A b o u t T h i s R e p o r t T e x t > A b o u t   T h i s   R e p o r t   T e x t < / A b o u t T h i s R e p o r t T e x t > - 
-             < R e p o r t H e l p L i n k > R e p o r t   H e l p   L i n k < / R e p o r t H e l p L i n k > - 
-         < / R e p o r t M e t a d a t a > - 
-         < R e p o r t R e q u e s t > - 
-             < T e n a n t E n t r a I d > T e n a n t   E n t r a   I d < / T e n a n t E n t r a I d > - 
-             < E n v i r o n m e n t N a m e > E n v i r o n m e n t   N a m e < / E n v i r o n m e n t N a m e > - 
-             < E n v i r o n m e n t T y p e > E n v i r o n m e n t   T y p e < / E n v i r o n m e n t T y p e > - 
-             < C o m p a n y N a m e > C o m p a n y   N a m e < / C o m p a n y N a m e > - 
-             < C o m p a n y D i s p l a y N a m e > C o m p a n y   D i s p l a y   N a m e < / C o m p a n y D i s p l a y N a m e > - 
-             < C o m p a n y I d > C o m p a n y   I D < / C o m p a n y I d > - 
-             < U s e r N a m e > U s e r   N a m e < / U s e r N a m e > - 
-             < D a t e A n d T i m e > D a t e   a n d   T i m e < / D a t e A n d T i m e > - 
-             < L a n g u a g e > L a n g u a g e < / L a n g u a g e > - 
-             < F o r m a t R e g i o n > F o r m a t   R e g i o n < / F o r m a t R e g i o n > - 
-             < D a t e T i m e V a l u e s > - 
-                 < Y e a r > Y e a r < / Y e a r > - 
-                 < M o n t h N u m b e r > M o n t h   N u m b e r < / M o n t h N u m b e r > - 
-                 < D a y N u m b e r > D a y   N u m b e r < / D a y N u m b e r > - 
-                 < H o u r > H o u r < / H o u r > - 
-                 < M i n u t e > M i n u t e < / M i n u t e > - 
-             < / D a t e T i m e V a l u e s > - 
-         < / R e p o r t R e q u e s t > - 
-         < C o m p a n y M e t a d a t a > - 
-             < C o m p a n y N a m e > C o m p a n y   N a m e < / C o m p a n y N a m e > - 
-             < C o m p a n y D i s p l a y N a m e > C o m p a n y   D i s p l a y   N a m e < / C o m p a n y D i s p l a y N a m e > - 
-             < C o m p a n y A d d r e s s L i n e s > - 
-                 < C o m p a n y A d d r e s s L i n e 1 > C o m p a n y   A d d r e s s   L i n e   1 < / C o m p a n y A d d r e s s L i n e 1 > - 
-                 < C o m p a n y A d d r e s s L i n e 2 > C o m p a n y   A d d r e s s   L i n e   2 < / C o m p a n y A d d r e s s L i n e 2 > - 
-                 < C o m p a n y A d d r e s s L i n e 3 > C o m p a n y   A d d r e s s   L i n e   3 < / C o m p a n y A d d r e s s L i n e 3 > - 
-                 < C o m p a n y A d d r e s s L i n e 4 > C o m p a n y   A d d r e s s   L i n e   4 < / C o m p a n y A d d r e s s L i n e 4 > - 
-                 < C o m p a n y A d d r e s s L i n e 5 > C o m p a n y   A d d r e s s   L i n e   5 < / C o m p a n y A d d r e s s L i n e 5 > - 
-                 < C o m p a n y A d d r e s s L i n e 6 > C o m p a n y   A d d r e s s   L i n e   6 < / C o m p a n y A d d r e s s L i n e 6 > - 
-                 < C o m p a n y A d d r e s s L i n e 7 > C o m p a n y   A d d r e s s   L i n e   7 < / C o m p a n y A d d r e s s L i n e 7 > - 
-                 < C o m p a n y A d d r e s s L i n e 8 > C o m p a n y   A d d r e s s   L i n e   8 < / C o m p a n y A d d r e s s L i n e 8 > - 
-             < / C o m p a n y A d d r e s s L i n e s > - 
-             < C o m p a n y P h o n e > C o m p a n y   P h o n e < / C o m p a n y P h o n e > - 
-             < C o m p a n y P h o n e C a p t i o n > C o m p a n y   P h o n e   C a p t i o n < / C o m p a n y P h o n e C a p t i o n > - 
-             < C o m p a n y F a x N o > C o m p a n y   F a x   N o . < / C o m p a n y F a x N o > - 
-             < C o m p a n y F a x N o C a p t i o n > C o m p a n y   F a x   N o .   C a p t i o n < / C o m p a n y F a x N o C a p t i o n > - 
-             < C o m p a n y E m a i l > C o m p a n y   E m a i l < / C o m p a n y E m a i l > - 
-             < C o m p a n y E m a i l C a p t i o n > C o m p a n y   E m a i l   C a p t i o n < / C o m p a n y E m a i l C a p t i o n > - 
-             < C o m p a n y H o m e P a g e > C o m p a n y   H o m e   P a g e < / C o m p a n y H o m e P a g e > - 
-             < C o m p a n y H o m e P a g e C a p t i o n > C o m p a n y   H o m e   P a g e   C a p t i o n < / C o m p a n y H o m e P a g e C a p t i o n > - 
-             < C o m p a n y L o g o > C o m p a n y   L o g o < / C o m p a n y L o g o > - 
-             < C o m p a n y V A T R e g i s t r a t i o n N o > C o m p a n y   V A T   R e g i s t r a t i o n   N o . < / C o m p a n y V A T R e g i s t r a t i o n N o > - 
-             < C o m p a n y V A T R e g i s t r a t i o n N o C a p t i o n > C o m p a n y   V A T   R e g i s t r a t i o n   N o .   C a p t i o n < / C o m p a n y V A T R e g i s t r a t i o n N o C a p t i o n > - 
-             < C o m p a n y R e g i s t r a t i o n N o > C o m p a n y   R e g i s t r a t i o n   N o . < / C o m p a n y R e g i s t r a t i o n N o > - 
-             < C o m p a n y R e g i s t r a t i o n N o C a p t i o n > C o m p a n y   R e g i s t r a t i o n   N o .   C a p t i o n < / C o m p a n y R e g i s t r a t i o n N o C a p t i o n > - 
-             < C o m p a n y B a n k N a m e > C o m p a n y   B a n k   N a m e < / C o m p a n y B a n k N a m e > - 
-             < C o m p a n y B a n k N a m e C a p t i o n > C o m p a n y   B a n k   N a m e   C a p t i o n < / C o m p a n y B a n k N a m e C a p t i o n > - 
-             < C o m p a n y B a n k A c c o u n t N o > C o m p a n y   B a n k   A c c o u n t   N o . < / C o m p a n y B a n k A c c o u n t N o > - 
-             < C o m p a n y B a n k A c c o u n t N o C a p t i o n > C o m p a n y   B a n k   A c c o u n t   N o .   C a p t i o n < / C o m p a n y B a n k A c c o u n t N o C a p t i o n > - 
-             < C o m p a n y B a n k B r a n c h N o > C o m p a n y   B a n k   B r a n c h   N o . < / C o m p a n y B a n k B r a n c h N o > - 
-             < C o m p a n y B a n k B r a n c h N o C a p t i o n > C o m p a n y   B a n k   B r a n c h   N o .   C a p t i o n < / C o m p a n y B a n k B r a n c h N o C a p t i o n > - 
-             < C o m p a n y I B A N > C o m p a n y   I B A N < / C o m p a n y I B A N > - 
-             < C o m p a n y I B A N C a p t i o n > C o m p a n y   I B A N   C a p t i o n < / C o m p a n y I B A N C a p t i o n > - 
-             < C o m p a n y B a n k S W I F T > C o m p a n y   B a n k   S W I F T < / C o m p a n y B a n k S W I F T > - 
-             < C o m p a n y B a n k S W I F T C a p t i o n > C o m p a n y   B a n k   S W I F T   C a p t i o n < / C o m p a n y B a n k S W I F T C a p t i o n > - 
-             < C o m p a n y G i r o N o > C o m p a n y   G i r o   N o . < / C o m p a n y G i r o N o > - 
-             < C o m p a n y G i r o N o C a p t i o n > C o m p a n y   G i r o   N o .   C a p t i o n < / C o m p a n y G i r o N o C a p t i o n > - 
-         < / C o m p a n y M e t a d a t a > - 
-     < / B C R e p o r t I n f o r m a t i o n > - 
-     < T o o l t i p s / > - 
- < / N a v W o r d R e p o r t X m l P a r t > 
-</file>
-
-<file path=customXml/item2.xml><?xml version="1.0" encoding="utf-8"?>
-<b:Sources xmlns:b="http://schemas.openxmlformats.org/officeDocument/2006/bibliography" xmlns="http://schemas.openxmlformats.org/officeDocument/2006/bibliography" SelectedStyle="\APASixthEditionOfficeOnline.xsl" StyleName="APA" Version="6"/>
-</file>
-
-<file path=customXml/item3.xml><?xml version="1.0" encoding="utf-8"?>
-<?mso-contentType ?>
-<FormTemplates xmlns="http://schemas.microsoft.com/sharepoint/v3/contenttype/forms">
-  <Display>DocumentLibraryForm</Display>
-  <Edit>DocumentLibraryForm</Edit>
-  <New>DocumentLibraryForm</New>
-</FormTemplates>
-</file>
-
-<file path=customXml/item4.xml><?xml version="1.0" encoding="utf-8"?>
+<file path=customXml/item1.xml><?xml version="1.0" encoding="utf-8"?>
 <ct:contentTypeSchema xmlns:ct="http://schemas.microsoft.com/office/2006/metadata/contentType" xmlns:ma="http://schemas.microsoft.com/office/2006/metadata/properties/metaAttributes" ct:_="" ma:_="" ma:contentTypeName="Document" ma:contentTypeID="0x0101001DCAE6B6EBFA5442B0B9E84E60AFF245" ma:contentTypeVersion="18" ma:contentTypeDescription="Create a new document." ma:contentTypeScope="" ma:versionID="69eec3b24558e1297a79cd42e69b0397">
   <xsd:schema xmlns:xsd="http://www.w3.org/2001/XMLSchema" xmlns:xs="http://www.w3.org/2001/XMLSchema" xmlns:p="http://schemas.microsoft.com/office/2006/metadata/properties" xmlns:ns1="http://schemas.microsoft.com/sharepoint/v3" xmlns:ns2="178f68d8-b893-4efd-8406-fab0f21873e4" xmlns:ns3="b83e059f-de16-406c-a902-3d56d4e79ec8" targetNamespace="http://schemas.microsoft.com/office/2006/metadata/properties" ma:root="true" ma:fieldsID="0f52a3acd42ec0bd0d267ba89c916a39" ns1:_="" ns2:_="" ns3:_="">
     <xsd:import namespace="http://schemas.microsoft.com/sharepoint/v3"/>
@@ -30978,7 +30657,7 @@
 </ct:contentTypeSchema>
 </file>
 
-<file path=customXml/item5.xml><?xml version="1.0" encoding="utf-8"?>
+<file path=customXml/item2.xml><?xml version="1.0" encoding="utf-8"?>
 <p:properties xmlns:p="http://schemas.microsoft.com/office/2006/metadata/properties" xmlns:xsi="http://www.w3.org/2001/XMLSchema-instance" xmlns:pc="http://schemas.microsoft.com/office/infopath/2007/PartnerControls">
   <documentManagement>
     <Package xmlns="178f68d8-b893-4efd-8406-fab0f21873e4" xsi:nil="true"/>
@@ -30994,7 +30673,7 @@
 </p:properties>
 </file>
 
-<file path=customXml/item6.xml>��< ? x m l   v e r s i o n = " 1 . 0 "   e n c o d i n g = " u t f - 1 6 " ? > < N a v W o r d R e p o r t X m l P a r t   x m l n s = " u r n : m i c r o s o f t - d y n a m i c s - n a v / r e p o r t s / T e n a n t _ R e p o r t _ D e f a u l t s / 2 0 0 0 0 0 0 0 0 1 / " > +<file path=customXml/item3.xml>��< ? x m l   v e r s i o n = " 1 . 0 "   e n c o d i n g = " u t f - 1 6 " ? > < N a v W o r d R e p o r t X m l P a r t   x m l n s = " u r n : m i c r o s o f t - d y n a m i c s - n a v / r e p o r t s / T e n a n t _ R e p o r t _ D e f a u l t s / 2 0 0 0 0 0 0 0 0 1 / " >   
      < B C R e p o r t I n f o r m a t i o n >   
@@ -31143,31 +30822,171 @@
  < / N a v W o r d R e p o r t X m l P a r t > 
 </file>
 
-<file path=customXml/itemProps1.xml><?xml version="1.0" encoding="utf-8"?>
-<ds:datastoreItem xmlns:ds="http://schemas.openxmlformats.org/officeDocument/2006/customXml" ds:itemID="{E01CF911-6599-4A6E-B516-81DA59469473}">
-  <ds:schemaRefs>
-    <ds:schemaRef ds:uri="urn:microsoft-dynamics-businesscentral/internal/extended/reports/Tenant_Report_Defaults/2000000001/"/>
-  </ds:schemaRefs>
-</ds:datastoreItem>
+<file path=customXml/item4.xml>��< ? x m l   v e r s i o n = " 1 . 0 "   e n c o d i n g = " u t f - 1 6 " ? > < N a v W o r d R e p o r t X m l P a r t   x m l n s = " u r n : m i c r o s o f t - d y n a m i c s - b u s i n e s s c e n t r a l / i n t e r n a l / e x t e n d e d / r e p o r t s / T e n a n t _ R e p o r t _ D e f a u l t s / 2 0 0 0 0 0 0 0 0 1 / " > + 
+     < B C R e p o r t I n f o r m a t i o n > + 
+         < R e p o r t M e t a d a t a > + 
+             < E x t e n s i o n I d > E x t e n s i o n   I D < / E x t e n s i o n I d > + 
+             < E x t e n s i o n N a m e > E x t e n s i o n   N a m e < / E x t e n s i o n N a m e > + 
+             < E x t e n s i o n P u b l i s h e r > E x t e n s i o n   P u b l i s h e r < / E x t e n s i o n P u b l i s h e r > + 
+             < E x t e n s i o n V e r s i o n > E x t e n s i o n   V e r s i o n < / E x t e n s i o n V e r s i o n > + 
+             < R e p o r t I d > R e p o r t   I D < / R e p o r t I d > + 
+             < R e p o r t N a m e > R e p o r t   N a m e < / R e p o r t N a m e > + 
+             < R e p o r t C a p t i o n > R e p o r t   C a p t i o n < / R e p o r t C a p t i o n > + 
+             < A b o u t T h i s R e p o r t T i t l e > A b o u t   T h i s   R e p o r t   T i t l e < / A b o u t T h i s R e p o r t T i t l e > + 
+             < A b o u t T h i s R e p o r t T e x t > A b o u t   T h i s   R e p o r t   T e x t < / A b o u t T h i s R e p o r t T e x t > + 
+             < R e p o r t H e l p L i n k > R e p o r t   H e l p   L i n k < / R e p o r t H e l p L i n k > + 
+         < / R e p o r t M e t a d a t a > + 
+         < R e p o r t R e q u e s t > + 
+             < T e n a n t E n t r a I d > T e n a n t   E n t r a   I d < / T e n a n t E n t r a I d > + 
+             < E n v i r o n m e n t N a m e > E n v i r o n m e n t   N a m e < / E n v i r o n m e n t N a m e > + 
+             < E n v i r o n m e n t T y p e > E n v i r o n m e n t   T y p e < / E n v i r o n m e n t T y p e > + 
+             < C o m p a n y N a m e > C o m p a n y   N a m e < / C o m p a n y N a m e > + 
+             < C o m p a n y D i s p l a y N a m e > C o m p a n y   D i s p l a y   N a m e < / C o m p a n y D i s p l a y N a m e > + 
+             < C o m p a n y I d > C o m p a n y   I D < / C o m p a n y I d > + 
+             < U s e r N a m e > U s e r   N a m e < / U s e r N a m e > + 
+             < D a t e A n d T i m e > D a t e   a n d   T i m e < / D a t e A n d T i m e > + 
+             < L a n g u a g e > L a n g u a g e < / L a n g u a g e > + 
+             < F o r m a t R e g i o n > F o r m a t   R e g i o n < / F o r m a t R e g i o n > + 
+             < D a t e T i m e V a l u e s > + 
+                 < Y e a r > Y e a r < / Y e a r > + 
+                 < M o n t h N u m b e r > M o n t h   N u m b e r < / M o n t h N u m b e r > + 
+                 < D a y N u m b e r > D a y   N u m b e r < / D a y N u m b e r > + 
+                 < H o u r > H o u r < / H o u r > + 
+                 < M i n u t e > M i n u t e < / M i n u t e > + 
+             < / D a t e T i m e V a l u e s > + 
+         < / R e p o r t R e q u e s t > + 
+         < C o m p a n y M e t a d a t a > + 
+             < C o m p a n y N a m e > C o m p a n y   N a m e < / C o m p a n y N a m e > + 
+             < C o m p a n y D i s p l a y N a m e > C o m p a n y   D i s p l a y   N a m e < / C o m p a n y D i s p l a y N a m e > + 
+             < C o m p a n y A d d r e s s L i n e s > + 
+                 < C o m p a n y A d d r e s s L i n e 1 > C o m p a n y   A d d r e s s   L i n e   1 < / C o m p a n y A d d r e s s L i n e 1 > + 
+                 < C o m p a n y A d d r e s s L i n e 2 > C o m p a n y   A d d r e s s   L i n e   2 < / C o m p a n y A d d r e s s L i n e 2 > + 
+                 < C o m p a n y A d d r e s s L i n e 3 > C o m p a n y   A d d r e s s   L i n e   3 < / C o m p a n y A d d r e s s L i n e 3 > + 
+                 < C o m p a n y A d d r e s s L i n e 4 > C o m p a n y   A d d r e s s   L i n e   4 < / C o m p a n y A d d r e s s L i n e 4 > + 
+                 < C o m p a n y A d d r e s s L i n e 5 > C o m p a n y   A d d r e s s   L i n e   5 < / C o m p a n y A d d r e s s L i n e 5 > + 
+                 < C o m p a n y A d d r e s s L i n e 6 > C o m p a n y   A d d r e s s   L i n e   6 < / C o m p a n y A d d r e s s L i n e 6 > + 
+                 < C o m p a n y A d d r e s s L i n e 7 > C o m p a n y   A d d r e s s   L i n e   7 < / C o m p a n y A d d r e s s L i n e 7 > + 
+                 < C o m p a n y A d d r e s s L i n e 8 > C o m p a n y   A d d r e s s   L i n e   8 < / C o m p a n y A d d r e s s L i n e 8 > + 
+             < / C o m p a n y A d d r e s s L i n e s > + 
+             < C o m p a n y P h o n e > C o m p a n y   P h o n e < / C o m p a n y P h o n e > + 
+             < C o m p a n y P h o n e C a p t i o n > C o m p a n y   P h o n e   C a p t i o n < / C o m p a n y P h o n e C a p t i o n > + 
+             < C o m p a n y F a x N o > C o m p a n y   F a x   N o . < / C o m p a n y F a x N o > + 
+             < C o m p a n y F a x N o C a p t i o n > C o m p a n y   F a x   N o .   C a p t i o n < / C o m p a n y F a x N o C a p t i o n > + 
+             < C o m p a n y E m a i l > C o m p a n y   E m a i l < / C o m p a n y E m a i l > + 
+             < C o m p a n y E m a i l C a p t i o n > C o m p a n y   E m a i l   C a p t i o n < / C o m p a n y E m a i l C a p t i o n > + 
+             < C o m p a n y H o m e P a g e > C o m p a n y   H o m e   P a g e < / C o m p a n y H o m e P a g e > + 
+             < C o m p a n y H o m e P a g e C a p t i o n > C o m p a n y   H o m e   P a g e   C a p t i o n < / C o m p a n y H o m e P a g e C a p t i o n > + 
+             < C o m p a n y L o g o > C o m p a n y   L o g o < / C o m p a n y L o g o > + 
+             < C o m p a n y V A T R e g i s t r a t i o n N o > C o m p a n y   V A T   R e g i s t r a t i o n   N o . < / C o m p a n y V A T R e g i s t r a t i o n N o > + 
+             < C o m p a n y V A T R e g i s t r a t i o n N o C a p t i o n > C o m p a n y   V A T   R e g i s t r a t i o n   N o .   C a p t i o n < / C o m p a n y V A T R e g i s t r a t i o n N o C a p t i o n > + 
+             < C o m p a n y R e g i s t r a t i o n N o > C o m p a n y   R e g i s t r a t i o n   N o . < / C o m p a n y R e g i s t r a t i o n N o > + 
+             < C o m p a n y R e g i s t r a t i o n N o C a p t i o n > C o m p a n y   R e g i s t r a t i o n   N o .   C a p t i o n < / C o m p a n y R e g i s t r a t i o n N o C a p t i o n > + 
+             < C o m p a n y B a n k N a m e > C o m p a n y   B a n k   N a m e < / C o m p a n y B a n k N a m e > + 
+             < C o m p a n y B a n k N a m e C a p t i o n > C o m p a n y   B a n k   N a m e   C a p t i o n < / C o m p a n y B a n k N a m e C a p t i o n > + 
+             < C o m p a n y B a n k A c c o u n t N o > C o m p a n y   B a n k   A c c o u n t   N o . < / C o m p a n y B a n k A c c o u n t N o > + 
+             < C o m p a n y B a n k A c c o u n t N o C a p t i o n > C o m p a n y   B a n k   A c c o u n t   N o .   C a p t i o n < / C o m p a n y B a n k A c c o u n t N o C a p t i o n > + 
+             < C o m p a n y B a n k B r a n c h N o > C o m p a n y   B a n k   B r a n c h   N o . < / C o m p a n y B a n k B r a n c h N o > + 
+             < C o m p a n y B a n k B r a n c h N o C a p t i o n > C o m p a n y   B a n k   B r a n c h   N o .   C a p t i o n < / C o m p a n y B a n k B r a n c h N o C a p t i o n > + 
+             < C o m p a n y I B A N > C o m p a n y   I B A N < / C o m p a n y I B A N > + 
+             < C o m p a n y I B A N C a p t i o n > C o m p a n y   I B A N   C a p t i o n < / C o m p a n y I B A N C a p t i o n > + 
+             < C o m p a n y B a n k S W I F T > C o m p a n y   B a n k   S W I F T < / C o m p a n y B a n k S W I F T > + 
+             < C o m p a n y B a n k S W I F T C a p t i o n > C o m p a n y   B a n k   S W I F T   C a p t i o n < / C o m p a n y B a n k S W I F T C a p t i o n > + 
+             < C o m p a n y G i r o N o > C o m p a n y   G i r o   N o . < / C o m p a n y G i r o N o > + 
+             < C o m p a n y G i r o N o C a p t i o n > C o m p a n y   G i r o   N o .   C a p t i o n < / C o m p a n y G i r o N o C a p t i o n > + 
+         < / C o m p a n y M e t a d a t a > + 
+     < / B C R e p o r t I n f o r m a t i o n > + 
+     < T o o l t i p s / > + 
+ < / N a v W o r d R e p o r t X m l P a r t > 
 </file>
 
-<file path=customXml/itemProps2.xml><?xml version="1.0" encoding="utf-8"?>
-<ds:datastoreItem xmlns:ds="http://schemas.openxmlformats.org/officeDocument/2006/customXml" ds:itemID="{89DB96BF-8133-438A-AAD3-A3C21079AEB1}">
-  <ds:schemaRefs>
-    <ds:schemaRef ds:uri="http://schemas.openxmlformats.org/officeDocument/2006/bibliography"/>
-  </ds:schemaRefs>
-</ds:datastoreItem>
+<file path=customXml/item5.xml><?xml version="1.0" encoding="utf-8"?>
+<b:Sources xmlns:b="http://schemas.openxmlformats.org/officeDocument/2006/bibliography" xmlns="http://schemas.openxmlformats.org/officeDocument/2006/bibliography" SelectedStyle="\APASixthEditionOfficeOnline.xsl" StyleName="APA" Version="6"/>
 </file>
 
-<file path=customXml/itemProps3.xml><?xml version="1.0" encoding="utf-8"?>
-<ds:datastoreItem xmlns:ds="http://schemas.openxmlformats.org/officeDocument/2006/customXml" ds:itemID="{1BCE8F64-795D-4C79-A973-5C33FAC58C7D}">
-  <ds:schemaRefs>
-    <ds:schemaRef ds:uri="http://schemas.microsoft.com/sharepoint/v3/contenttype/forms"/>
-  </ds:schemaRefs>
-</ds:datastoreItem>
+<file path=customXml/item6.xml><?xml version="1.0" encoding="utf-8"?>
+<?mso-contentType ?>
+<FormTemplates xmlns="http://schemas.microsoft.com/sharepoint/v3/contenttype/forms">
+  <Display>DocumentLibraryForm</Display>
+  <Edit>DocumentLibraryForm</Edit>
+  <New>DocumentLibraryForm</New>
+</FormTemplates>
 </file>
 
-<file path=customXml/itemProps4.xml><?xml version="1.0" encoding="utf-8"?>
+<file path=customXml/itemProps1.xml><?xml version="1.0" encoding="utf-8"?>
 <ds:datastoreItem xmlns:ds="http://schemas.openxmlformats.org/officeDocument/2006/customXml" ds:itemID="{4B45FFED-925E-4B97-A45A-D9D061C468FD}">
   <ds:schemaRefs>
     <ds:schemaRef ds:uri="http://schemas.microsoft.com/office/2006/metadata/contentType"/>
@@ -31187,7 +31006,7 @@
 </ds:datastoreItem>
 </file>
 
-<file path=customXml/itemProps5.xml><?xml version="1.0" encoding="utf-8"?>
+<file path=customXml/itemProps2.xml><?xml version="1.0" encoding="utf-8"?>
 <ds:datastoreItem xmlns:ds="http://schemas.openxmlformats.org/officeDocument/2006/customXml" ds:itemID="{E0E92C3E-8DFC-4A4B-B3ED-0FAE7C6BB106}">
   <ds:schemaRefs>
     <ds:schemaRef ds:uri="http://schemas.microsoft.com/office/2006/metadata/properties"/>
@@ -31199,10 +31018,34 @@
 </ds:datastoreItem>
 </file>
 
-<file path=customXml/itemProps6.xml><?xml version="1.0" encoding="utf-8"?>
+<file path=customXml/itemProps3.xml><?xml version="1.0" encoding="utf-8"?>
 <ds:datastoreItem xmlns:ds="http://schemas.openxmlformats.org/officeDocument/2006/customXml" ds:itemID="{CE73FA57-C24E-4B83-A13D-AED1F3380EC2}">
   <ds:schemaRefs>
     <ds:schemaRef ds:uri="urn:microsoft-dynamics-nav/reports/Tenant_Report_Defaults/2000000001/"/>
+  </ds:schemaRefs>
+</ds:datastoreItem>
+</file>
+
+<file path=customXml/itemProps4.xml><?xml version="1.0" encoding="utf-8"?>
+<ds:datastoreItem xmlns:ds="http://schemas.openxmlformats.org/officeDocument/2006/customXml" ds:itemID="{E01CF911-6599-4A6E-B516-81DA59469473}">
+  <ds:schemaRefs>
+    <ds:schemaRef ds:uri="urn:microsoft-dynamics-businesscentral/internal/extended/reports/Tenant_Report_Defaults/2000000001/"/>
+  </ds:schemaRefs>
+</ds:datastoreItem>
+</file>
+
+<file path=customXml/itemProps5.xml><?xml version="1.0" encoding="utf-8"?>
+<ds:datastoreItem xmlns:ds="http://schemas.openxmlformats.org/officeDocument/2006/customXml" ds:itemID="{89DB96BF-8133-438A-AAD3-A3C21079AEB1}">
+  <ds:schemaRefs>
+    <ds:schemaRef ds:uri="http://schemas.openxmlformats.org/officeDocument/2006/bibliography"/>
+  </ds:schemaRefs>
+</ds:datastoreItem>
+</file>
+
+<file path=customXml/itemProps6.xml><?xml version="1.0" encoding="utf-8"?>
+<ds:datastoreItem xmlns:ds="http://schemas.openxmlformats.org/officeDocument/2006/customXml" ds:itemID="{1BCE8F64-795D-4C79-A973-5C33FAC58C7D}">
+  <ds:schemaRefs>
+    <ds:schemaRef ds:uri="http://schemas.microsoft.com/sharepoint/v3/contenttype/forms"/>
   </ds:schemaRefs>
 </ds:datastoreItem>
 </file>

--- a/src/Layers/W1/BaseApp/Foundation/Reporting/ReportParts/HeaderFooterDesign/ExternalModernLogo.docx
+++ b/src/Layers/W1/BaseApp/Foundation/Reporting/ReportParts/HeaderFooterDesign/ExternalModernLogo.docx
@@ -5,6 +5,107 @@
     <w:p>
       <w:pPr>
         <w:pStyle w:val="NoSpacing"/>
+      </w:pPr>
+    </w:p>
+    <w:p>
+      <w:pPr>
+        <w:spacing w:line="259" w:lineRule="auto"/>
+      </w:pPr>
+    </w:p>
+    <w:p/>
+    <w:p/>
+    <w:p/>
+    <w:p/>
+    <w:p/>
+    <w:p/>
+    <w:p/>
+    <w:p/>
+    <w:p/>
+    <w:p/>
+    <w:p/>
+    <w:p/>
+    <w:p/>
+    <w:p/>
+    <w:p/>
+    <w:p/>
+    <w:p/>
+    <w:p/>
+    <w:p/>
+    <w:p/>
+    <w:p/>
+    <w:p/>
+    <w:p/>
+    <w:p/>
+    <w:p/>
+    <w:p/>
+    <w:p/>
+    <w:p/>
+    <w:p/>
+    <w:p/>
+    <w:p/>
+    <w:p>
+      <w:pPr>
+        <w:spacing w:line="259" w:lineRule="auto"/>
+      </w:pPr>
+    </w:p>
+    <w:p>
+      <w:pPr>
+        <w:spacing w:line="259" w:lineRule="auto"/>
+      </w:pPr>
+    </w:p>
+    <w:p>
+      <w:pPr>
+        <w:spacing w:line="259" w:lineRule="auto"/>
+      </w:pPr>
+    </w:p>
+    <w:p/>
+    <w:p/>
+    <w:p/>
+    <w:p/>
+    <w:p/>
+    <w:p/>
+    <w:p/>
+    <w:p/>
+    <w:p/>
+    <w:p/>
+    <w:p/>
+    <w:p/>
+    <w:p/>
+    <w:p/>
+    <w:p/>
+    <w:p/>
+    <w:p/>
+    <w:p/>
+    <w:p/>
+    <w:p/>
+    <w:p/>
+    <w:p/>
+    <w:p/>
+    <w:p/>
+    <w:p/>
+    <w:p/>
+    <w:p/>
+    <w:p/>
+    <w:p/>
+    <w:p/>
+    <w:p/>
+    <w:p/>
+    <w:p/>
+    <w:p/>
+    <w:p>
+      <w:pPr>
+        <w:spacing w:line="259" w:lineRule="auto"/>
+      </w:pPr>
+    </w:p>
+    <w:p>
+      <w:pPr>
+        <w:spacing w:line="259" w:lineRule="auto"/>
+        <w:ind w:firstLine="720"/>
+      </w:pPr>
+    </w:p>
+    <w:p>
+      <w:pPr>
+        <w:spacing w:line="259" w:lineRule="auto"/>
       </w:pPr>
     </w:p>
     <w:p>
@@ -27,7 +128,7 @@
       <w:headerReference w:type="first" r:id="rId17"/>
       <w:footerReference w:type="first" r:id="rId18"/>
       <w:pgSz w:w="11907" w:h="16839" w:code="9"/>
-      <w:pgMar w:top="576" w:right="706" w:bottom="576" w:left="706" w:header="567" w:footer="102" w:gutter="0"/>
+      <w:pgMar w:top="576" w:right="706" w:bottom="576" w:left="706" w:header="288" w:footer="288" w:gutter="0"/>
       <w:cols w:space="708"/>
       <w:titlePg/>
       <w:docGrid w:linePitch="360"/>
@@ -208,155 +309,23 @@
       <w:tblLook w:val="0600" w:firstRow="0" w:lastRow="0" w:firstColumn="0" w:lastColumn="0" w:noHBand="1" w:noVBand="1"/>
     </w:tblPr>
     <w:tblGrid>
-      <w:gridCol w:w="1440"/>
-      <w:gridCol w:w="9055"/>
+      <w:gridCol w:w="810"/>
+      <w:gridCol w:w="9685"/>
     </w:tblGrid>
     <w:tr>
       <w:trPr>
-        <w:trHeight w:val="47"/>
+        <w:trHeight w:val="144"/>
       </w:trPr>
       <w:tc>
         <w:tcPr>
-          <w:tcW w:w="686" w:type="pct"/>
+          <w:tcW w:w="386" w:type="pct"/>
+          <w:vMerge w:val="restart"/>
+          <w:vAlign w:val="bottom"/>
         </w:tcPr>
         <w:p>
           <w:pPr>
             <w:rPr>
               <w:noProof/>
-              <w:lang w:val="da-DK"/>
-            </w:rPr>
-          </w:pPr>
-        </w:p>
-      </w:tc>
-      <w:tc>
-        <w:tcPr>
-          <w:tcW w:w="4314" w:type="pct"/>
-          <w:vAlign w:val="bottom"/>
-        </w:tcPr>
-        <w:p>
-          <w:pPr>
-            <w:pStyle w:val="NoSpacing"/>
-            <w:spacing w:before="120"/>
-            <w:jc w:val="right"/>
-          </w:pPr>
-          <w:sdt>
-            <w:sdtPr>
-              <w:alias w:val="CompanyHomePage"/>
-              <w:tag w:val="#BC:InsertDataItem,BCReportInformation/CompanyMetadata/CompanyHomePage"/>
-              <w:id w:val="-1700236597"/>
-              <w:placeholder>
-                <w:docPart w:val="10340A287F024EFA912BF1A99F2E17BA"/>
-              </w:placeholder>
-              <w:dataBinding w:prefixMappings="xmlns:ns0='urn:microsoft-dynamics-nav/reports/Tenant_Report_Defaults/2000000001/'" w:xpath="/ns0:NavWordReportXmlPart[1]/ns0:BCReportInformation[1]/ns0:CompanyMetadata[1]/ns0:CompanyHomePage[1]" w:storeItemID="{CE73FA57-C24E-4B83-A13D-AED1F3380EC2}"/>
-              <w15:color w:val="808080"/>
-              <w:text/>
-            </w:sdtPr>
-            <w:sdtContent>
-              <w:r>
-                <w:t>Company Home Page</w:t>
-              </w:r>
-            </w:sdtContent>
-          </w:sdt>
-          <w:r>
-            <w:t xml:space="preserve"> –</w:t>
-          </w:r>
-          <w:proofErr w:type="spellStart"/>
-          <w:sdt>
-            <w:sdtPr>
-              <w:alias w:val="CompanyPhoneCaption"/>
-              <w:tag w:val="#BC:InsertDataItem,BCReportInformation/CompanyMetadata/CompanyPhoneCaption"/>
-              <w:id w:val="30074587"/>
-              <w:placeholder>
-                <w:docPart w:val="DefaultPlaceholder_-1854013440"/>
-              </w:placeholder>
-              <w15:color w:val="808080"/>
-              <w:text/>
-              <w:dataBinding w:prefixMappings="xmlns:ns0='urn:microsoft-dynamics-nav/reports/Tenant_Report_Defaults/2000000001/'" w:xpath="/ns0:NavWordReportXmlPart[1]/ns0:BCReportInformation[1]/ns0:CompanyMetadata[1]/ns0:CompanyPhoneCaption[1]" w:storeItemID="{CE73FA57-C24E-4B83-A13D-AED1F3380EC2}"/>
-            </w:sdtPr>
-            <w:sdtContent>
-              <w:r>
-                <w:t>CompanyPhoneCaption</w:t>
-              </w:r>
-              <w:proofErr w:type="spellEnd"/>
-            </w:sdtContent>
-          </w:sdt>
-          <w:r>
-            <w:t xml:space="preserve">: </w:t>
-          </w:r>
-          <w:sdt>
-            <w:sdtPr>
-              <w:alias w:val="CompanyPhone"/>
-              <w:tag w:val="#BC:InsertDataItem,BCReportInformation/CompanyMetadata/CompanyPhone"/>
-              <w:id w:val="-72821514"/>
-              <w:placeholder>
-                <w:docPart w:val="10340A287F024EFA912BF1A99F2E17BA"/>
-              </w:placeholder>
-              <w:dataBinding w:prefixMappings="xmlns:ns0='urn:microsoft-dynamics-nav/reports/Tenant_Report_Defaults/2000000001/'" w:xpath="/ns0:NavWordReportXmlPart[1]/ns0:BCReportInformation[1]/ns0:CompanyMetadata[1]/ns0:CompanyPhone[1]" w:storeItemID="{CE73FA57-C24E-4B83-A13D-AED1F3380EC2}"/>
-              <w15:color w:val="808080"/>
-              <w:text/>
-            </w:sdtPr>
-            <w:sdtContent>
-              <w:r>
-                <w:t>Company Phone</w:t>
-              </w:r>
-            </w:sdtContent>
-          </w:sdt>
-          <w:r>
-            <w:t xml:space="preserve"> – </w:t>
-          </w:r>
-          <w:sdt>
-            <w:sdtPr>
-              <w:alias w:val="CompanyEmail"/>
-              <w:tag w:val="#BC:InsertDataItem,BCReportInformation/CompanyMetadata/CompanyEmail"/>
-              <w:id w:val="-499588628"/>
-              <w:placeholder>
-                <w:docPart w:val="10340A287F024EFA912BF1A99F2E17BA"/>
-              </w:placeholder>
-              <w:dataBinding w:prefixMappings="xmlns:ns0='urn:microsoft-dynamics-nav/reports/Tenant_Report_Defaults/2000000001/'" w:xpath="/ns0:NavWordReportXmlPart[1]/ns0:BCReportInformation[1]/ns0:CompanyMetadata[1]/ns0:CompanyEmail[1]" w:storeItemID="{CE73FA57-C24E-4B83-A13D-AED1F3380EC2}"/>
-              <w15:color w:val="808080"/>
-              <w:text/>
-            </w:sdtPr>
-            <w:sdtContent>
-              <w:r>
-                <w:t>Company Email</w:t>
-              </w:r>
-            </w:sdtContent>
-          </w:sdt>
-          <w:r>
-            <w:t xml:space="preserve"> – </w:t>
-          </w:r>
-          <w:sdt>
-            <w:sdtPr>
-              <w:alias w:val="CompanyFaxNoCaption"/>
-              <w:tag w:val="#BC:InsertDataItem,BCReportInformation/CompanyMetadata/CompanyFaxNoCaption"/>
-              <w:id w:val="811611713"/>
-              <w:placeholder>
-                <w:docPart w:val="3187D34CE1F742AB8022E61DC2A74BB4"/>
-              </w:placeholder>
-              <w:dataBinding w:prefixMappings="xmlns:ns0='urn:microsoft-dynamics-nav/reports/Tenant_Report_Defaults/2000000001/'" w:xpath="/ns0:NavWordReportXmlPart[1]/ns0:BCReportInformation[1]/ns0:CompanyMetadata[1]/ns0:CompanyFaxNoCaption[1]" w:storeItemID="{CE73FA57-C24E-4B83-A13D-AED1F3380EC2}"/>
-              <w15:color w:val="808080"/>
-              <w:text/>
-            </w:sdtPr>
-            <w:sdtContent>
-              <w:r>
-                <w:t>Company Fax No. Caption</w:t>
-              </w:r>
-            </w:sdtContent>
-          </w:sdt>
-        </w:p>
-      </w:tc>
-    </w:tr>
-    <w:tr>
-      <w:trPr>
-        <w:trHeight w:val="47"/>
-      </w:trPr>
-      <w:tc>
-        <w:tcPr>
-          <w:tcW w:w="686" w:type="pct"/>
-        </w:tcPr>
-        <w:p>
-          <w:pPr>
-            <w:rPr>
               <w:lang w:val="da-DK"/>
             </w:rPr>
           </w:pPr>
@@ -434,11 +403,157 @@
       </w:tc>
       <w:tc>
         <w:tcPr>
-          <w:tcW w:w="4314" w:type="pct"/>
+          <w:tcW w:w="4614" w:type="pct"/>
+          <w:vAlign w:val="bottom"/>
+        </w:tcPr>
+        <w:p>
+          <w:pPr>
+            <w:pStyle w:val="NoSpacing"/>
+            <w:jc w:val="right"/>
+          </w:pPr>
+          <w:sdt>
+            <w:sdtPr>
+              <w:alias w:val="CompanyHomePage"/>
+              <w:tag w:val="#BC:InsertDataItem,BCReportInformation/CompanyMetadata/CompanyHomePage"/>
+              <w:id w:val="-1700236597"/>
+              <w:placeholder>
+                <w:docPart w:val="715BA55F16D6461D8FF0556943F53226"/>
+              </w:placeholder>
+              <w:dataBinding w:prefixMappings="xmlns:ns0='urn:microsoft-dynamics-nav/reports/Tenant_Report_Defaults/2000000001/' " w:xpath="/ns0:NavWordReportXmlPart[1]/ns0:BCReportInformation[1]/ns0:CompanyMetadata[1]/ns0:CompanyHomePage[1]" w:storeItemID="{CE73FA57-C24E-4B83-A13D-AED1F3380EC2}"/>
+              <w15:color w:val="808080"/>
+              <w:text/>
+            </w:sdtPr>
+            <w:sdtContent>
+              <w:r>
+                <w:t>Company Home Page</w:t>
+              </w:r>
+            </w:sdtContent>
+          </w:sdt>
+          <w:r>
+            <w:t xml:space="preserve"> –</w:t>
+          </w:r>
+          <w:r>
+            <w:t xml:space="preserve"> </w:t>
+          </w:r>
+          <w:sdt>
+            <w:sdtPr>
+              <w:alias w:val="CompanyPhoneCaption"/>
+              <w:tag w:val="#BC:InsertDataItem,BCReportInformation/CompanyMetadata/CompanyPhoneCaption"/>
+              <w:id w:val="30074587"/>
+              <w:placeholder>
+                <w:docPart w:val="52B490A4B13F46E396F1E125AC535A8D"/>
+              </w:placeholder>
+              <w:dataBinding w:prefixMappings="xmlns:ns0='urn:microsoft-dynamics-nav/reports/Tenant_Report_Defaults/2000000001/' " w:xpath="/ns0:NavWordReportXmlPart[1]/ns0:BCReportInformation[1]/ns0:CompanyMetadata[1]/ns0:CompanyPhoneCaption[1]" w:storeItemID="{CE73FA57-C24E-4B83-A13D-AED1F3380EC2}"/>
+              <w15:color w:val="808080"/>
+              <w:text/>
+            </w:sdtPr>
+            <w:sdtContent>
+              <w:r>
+                <w:t>Company Phone Caption</w:t>
+              </w:r>
+            </w:sdtContent>
+          </w:sdt>
+          <w:r>
+            <w:t xml:space="preserve">: </w:t>
+          </w:r>
+          <w:sdt>
+            <w:sdtPr>
+              <w:alias w:val="CompanyPhone"/>
+              <w:tag w:val="#BC:InsertDataItem,BCReportInformation/CompanyMetadata/CompanyPhone"/>
+              <w:id w:val="-72821514"/>
+              <w:placeholder>
+                <w:docPart w:val="715BA55F16D6461D8FF0556943F53226"/>
+              </w:placeholder>
+              <w:dataBinding w:prefixMappings="xmlns:ns0='urn:microsoft-dynamics-nav/reports/Tenant_Report_Defaults/2000000001/' " w:xpath="/ns0:NavWordReportXmlPart[1]/ns0:BCReportInformation[1]/ns0:CompanyMetadata[1]/ns0:CompanyPhone[1]" w:storeItemID="{CE73FA57-C24E-4B83-A13D-AED1F3380EC2}"/>
+              <w15:color w:val="808080"/>
+              <w:text/>
+            </w:sdtPr>
+            <w:sdtContent>
+              <w:r>
+                <w:t>Company Phone</w:t>
+              </w:r>
+            </w:sdtContent>
+          </w:sdt>
+          <w:r>
+            <w:t xml:space="preserve"> – </w:t>
+          </w:r>
+          <w:sdt>
+            <w:sdtPr>
+              <w:alias w:val="CompanyEmail"/>
+              <w:tag w:val="#BC:InsertDataItem,BCReportInformation/CompanyMetadata/CompanyEmail"/>
+              <w:id w:val="-499588628"/>
+              <w:placeholder>
+                <w:docPart w:val="715BA55F16D6461D8FF0556943F53226"/>
+              </w:placeholder>
+              <w:dataBinding w:prefixMappings="xmlns:ns0='urn:microsoft-dynamics-nav/reports/Tenant_Report_Defaults/2000000001/' " w:xpath="/ns0:NavWordReportXmlPart[1]/ns0:BCReportInformation[1]/ns0:CompanyMetadata[1]/ns0:CompanyEmail[1]" w:storeItemID="{CE73FA57-C24E-4B83-A13D-AED1F3380EC2}"/>
+              <w15:color w:val="808080"/>
+              <w:text/>
+            </w:sdtPr>
+            <w:sdtContent>
+              <w:r>
+                <w:t>Company Email</w:t>
+              </w:r>
+            </w:sdtContent>
+          </w:sdt>
+          <w:r>
+            <w:t xml:space="preserve"> – </w:t>
+          </w:r>
+          <w:sdt>
+            <w:sdtPr>
+              <w:alias w:val="CompanyFaxNoCaption"/>
+              <w:tag w:val="#BC:InsertDataItem,BCReportInformation/CompanyMetadata/CompanyFaxNoCaption"/>
+              <w:id w:val="811611713"/>
+              <w:placeholder>
+                <w:docPart w:val="51749FEA88854DDC9594D266D98F3252"/>
+              </w:placeholder>
+              <w:dataBinding w:prefixMappings="xmlns:ns0='urn:microsoft-dynamics-nav/reports/Tenant_Report_Defaults/2000000001/' " w:xpath="/ns0:NavWordReportXmlPart[1]/ns0:BCReportInformation[1]/ns0:CompanyMetadata[1]/ns0:CompanyFaxNoCaption[1]" w:storeItemID="{CE73FA57-C24E-4B83-A13D-AED1F3380EC2}"/>
+              <w15:color w:val="808080"/>
+              <w:text/>
+            </w:sdtPr>
+            <w:sdtContent>
+              <w:r>
+                <w:t>Company Fax No. Caption</w:t>
+              </w:r>
+            </w:sdtContent>
+          </w:sdt>
+          <w:r>
+            <w:t>:</w:t>
+          </w:r>
+          <w:r>
+            <w:t xml:space="preserve"> </w:t>
+          </w:r>
+          <w:sdt>
+            <w:sdtPr>
+              <w:dataBinding w:prefixMappings="xmlns:ns0='urn:microsoft-dynamics-nav/reports/Tenant_Report_Defaults/2000000001/'" w:xpath="/ns0:NavWordReportXmlPart[1]/ns0:BCReportInformation[1]/ns0:CompanyMetadata[1]/ns0:CompanyFaxNo[1]" w:storeItemID="{CE73FA57-C24E-4B83-A13D-AED1F3380EC2}"/>
+            </w:sdtPr>
+            <w:sdtContent>
+              <w:r>
+                <w:t>CompanyFaxNo</w:t>
+              </w:r>
+            </w:sdtContent>
+          </w:sdt>
+        </w:p>
+      </w:tc>
+    </w:tr>
+    <w:tr>
+      <w:trPr>
+        <w:trHeight w:val="144"/>
+      </w:trPr>
+      <w:tc>
+        <w:tcPr>
+          <w:tcW w:w="386" w:type="pct"/>
+          <w:vMerge/>
+        </w:tcPr>
+        <w:p/>
+      </w:tc>
+      <w:tc>
+        <w:tcPr>
+          <w:tcW w:w="4614" w:type="pct"/>
           <w:vAlign w:val="center"/>
         </w:tcPr>
         <w:p>
           <w:pPr>
+            <w:spacing w:line="240" w:lineRule="auto"/>
             <w:jc w:val="right"/>
           </w:pPr>
           <w:sdt>
@@ -447,9 +562,9 @@
               <w:tag w:val="#BC:InsertDataItem,BCReportInformation/CompanyMetadata/CompanyBankName"/>
               <w:id w:val="1267649254"/>
               <w:placeholder>
-                <w:docPart w:val="6778DDD57DAB4F06B4FC3B5F6AB9069F"/>
+                <w:docPart w:val="CC811D58F81944DFB29876AAF0E3AF6B"/>
               </w:placeholder>
-              <w:dataBinding w:prefixMappings="xmlns:ns0='urn:microsoft-dynamics-nav/reports/Tenant_Report_Defaults/2000000001/'" w:xpath="/ns0:NavWordReportXmlPart[1]/ns0:BCReportInformation[1]/ns0:CompanyMetadata[1]/ns0:CompanyBankName[1]" w:storeItemID="{CE73FA57-C24E-4B83-A13D-AED1F3380EC2}"/>
+              <w:dataBinding w:prefixMappings="xmlns:ns0='urn:microsoft-dynamics-nav/reports/Tenant_Report_Defaults/2000000001/' " w:xpath="/ns0:NavWordReportXmlPart[1]/ns0:BCReportInformation[1]/ns0:CompanyMetadata[1]/ns0:CompanyBankName[1]" w:storeItemID="{CE73FA57-C24E-4B83-A13D-AED1F3380EC2}"/>
               <w15:color w:val="808080"/>
               <w:text/>
             </w:sdtPr>
@@ -468,9 +583,9 @@
               <w:tag w:val="#BC:InsertDataItem,BCReportInformation/CompanyMetadata/CompanyBankBranchNo"/>
               <w:id w:val="1044645876"/>
               <w:placeholder>
-                <w:docPart w:val="75ED6F803BBE4C758ADA305571504196"/>
+                <w:docPart w:val="FA33B48FC41B4B5B90AC0B05C5FD5CCC"/>
               </w:placeholder>
-              <w:dataBinding w:prefixMappings="xmlns:ns0='urn:microsoft-dynamics-nav/reports/Tenant_Report_Defaults/2000000001/'" w:xpath="/ns0:NavWordReportXmlPart[1]/ns0:BCReportInformation[1]/ns0:CompanyMetadata[1]/ns0:CompanyBankBranchNo[1]" w:storeItemID="{CE73FA57-C24E-4B83-A13D-AED1F3380EC2}"/>
+              <w:dataBinding w:prefixMappings="xmlns:ns0='urn:microsoft-dynamics-nav/reports/Tenant_Report_Defaults/2000000001/' " w:xpath="/ns0:NavWordReportXmlPart[1]/ns0:BCReportInformation[1]/ns0:CompanyMetadata[1]/ns0:CompanyBankBranchNo[1]" w:storeItemID="{CE73FA57-C24E-4B83-A13D-AED1F3380EC2}"/>
               <w15:color w:val="808080"/>
               <w:text/>
             </w:sdtPr>
@@ -489,9 +604,9 @@
               <w:tag w:val="#BC:InsertDataItem,BCReportInformation/CompanyMetadata/CompanyBankAccountNo"/>
               <w:id w:val="1646937185"/>
               <w:placeholder>
-                <w:docPart w:val="6778DDD57DAB4F06B4FC3B5F6AB9069F"/>
+                <w:docPart w:val="CC811D58F81944DFB29876AAF0E3AF6B"/>
               </w:placeholder>
-              <w:dataBinding w:prefixMappings="xmlns:ns0='urn:microsoft-dynamics-nav/reports/Tenant_Report_Defaults/2000000001/'" w:xpath="/ns0:NavWordReportXmlPart[1]/ns0:BCReportInformation[1]/ns0:CompanyMetadata[1]/ns0:CompanyBankAccountNo[1]" w:storeItemID="{CE73FA57-C24E-4B83-A13D-AED1F3380EC2}"/>
+              <w:dataBinding w:prefixMappings="xmlns:ns0='urn:microsoft-dynamics-nav/reports/Tenant_Report_Defaults/2000000001/' " w:xpath="/ns0:NavWordReportXmlPart[1]/ns0:BCReportInformation[1]/ns0:CompanyMetadata[1]/ns0:CompanyBankAccountNo[1]" w:storeItemID="{CE73FA57-C24E-4B83-A13D-AED1F3380EC2}"/>
               <w15:color w:val="808080"/>
               <w:text/>
             </w:sdtPr>
@@ -510,9 +625,9 @@
               <w:tag w:val="#BC:InsertDataItem,BCReportInformation/CompanyMetadata/CompanyRegistrationNoCaption"/>
               <w:id w:val="-1847702721"/>
               <w:placeholder>
-                <w:docPart w:val="BCF815284894427C9E0F05F0D3987FC2"/>
+                <w:docPart w:val="71969F21D6AB4960B4764034C8669949"/>
               </w:placeholder>
-              <w:dataBinding w:prefixMappings="xmlns:ns0='urn:microsoft-dynamics-nav/reports/Tenant_Report_Defaults/2000000001/'" w:xpath="/ns0:NavWordReportXmlPart[1]/ns0:BCReportInformation[1]/ns0:CompanyMetadata[1]/ns0:CompanyRegistrationNoCaption[1]" w:storeItemID="{CE73FA57-C24E-4B83-A13D-AED1F3380EC2}"/>
+              <w:dataBinding w:prefixMappings="xmlns:ns0='urn:microsoft-dynamics-nav/reports/Tenant_Report_Defaults/2000000001/' " w:xpath="/ns0:NavWordReportXmlPart[1]/ns0:BCReportInformation[1]/ns0:CompanyMetadata[1]/ns0:CompanyRegistrationNoCaption[1]" w:storeItemID="{CE73FA57-C24E-4B83-A13D-AED1F3380EC2}"/>
               <w15:color w:val="808080"/>
               <w:text/>
             </w:sdtPr>
@@ -523,6 +638,9 @@
             </w:sdtContent>
           </w:sdt>
           <w:r>
+            <w:t>:</w:t>
+          </w:r>
+          <w:r>
             <w:t xml:space="preserve"> </w:t>
           </w:r>
           <w:sdt>
@@ -531,9 +649,9 @@
               <w:tag w:val="#BC:InsertDataItem,BCReportInformation/CompanyMetadata/CompanyRegistrationNo"/>
               <w:id w:val="191272954"/>
               <w:placeholder>
-                <w:docPart w:val="6778DDD57DAB4F06B4FC3B5F6AB9069F"/>
+                <w:docPart w:val="CC811D58F81944DFB29876AAF0E3AF6B"/>
               </w:placeholder>
-              <w:dataBinding w:prefixMappings="xmlns:ns0='urn:microsoft-dynamics-nav/reports/Tenant_Report_Defaults/2000000001/'" w:xpath="/ns0:NavWordReportXmlPart[1]/ns0:BCReportInformation[1]/ns0:CompanyMetadata[1]/ns0:CompanyRegistrationNo[1]" w:storeItemID="{CE73FA57-C24E-4B83-A13D-AED1F3380EC2}"/>
+              <w:dataBinding w:prefixMappings="xmlns:ns0='urn:microsoft-dynamics-nav/reports/Tenant_Report_Defaults/2000000001/' " w:xpath="/ns0:NavWordReportXmlPart[1]/ns0:BCReportInformation[1]/ns0:CompanyMetadata[1]/ns0:CompanyRegistrationNo[1]" w:storeItemID="{CE73FA57-C24E-4B83-A13D-AED1F3380EC2}"/>
               <w15:color w:val="808080"/>
               <w:text/>
             </w:sdtPr>
@@ -552,9 +670,9 @@
               <w:tag w:val="#BC:InsertDataItem,BCReportInformation/CompanyMetadata/CompanyGiroNoCaption"/>
               <w:id w:val="-1559631381"/>
               <w:placeholder>
-                <w:docPart w:val="4FDD91EA87534E8FAD3FF69A5F8AE196"/>
+                <w:docPart w:val="737A9AD411D44F66A467D08E0674CA21"/>
               </w:placeholder>
-              <w:dataBinding w:prefixMappings="xmlns:ns0='urn:microsoft-dynamics-nav/reports/Tenant_Report_Defaults/2000000001/'" w:xpath="/ns0:NavWordReportXmlPart[1]/ns0:BCReportInformation[1]/ns0:CompanyMetadata[1]/ns0:CompanyGiroNoCaption[1]" w:storeItemID="{CE73FA57-C24E-4B83-A13D-AED1F3380EC2}"/>
+              <w:dataBinding w:prefixMappings="xmlns:ns0='urn:microsoft-dynamics-nav/reports/Tenant_Report_Defaults/2000000001/' " w:xpath="/ns0:NavWordReportXmlPart[1]/ns0:BCReportInformation[1]/ns0:CompanyMetadata[1]/ns0:CompanyGiroNoCaption[1]" w:storeItemID="{CE73FA57-C24E-4B83-A13D-AED1F3380EC2}"/>
               <w15:color w:val="808080"/>
               <w:text/>
             </w:sdtPr>
@@ -573,9 +691,9 @@
               <w:tag w:val="#BC:InsertDataItem,BCReportInformation/CompanyMetadata/CompanyGiroNo"/>
               <w:id w:val="1270732000"/>
               <w:placeholder>
-                <w:docPart w:val="6778DDD57DAB4F06B4FC3B5F6AB9069F"/>
+                <w:docPart w:val="CC811D58F81944DFB29876AAF0E3AF6B"/>
               </w:placeholder>
-              <w:dataBinding w:prefixMappings="xmlns:ns0='urn:microsoft-dynamics-nav/reports/Tenant_Report_Defaults/2000000001/'" w:xpath="/ns0:NavWordReportXmlPart[1]/ns0:BCReportInformation[1]/ns0:CompanyMetadata[1]/ns0:CompanyGiroNo[1]" w:storeItemID="{CE73FA57-C24E-4B83-A13D-AED1F3380EC2}"/>
+              <w:dataBinding w:prefixMappings="xmlns:ns0='urn:microsoft-dynamics-nav/reports/Tenant_Report_Defaults/2000000001/' " w:xpath="/ns0:NavWordReportXmlPart[1]/ns0:BCReportInformation[1]/ns0:CompanyMetadata[1]/ns0:CompanyGiroNo[1]" w:storeItemID="{CE73FA57-C24E-4B83-A13D-AED1F3380EC2}"/>
               <w15:color w:val="808080"/>
               <w:text/>
             </w:sdtPr>
@@ -658,7 +776,7 @@
             <w:placeholder>
               <w:docPart w:val="85734CD6EE1A4449AEF84D8311407282"/>
             </w:placeholder>
-            <w:dataBinding w:prefixMappings="xmlns:ns0='urn:microsoft-dynamics-nav/reports/Tenant_Report_Defaults/2000000001/'" w:xpath="/ns0:NavWordReportXmlPart[1]/ns0:BCReportInformation[1]/ns0:ReportMetadata[1]/ns0:ReportCaption[1]" w:storeItemID="{CE73FA57-C24E-4B83-A13D-AED1F3380EC2}"/>
+            <w:dataBinding w:prefixMappings="xmlns:ns0='urn:microsoft-dynamics-nav/reports/Tenant_Report_Defaults/2000000001/' " w:xpath="/ns0:NavWordReportXmlPart[1]/ns0:BCReportInformation[1]/ns0:ReportMetadata[1]/ns0:ReportCaption[1]" w:storeItemID="{CE73FA57-C24E-4B83-A13D-AED1F3380EC2}"/>
             <w15:color w:val="808080"/>
             <w:text/>
           </w:sdtPr>
@@ -692,7 +810,7 @@
               <w:placeholder>
                 <w:docPart w:val="DefaultPlaceholder_-1854013440"/>
               </w:placeholder>
-              <w:dataBinding w:prefixMappings="xmlns:ns0='urn:microsoft-dynamics-nav/reports/Tenant_Report_Defaults/2000000001/'" w:xpath="/ns0:NavWordReportXmlPart[1]/ns0:BCReportInformation[1]/ns0:ReportRequest[1]/ns0:CompanyName[1]" w:storeItemID="{CE73FA57-C24E-4B83-A13D-AED1F3380EC2}"/>
+              <w:dataBinding w:prefixMappings="xmlns:ns0='urn:microsoft-dynamics-nav/reports/Tenant_Report_Defaults/2000000001/' " w:xpath="/ns0:NavWordReportXmlPart[1]/ns0:BCReportInformation[1]/ns0:ReportRequest[1]/ns0:CompanyName[1]" w:storeItemID="{CE73FA57-C24E-4B83-A13D-AED1F3380EC2}"/>
               <w15:color w:val="808080"/>
               <w:text/>
             </w:sdtPr>
@@ -754,7 +872,7 @@
             <w:placeholder>
               <w:docPart w:val="DefaultPlaceholder_-1854013440"/>
             </w:placeholder>
-            <w:dataBinding w:prefixMappings="xmlns:ns0='urn:microsoft-dynamics-nav/reports/Tenant_Report_Defaults/2000000001/'" w:xpath="/ns0:NavWordReportXmlPart[1]/ns0:BCReportInformation[1]/ns0:ReportMetadata[1]/ns0:ReportCaption[1]" w:storeItemID="{CE73FA57-C24E-4B83-A13D-AED1F3380EC2}"/>
+            <w:dataBinding w:prefixMappings="xmlns:ns0='urn:microsoft-dynamics-nav/reports/Tenant_Report_Defaults/2000000001/' " w:xpath="/ns0:NavWordReportXmlPart[1]/ns0:BCReportInformation[1]/ns0:ReportMetadata[1]/ns0:ReportCaption[1]" w:storeItemID="{CE73FA57-C24E-4B83-A13D-AED1F3380EC2}"/>
             <w15:color w:val="808080"/>
             <w:text/>
           </w:sdtPr>
@@ -795,7 +913,7 @@
               <w:alias w:val="CompanyLogo"/>
               <w:tag w:val="#BC:InsertDataItem,BCReportInformation/CompanyMetadata/CompanyLogo"/>
               <w:id w:val="1096138144"/>
-              <w:dataBinding w:prefixMappings="xmlns:ns0='urn:microsoft-dynamics-nav/reports/Tenant_Report_Defaults/2000000001/'" w:xpath="/ns0:NavWordReportXmlPart[1]/ns0:BCReportInformation[1]/ns0:CompanyMetadata[1]/ns0:CompanyLogo[1]" w:storeItemID="{CE73FA57-C24E-4B83-A13D-AED1F3380EC2}"/>
+              <w:dataBinding w:prefixMappings="xmlns:ns0='urn:microsoft-dynamics-nav/reports/Tenant_Report_Defaults/2000000001/' " w:xpath="/ns0:NavWordReportXmlPart[1]/ns0:BCReportInformation[1]/ns0:CompanyMetadata[1]/ns0:CompanyLogo[1]" w:storeItemID="{CE73FA57-C24E-4B83-A13D-AED1F3380EC2}"/>
               <w:picture/>
             </w:sdtPr>
             <w:sdtContent>
@@ -29188,7 +29306,7 @@
     </w:docPart>
     <w:docPart>
       <w:docPartPr>
-        <w:name w:val="10340A287F024EFA912BF1A99F2E17BA"/>
+        <w:name w:val="715BA55F16D6461D8FF0556943F53226"/>
         <w:category>
           <w:name w:val="General"/>
           <w:gallery w:val="placeholder"/>
@@ -29199,12 +29317,12 @@
         <w:behaviors>
           <w:behavior w:val="content"/>
         </w:behaviors>
-        <w:guid w:val="{C2976DF7-DDB1-4717-89E2-4E43F09DE145}"/>
+        <w:guid w:val="{E7D3A03B-8E9E-41C4-A166-AA2267CD33A3}"/>
       </w:docPartPr>
       <w:docPartBody>
         <w:p>
           <w:pPr>
-            <w:pStyle w:val="10340A287F024EFA912BF1A99F2E17BA"/>
+            <w:pStyle w:val="715BA55F16D6461D8FF0556943F53226"/>
           </w:pPr>
           <w:r>
             <w:rPr>
@@ -29217,7 +29335,7 @@
     </w:docPart>
     <w:docPart>
       <w:docPartPr>
-        <w:name w:val="3187D34CE1F742AB8022E61DC2A74BB4"/>
+        <w:name w:val="52B490A4B13F46E396F1E125AC535A8D"/>
         <w:category>
           <w:name w:val="General"/>
           <w:gallery w:val="placeholder"/>
@@ -29228,12 +29346,12 @@
         <w:behaviors>
           <w:behavior w:val="content"/>
         </w:behaviors>
-        <w:guid w:val="{10A1ABDB-58F0-4801-A707-C81D0F31C9B8}"/>
+        <w:guid w:val="{FA7DB9BA-2749-43DE-8ADD-D21C25304E96}"/>
       </w:docPartPr>
       <w:docPartBody>
         <w:p>
           <w:pPr>
-            <w:pStyle w:val="3187D34CE1F742AB8022E61DC2A74BB4"/>
+            <w:pStyle w:val="52B490A4B13F46E396F1E125AC535A8D"/>
           </w:pPr>
           <w:r>
             <w:rPr>
@@ -29246,7 +29364,7 @@
     </w:docPart>
     <w:docPart>
       <w:docPartPr>
-        <w:name w:val="6778DDD57DAB4F06B4FC3B5F6AB9069F"/>
+        <w:name w:val="51749FEA88854DDC9594D266D98F3252"/>
         <w:category>
           <w:name w:val="General"/>
           <w:gallery w:val="placeholder"/>
@@ -29257,12 +29375,12 @@
         <w:behaviors>
           <w:behavior w:val="content"/>
         </w:behaviors>
-        <w:guid w:val="{37AB9F59-B132-44D8-B274-67ADCF81A7AF}"/>
+        <w:guid w:val="{5153DD60-07C7-432F-9BCC-1B602104A66E}"/>
       </w:docPartPr>
       <w:docPartBody>
         <w:p>
           <w:pPr>
-            <w:pStyle w:val="6778DDD57DAB4F06B4FC3B5F6AB9069F"/>
+            <w:pStyle w:val="51749FEA88854DDC9594D266D98F3252"/>
           </w:pPr>
           <w:r>
             <w:rPr>
@@ -29275,7 +29393,7 @@
     </w:docPart>
     <w:docPart>
       <w:docPartPr>
-        <w:name w:val="75ED6F803BBE4C758ADA305571504196"/>
+        <w:name w:val="CC811D58F81944DFB29876AAF0E3AF6B"/>
         <w:category>
           <w:name w:val="General"/>
           <w:gallery w:val="placeholder"/>
@@ -29286,12 +29404,12 @@
         <w:behaviors>
           <w:behavior w:val="content"/>
         </w:behaviors>
-        <w:guid w:val="{083D7C03-5882-4E0A-A40D-B3B1C5BDA4CE}"/>
+        <w:guid w:val="{FC21F6D5-C5BA-4708-BEE0-BEB99D4499F8}"/>
       </w:docPartPr>
       <w:docPartBody>
         <w:p>
           <w:pPr>
-            <w:pStyle w:val="75ED6F803BBE4C758ADA305571504196"/>
+            <w:pStyle w:val="CC811D58F81944DFB29876AAF0E3AF6B"/>
           </w:pPr>
           <w:r>
             <w:rPr>
@@ -29304,7 +29422,7 @@
     </w:docPart>
     <w:docPart>
       <w:docPartPr>
-        <w:name w:val="BCF815284894427C9E0F05F0D3987FC2"/>
+        <w:name w:val="FA33B48FC41B4B5B90AC0B05C5FD5CCC"/>
         <w:category>
           <w:name w:val="General"/>
           <w:gallery w:val="placeholder"/>
@@ -29315,12 +29433,12 @@
         <w:behaviors>
           <w:behavior w:val="content"/>
         </w:behaviors>
-        <w:guid w:val="{786588D3-6735-4628-88AD-4012B8956B07}"/>
+        <w:guid w:val="{E69BC088-E9DB-49B6-B1AA-29902B75F077}"/>
       </w:docPartPr>
       <w:docPartBody>
         <w:p>
           <w:pPr>
-            <w:pStyle w:val="BCF815284894427C9E0F05F0D3987FC2"/>
+            <w:pStyle w:val="FA33B48FC41B4B5B90AC0B05C5FD5CCC"/>
           </w:pPr>
           <w:r>
             <w:rPr>
@@ -29333,7 +29451,7 @@
     </w:docPart>
     <w:docPart>
       <w:docPartPr>
-        <w:name w:val="4FDD91EA87534E8FAD3FF69A5F8AE196"/>
+        <w:name w:val="71969F21D6AB4960B4764034C8669949"/>
         <w:category>
           <w:name w:val="General"/>
           <w:gallery w:val="placeholder"/>
@@ -29344,12 +29462,41 @@
         <w:behaviors>
           <w:behavior w:val="content"/>
         </w:behaviors>
-        <w:guid w:val="{09FE2B22-1581-4A13-91BD-ECD33668D26B}"/>
+        <w:guid w:val="{AE857EDE-EF91-40F8-B358-75394D53BBC9}"/>
       </w:docPartPr>
       <w:docPartBody>
         <w:p>
           <w:pPr>
-            <w:pStyle w:val="4FDD91EA87534E8FAD3FF69A5F8AE196"/>
+            <w:pStyle w:val="71969F21D6AB4960B4764034C8669949"/>
+          </w:pPr>
+          <w:r>
+            <w:rPr>
+              <w:rStyle w:val="PlaceholderText"/>
+            </w:rPr>
+            <w:t>Click or tap here to enter text.</w:t>
+          </w:r>
+        </w:p>
+      </w:docPartBody>
+    </w:docPart>
+    <w:docPart>
+      <w:docPartPr>
+        <w:name w:val="737A9AD411D44F66A467D08E0674CA21"/>
+        <w:category>
+          <w:name w:val="General"/>
+          <w:gallery w:val="placeholder"/>
+        </w:category>
+        <w:types>
+          <w:type w:val="bbPlcHdr"/>
+        </w:types>
+        <w:behaviors>
+          <w:behavior w:val="content"/>
+        </w:behaviors>
+        <w:guid w:val="{CE828617-2237-4DFA-9D66-E8780A0485C1}"/>
+      </w:docPartPr>
+      <w:docPartBody>
+        <w:p>
+          <w:pPr>
+            <w:pStyle w:val="737A9AD411D44F66A467D08E0674CA21"/>
           </w:pPr>
           <w:r>
             <w:rPr>
@@ -29381,6 +29528,7 @@
     <w:sig w:usb0="E0002EFF" w:usb1="C000785B" w:usb2="00000009" w:usb3="00000000" w:csb0="000001FF" w:csb1="00000000"/>
   </w:font>
   <w:font w:name="Aptos">
+    <w:panose1 w:val="020B0004020202020204"/>
     <w:charset w:val="00"/>
     <w:family w:val="swiss"/>
     <w:pitch w:val="variable"/>
@@ -29436,6 +29584,7 @@
     <w:sig w:usb0="E00006FF" w:usb1="0000FCFF" w:usb2="00000001" w:usb3="00000000" w:csb0="0000019F" w:csb1="00000000"/>
   </w:font>
   <w:font w:name="Aptos Display">
+    <w:panose1 w:val="020B0004020202020204"/>
     <w:charset w:val="00"/>
     <w:family w:val="swiss"/>
     <w:pitch w:val="variable"/>
@@ -29462,6 +29611,7 @@
   <w:rsids>
     <w:rsidRoot w:val="005E35BE"/>
     <w:rsid w:val="00044D4D"/>
+    <w:rsid w:val="000617F1"/>
     <w:rsid w:val="00073078"/>
     <w:rsid w:val="0009355D"/>
     <w:rsid w:val="000B1A77"/>
@@ -29477,6 +29627,7 @@
     <w:rsid w:val="001F6C15"/>
     <w:rsid w:val="00214923"/>
     <w:rsid w:val="00270D26"/>
+    <w:rsid w:val="00272BBD"/>
     <w:rsid w:val="0027442B"/>
     <w:rsid w:val="002A6E8F"/>
     <w:rsid w:val="002B3B07"/>
@@ -29496,6 +29647,7 @@
     <w:rsid w:val="00426683"/>
     <w:rsid w:val="0042793B"/>
     <w:rsid w:val="00441283"/>
+    <w:rsid w:val="0049041F"/>
     <w:rsid w:val="004966EF"/>
     <w:rsid w:val="005073E4"/>
     <w:rsid w:val="00507E0A"/>
@@ -29506,6 +29658,8 @@
     <w:rsid w:val="005E35BE"/>
     <w:rsid w:val="006163C0"/>
     <w:rsid w:val="0061775E"/>
+    <w:rsid w:val="00636EC5"/>
+    <w:rsid w:val="006B72F1"/>
     <w:rsid w:val="006E2F20"/>
     <w:rsid w:val="006F7175"/>
     <w:rsid w:val="00781235"/>
@@ -29546,6 +29700,7 @@
     <w:rsid w:val="00CC7327"/>
     <w:rsid w:val="00CD6CA3"/>
     <w:rsid w:val="00CE4C52"/>
+    <w:rsid w:val="00CF1862"/>
     <w:rsid w:val="00D365DE"/>
     <w:rsid w:val="00D52343"/>
     <w:rsid w:val="00D776C4"/>
@@ -30014,7 +30169,7 @@
     <w:basedOn w:val="DefaultParagraphFont"/>
     <w:uiPriority w:val="99"/>
     <w:semiHidden/>
-    <w:rsid w:val="000B1A77"/>
+    <w:rsid w:val="0049041F"/>
     <w:rPr>
       <w:color w:val="666666"/>
     </w:rPr>
@@ -30032,9 +30187,9 @@
       <w14:ligatures w14:val="standardContextual"/>
     </w:rPr>
   </w:style>
-  <w:style w:type="paragraph" w:customStyle="1" w:styleId="10340A287F024EFA912BF1A99F2E17BA">
-    <w:name w:val="10340A287F024EFA912BF1A99F2E17BA"/>
-    <w:rsid w:val="000B1A77"/>
+  <w:style w:type="paragraph" w:customStyle="1" w:styleId="715BA55F16D6461D8FF0556943F53226">
+    <w:name w:val="715BA55F16D6461D8FF0556943F53226"/>
+    <w:rsid w:val="0049041F"/>
     <w:pPr>
       <w:spacing w:line="278" w:lineRule="auto"/>
     </w:pPr>
@@ -30042,12 +30197,13 @@
       <w:kern w:val="2"/>
       <w:sz w:val="24"/>
       <w:szCs w:val="24"/>
+      <w:lang w:val="en-DK" w:eastAsia="en-DK"/>
       <w14:ligatures w14:val="standardContextual"/>
     </w:rPr>
   </w:style>
-  <w:style w:type="paragraph" w:customStyle="1" w:styleId="F90184B3D62B4E2EBB5A67028BC67DF6">
-    <w:name w:val="F90184B3D62B4E2EBB5A67028BC67DF6"/>
-    <w:rsid w:val="000B1A77"/>
+  <w:style w:type="paragraph" w:customStyle="1" w:styleId="52B490A4B13F46E396F1E125AC535A8D">
+    <w:name w:val="52B490A4B13F46E396F1E125AC535A8D"/>
+    <w:rsid w:val="0049041F"/>
     <w:pPr>
       <w:spacing w:line="278" w:lineRule="auto"/>
     </w:pPr>
@@ -30055,12 +30211,13 @@
       <w:kern w:val="2"/>
       <w:sz w:val="24"/>
       <w:szCs w:val="24"/>
+      <w:lang w:val="en-DK" w:eastAsia="en-DK"/>
       <w14:ligatures w14:val="standardContextual"/>
     </w:rPr>
   </w:style>
-  <w:style w:type="paragraph" w:customStyle="1" w:styleId="3187D34CE1F742AB8022E61DC2A74BB4">
-    <w:name w:val="3187D34CE1F742AB8022E61DC2A74BB4"/>
-    <w:rsid w:val="000B1A77"/>
+  <w:style w:type="paragraph" w:customStyle="1" w:styleId="51749FEA88854DDC9594D266D98F3252">
+    <w:name w:val="51749FEA88854DDC9594D266D98F3252"/>
+    <w:rsid w:val="0049041F"/>
     <w:pPr>
       <w:spacing w:line="278" w:lineRule="auto"/>
     </w:pPr>
@@ -30068,12 +30225,13 @@
       <w:kern w:val="2"/>
       <w:sz w:val="24"/>
       <w:szCs w:val="24"/>
+      <w:lang w:val="en-DK" w:eastAsia="en-DK"/>
       <w14:ligatures w14:val="standardContextual"/>
     </w:rPr>
   </w:style>
-  <w:style w:type="paragraph" w:customStyle="1" w:styleId="6778DDD57DAB4F06B4FC3B5F6AB9069F">
-    <w:name w:val="6778DDD57DAB4F06B4FC3B5F6AB9069F"/>
-    <w:rsid w:val="000B1A77"/>
+  <w:style w:type="paragraph" w:customStyle="1" w:styleId="CC811D58F81944DFB29876AAF0E3AF6B">
+    <w:name w:val="CC811D58F81944DFB29876AAF0E3AF6B"/>
+    <w:rsid w:val="0049041F"/>
     <w:pPr>
       <w:spacing w:line="278" w:lineRule="auto"/>
     </w:pPr>
@@ -30081,12 +30239,13 @@
       <w:kern w:val="2"/>
       <w:sz w:val="24"/>
       <w:szCs w:val="24"/>
+      <w:lang w:val="en-DK" w:eastAsia="en-DK"/>
       <w14:ligatures w14:val="standardContextual"/>
     </w:rPr>
   </w:style>
-  <w:style w:type="paragraph" w:customStyle="1" w:styleId="75ED6F803BBE4C758ADA305571504196">
-    <w:name w:val="75ED6F803BBE4C758ADA305571504196"/>
-    <w:rsid w:val="000B1A77"/>
+  <w:style w:type="paragraph" w:customStyle="1" w:styleId="FA33B48FC41B4B5B90AC0B05C5FD5CCC">
+    <w:name w:val="FA33B48FC41B4B5B90AC0B05C5FD5CCC"/>
+    <w:rsid w:val="0049041F"/>
     <w:pPr>
       <w:spacing w:line="278" w:lineRule="auto"/>
     </w:pPr>
@@ -30094,12 +30253,13 @@
       <w:kern w:val="2"/>
       <w:sz w:val="24"/>
       <w:szCs w:val="24"/>
+      <w:lang w:val="en-DK" w:eastAsia="en-DK"/>
       <w14:ligatures w14:val="standardContextual"/>
     </w:rPr>
   </w:style>
-  <w:style w:type="paragraph" w:customStyle="1" w:styleId="BCF815284894427C9E0F05F0D3987FC2">
-    <w:name w:val="BCF815284894427C9E0F05F0D3987FC2"/>
-    <w:rsid w:val="000B1A77"/>
+  <w:style w:type="paragraph" w:customStyle="1" w:styleId="71969F21D6AB4960B4764034C8669949">
+    <w:name w:val="71969F21D6AB4960B4764034C8669949"/>
+    <w:rsid w:val="0049041F"/>
     <w:pPr>
       <w:spacing w:line="278" w:lineRule="auto"/>
     </w:pPr>
@@ -30107,12 +30267,13 @@
       <w:kern w:val="2"/>
       <w:sz w:val="24"/>
       <w:szCs w:val="24"/>
+      <w:lang w:val="en-DK" w:eastAsia="en-DK"/>
       <w14:ligatures w14:val="standardContextual"/>
     </w:rPr>
   </w:style>
-  <w:style w:type="paragraph" w:customStyle="1" w:styleId="4FDD91EA87534E8FAD3FF69A5F8AE196">
-    <w:name w:val="4FDD91EA87534E8FAD3FF69A5F8AE196"/>
-    <w:rsid w:val="000B1A77"/>
+  <w:style w:type="paragraph" w:customStyle="1" w:styleId="737A9AD411D44F66A467D08E0674CA21">
+    <w:name w:val="737A9AD411D44F66A467D08E0674CA21"/>
+    <w:rsid w:val="0049041F"/>
     <w:pPr>
       <w:spacing w:line="278" w:lineRule="auto"/>
     </w:pPr>
@@ -30120,6 +30281,7 @@
       <w:kern w:val="2"/>
       <w:sz w:val="24"/>
       <w:szCs w:val="24"/>
+      <w:lang w:val="en-DK" w:eastAsia="en-DK"/>
       <w14:ligatures w14:val="standardContextual"/>
     </w:rPr>
   </w:style>
@@ -30356,7 +30518,7 @@
 
 <file path=word/webextensions/taskpanes.xml><?xml version="1.0" encoding="utf-8"?>
 <wetp:taskpanes xmlns:wetp="http://schemas.microsoft.com/office/webextensions/taskpanes/2010/11">
-  <wetp:taskpane dockstate="right" visibility="0" width="350" row="3">
+  <wetp:taskpane dockstate="right" visibility="0" width="700" row="8">
     <wetp:webextensionref xmlns:r="http://schemas.openxmlformats.org/officeDocument/2006/relationships" r:id="rId1"/>
   </wetp:taskpane>
   <wetp:taskpane dockstate="right" visibility="0" width="350" row="8">
